--- a/rad/zbornik/Алгоритми_за_визуелну_одометрију_са_применом_у_мобилној_роботици_Зборник_ФТН.docx
+++ b/rad/zbornik/Алгоритми_за_визуелну_одометрију_са_применом_у_мобилној_роботици_Зборник_ФТН.docx
@@ -1,6 +1,6 @@
 
 <file path=word/document.xml><?xml version="1.0" encoding="utf-8"?>
-<w:document xmlns:wpc="http://schemas.microsoft.com/office/word/2010/wordprocessingCanvas" xmlns:cx="http://schemas.microsoft.com/office/drawing/2014/chartex" xmlns:cx1="http://schemas.microsoft.com/office/drawing/2015/9/8/chartex" xmlns:cx2="http://schemas.microsoft.com/office/drawing/2015/10/21/chartex" xmlns:cx3="http://schemas.microsoft.com/office/drawing/2016/5/9/chartex" xmlns:cx4="http://schemas.microsoft.com/office/drawing/2016/5/10/chartex" xmlns:cx5="http://schemas.microsoft.com/office/drawing/2016/5/11/chartex" xmlns:cx6="http://schemas.microsoft.com/office/drawing/2016/5/12/chartex" xmlns:cx7="http://schemas.microsoft.com/office/drawing/2016/5/13/chartex" xmlns:cx8="http://schemas.microsoft.com/office/drawing/2016/5/14/chartex" xmlns:mc="http://schemas.openxmlformats.org/markup-compatibility/2006" xmlns:aink="http://schemas.microsoft.com/office/drawing/2016/ink" xmlns:am3d="http://schemas.microsoft.com/office/drawing/2017/model3d" xmlns:o="urn:schemas-microsoft-com:office:office" xmlns:oel="http://schemas.microsoft.com/office/2019/extlst" xmlns:r="http://schemas.openxmlformats.org/officeDocument/2006/relationships" xmlns:m="http://schemas.openxmlformats.org/officeDocument/2006/math" xmlns:v="urn:schemas-microsoft-com:vml" xmlns:wp14="http://schemas.microsoft.com/office/word/2010/wordprocessingDrawing" xmlns:wp="http://schemas.openxmlformats.org/drawingml/2006/wordprocessingDrawing" xmlns:w10="urn:schemas-microsoft-com:office:word" xmlns:w="http://schemas.openxmlformats.org/wordprocessingml/2006/main" xmlns:w14="http://schemas.microsoft.com/office/word/2010/wordml" xmlns:w15="http://schemas.microsoft.com/office/word/2012/wordml" xmlns:w16cex="http://schemas.microsoft.com/office/word/2018/wordml/cex" xmlns:w16cid="http://schemas.microsoft.com/office/word/2016/wordml/cid" xmlns:w16="http://schemas.microsoft.com/office/word/2018/wordml" xmlns:w16du="http://schemas.microsoft.com/office/word/2023/wordml/word16du" xmlns:w16sdtdh="http://schemas.microsoft.com/office/word/2020/wordml/sdtdatahash" xmlns:w16se="http://schemas.microsoft.com/office/word/2015/wordml/symex" xmlns:wpg="http://schemas.microsoft.com/office/word/2010/wordprocessingGroup" xmlns:wpi="http://schemas.microsoft.com/office/word/2010/wordprocessingInk" xmlns:wne="http://schemas.microsoft.com/office/word/2006/wordml" xmlns:wps="http://schemas.microsoft.com/office/word/2010/wordprocessingShape" mc:Ignorable="w14 w15 w16se w16cid w16 w16cex w16sdtdh w16du wp14">
+<w:document xmlns:wpc="http://schemas.microsoft.com/office/word/2010/wordprocessingCanvas" xmlns:cx="http://schemas.microsoft.com/office/drawing/2014/chartex" xmlns:cx1="http://schemas.microsoft.com/office/drawing/2015/9/8/chartex" xmlns:cx2="http://schemas.microsoft.com/office/drawing/2015/10/21/chartex" xmlns:cx3="http://schemas.microsoft.com/office/drawing/2016/5/9/chartex" xmlns:cx4="http://schemas.microsoft.com/office/drawing/2016/5/10/chartex" xmlns:cx5="http://schemas.microsoft.com/office/drawing/2016/5/11/chartex" xmlns:cx6="http://schemas.microsoft.com/office/drawing/2016/5/12/chartex" xmlns:cx7="http://schemas.microsoft.com/office/drawing/2016/5/13/chartex" xmlns:cx8="http://schemas.microsoft.com/office/drawing/2016/5/14/chartex" xmlns:mc="http://schemas.openxmlformats.org/markup-compatibility/2006" xmlns:aink="http://schemas.microsoft.com/office/drawing/2016/ink" xmlns:am3d="http://schemas.microsoft.com/office/drawing/2017/model3d" xmlns:o="urn:schemas-microsoft-com:office:office" xmlns:oel="http://schemas.microsoft.com/office/2019/extlst" xmlns:r="http://schemas.openxmlformats.org/officeDocument/2006/relationships" xmlns:m="http://schemas.openxmlformats.org/officeDocument/2006/math" xmlns:v="urn:schemas-microsoft-com:vml" xmlns:wp14="http://schemas.microsoft.com/office/word/2010/wordprocessingDrawing" xmlns:wp="http://schemas.openxmlformats.org/drawingml/2006/wordprocessingDrawing" xmlns:w10="urn:schemas-microsoft-com:office:word" xmlns:w="http://schemas.openxmlformats.org/wordprocessingml/2006/main" xmlns:w14="http://schemas.microsoft.com/office/word/2010/wordml" xmlns:w15="http://schemas.microsoft.com/office/word/2012/wordml" xmlns:w16cex="http://schemas.microsoft.com/office/word/2018/wordml/cex" xmlns:w16cid="http://schemas.microsoft.com/office/word/2016/wordml/cid" xmlns:w16="http://schemas.microsoft.com/office/word/2018/wordml" xmlns:w16du="http://schemas.microsoft.com/office/word/2023/wordml/word16du" xmlns:w16sdtdh="http://schemas.microsoft.com/office/word/2020/wordml/sdtdatahash" xmlns:w16sdtfl="http://schemas.microsoft.com/office/word/2024/wordml/sdtformatlock" xmlns:w16se="http://schemas.microsoft.com/office/word/2015/wordml/symex" xmlns:wpg="http://schemas.microsoft.com/office/word/2010/wordprocessingGroup" xmlns:wpi="http://schemas.microsoft.com/office/word/2010/wordprocessingInk" xmlns:wne="http://schemas.microsoft.com/office/word/2006/wordml" xmlns:wps="http://schemas.microsoft.com/office/word/2010/wordprocessingShape" mc:Ignorable="w14 w15 w16se w16cid w16 w16cex w16sdtdh w16sdtfl w16du wp14">
   <w:body>
     <w:tbl>
       <w:tblPr>
@@ -915,10 +915,10 @@
         <w:t xml:space="preserve"> </w:t>
       </w:r>
       <w:r>
-        <w:t>ФОРМАТИРАЊЕ</w:t>
-      </w:r>
-      <w:r>
-        <w:t xml:space="preserve"> И ПИСАЊЕ ТЕКСТА</w:t>
+        <w:rPr>
+          <w:lang w:val="sr-Cyrl-RS"/>
+        </w:rPr>
+        <w:t>Визуелна одометрија</w:t>
       </w:r>
     </w:p>
     <w:p>
@@ -927,7 +927,7 @@
         <w:rPr>
           <w:rStyle w:val="0-Char"/>
           <w:rFonts w:eastAsiaTheme="minorEastAsia"/>
-          <w:lang w:val="sr-Cyrl-RS"/>
+          <w:lang w:val="en-US"/>
         </w:rPr>
       </w:pPr>
       <w:r>
@@ -936,37 +936,29 @@
           <w:rFonts w:eastAsiaTheme="minorEastAsia"/>
           <w:lang w:val="sr-Cyrl-RS"/>
         </w:rPr>
-        <w:t>За форматирање овог рада можете користити предефинисане стилова предложка. Коришћење стилова не гарантује потпуно усклађен рад са предложком Зборника, те је потребно детаљно прочитати ово упутство и упоредити рад са овим предложком.</w:t>
-      </w:r>
-    </w:p>
-    <w:p>
-      <w:pPr>
-        <w:pStyle w:val="0-"/>
-        <w:rPr>
-          <w:rFonts w:ascii="Times New Roman" w:hAnsi="Times New Roman" w:cs="Times New Roman"/>
-          <w:iCs/>
-          <w:szCs w:val="20"/>
-          <w:lang w:val="sr-Cyrl-RS"/>
-        </w:rPr>
-      </w:pPr>
+        <w:t>Визуелна одометрија инкрементално естимира позу камере која се креће тако што прати промене у сликама које тај покрет индукује. Окружење у којем се налази камера значајно утиче на успешност ВО. Да би ВО могла да одреди кретање, потребно је да окружење буде довољно осветљено и да сцена буде статична и са довољно текстуре. Битно је да постоји довољно преклапање сцене изме</w:t>
+      </w:r>
       <w:r>
         <w:rPr>
           <w:rStyle w:val="0-Char"/>
           <w:rFonts w:eastAsiaTheme="minorEastAsia"/>
-        </w:rPr>
-        <w:t xml:space="preserve">На страницама рада, све четири  маргине треба да буду по 2 цм. </w:t>
+          <w:lang w:val="sr-Cyrl-RS"/>
+        </w:rPr>
+        <w:t>ђ</w:t>
       </w:r>
       <w:r>
         <w:rPr>
           <w:rStyle w:val="0-Char"/>
           <w:rFonts w:eastAsiaTheme="minorEastAsia"/>
-        </w:rPr>
-        <w:t>Не врши се означавање</w:t>
+          <w:lang w:val="sr-Cyrl-RS"/>
+        </w:rPr>
+        <w:t>у узастопних слика</w:t>
       </w:r>
       <w:r>
         <w:rPr>
           <w:rStyle w:val="0-Char"/>
           <w:rFonts w:eastAsiaTheme="minorEastAsia"/>
+          <w:lang w:val="sr-Cyrl-RS"/>
         </w:rPr>
         <w:t xml:space="preserve"> </w:t>
       </w:r>
@@ -974,576 +966,57 @@
         <w:rPr>
           <w:rStyle w:val="0-Char"/>
           <w:rFonts w:eastAsiaTheme="minorEastAsia"/>
-        </w:rPr>
-        <w:t>(</w:t>
+          <w:lang w:val="en-US"/>
+        </w:rPr>
+        <w:t>[1]</w:t>
       </w:r>
       <w:r>
         <w:rPr>
           <w:rStyle w:val="0-Char"/>
           <w:rFonts w:eastAsiaTheme="minorEastAsia"/>
-        </w:rPr>
-        <w:t>нумерација</w:t>
+          <w:lang w:val="sr-Cyrl-RS"/>
+        </w:rPr>
+        <w:t xml:space="preserve">. Процена дубине представља основу алгоритама ВО. У случају стерео ВО, дубина сцене се рачуна на основу пиксела који се подударају у сликама леве и десне камере. На основу разлике њиховог положаја у обе слике, познатог растојања између камера (базна дистанца) и унутрашњих параметара камера, </w:t>
       </w:r>
       <w:r>
         <w:rPr>
           <w:rStyle w:val="0-Char"/>
           <w:rFonts w:eastAsiaTheme="minorEastAsia"/>
-        </w:rPr>
-        <w:t>)</w:t>
+          <w:lang w:val="sr-Cyrl-RS"/>
+        </w:rPr>
+        <w:t>положај</w:t>
       </w:r>
       <w:r>
         <w:rPr>
           <w:rStyle w:val="0-Char"/>
           <w:rFonts w:eastAsiaTheme="minorEastAsia"/>
-        </w:rPr>
-        <w:t xml:space="preserve"> страна</w:t>
-      </w:r>
-      <w:r>
-        <w:rPr>
-          <w:rFonts w:ascii="Times New Roman" w:hAnsi="Times New Roman" w:cs="Times New Roman"/>
-          <w:iCs/>
-          <w:szCs w:val="20"/>
-        </w:rPr>
-        <w:t>.</w:t>
-      </w:r>
-      <w:r>
-        <w:rPr>
-          <w:rFonts w:ascii="Times New Roman" w:hAnsi="Times New Roman" w:cs="Times New Roman"/>
-          <w:iCs/>
-          <w:szCs w:val="20"/>
           <w:lang w:val="sr-Cyrl-RS"/>
         </w:rPr>
         <w:t xml:space="preserve"> </w:t>
       </w:r>
-    </w:p>
-    <w:p>
-      <w:pPr>
-        <w:pStyle w:val="2-"/>
-      </w:pPr>
-      <w:r>
-        <w:t>Форматирање</w:t>
-      </w:r>
-      <w:r>
-        <w:t xml:space="preserve"> текста</w:t>
-      </w:r>
-    </w:p>
-    <w:p>
-      <w:pPr>
-        <w:pStyle w:val="0-"/>
-        <w:spacing w:before="120"/>
-        <w:rPr>
-          <w:iCs/>
-          <w:lang w:val="sr-Cyrl-RS"/>
-        </w:rPr>
-      </w:pPr>
-      <w:r>
-        <w:t xml:space="preserve">Рад треба да буде написан у </w:t>
-      </w:r>
-      <w:r>
-        <w:t>дв</w:t>
-      </w:r>
-      <w:r>
-        <w:rPr>
-          <w:lang w:val="sr-Cyrl-RS"/>
-        </w:rPr>
-        <w:t>а ступца</w:t>
-      </w:r>
-      <w:r>
-        <w:t xml:space="preserve"> </w:t>
-      </w:r>
-      <w:r>
-        <w:rPr>
-          <w:lang w:val="sr-Cyrl-RS"/>
-        </w:rPr>
-        <w:t>(</w:t>
-      </w:r>
-      <w:r>
-        <w:t>колоне</w:t>
-      </w:r>
-      <w:r>
-        <w:rPr>
-          <w:lang w:val="sr-Cyrl-RS"/>
-        </w:rPr>
-        <w:t>)</w:t>
-      </w:r>
-      <w:r>
-        <w:t xml:space="preserve"> једнаке ширине,</w:t>
-      </w:r>
-      <w:r>
-        <w:rPr>
-          <w:lang w:val="sr-Cyrl-RS"/>
-        </w:rPr>
-        <w:t xml:space="preserve"> поравнате с горње стране,</w:t>
-      </w:r>
-      <w:r>
-        <w:t xml:space="preserve"> са размаком од 0,5</w:t>
-      </w:r>
-      <w:r>
-        <w:t> </w:t>
-      </w:r>
-      <w:r>
-        <w:t xml:space="preserve">цм и </w:t>
-      </w:r>
-      <w:r>
-        <w:t xml:space="preserve">бар приближно </w:t>
-      </w:r>
-      <w:r>
-        <w:t xml:space="preserve">једнаке дужине </w:t>
-      </w:r>
-      <w:r>
-        <w:rPr>
-          <w:lang w:val="sr-Cyrl-RS"/>
-        </w:rPr>
-        <w:t>са</w:t>
-      </w:r>
-      <w:r>
-        <w:t xml:space="preserve"> </w:t>
-      </w:r>
-      <w:r>
-        <w:rPr>
-          <w:lang w:val="sr-Cyrl-RS"/>
-        </w:rPr>
-        <w:t>доње стране</w:t>
-      </w:r>
-      <w:r>
-        <w:t xml:space="preserve">. </w:t>
-      </w:r>
-      <w:r>
-        <w:rPr>
-          <w:lang w:val="sr-Cyrl-RS"/>
-        </w:rPr>
-        <w:t>Р</w:t>
-      </w:r>
-      <w:r>
-        <w:t>азмак</w:t>
-      </w:r>
-      <w:r>
-        <w:rPr>
-          <w:lang w:val="sr-Cyrl-RS"/>
-        </w:rPr>
-        <w:t xml:space="preserve"> </w:t>
-      </w:r>
-      <w:r>
-        <w:t>за наслове</w:t>
-      </w:r>
-      <w:r>
-        <w:rPr>
-          <w:lang w:val="sr-Cyrl-RS"/>
-        </w:rPr>
-        <w:t xml:space="preserve"> треба да буде</w:t>
-      </w:r>
-      <w:r>
-        <w:t xml:space="preserve"> 12 </w:t>
-      </w:r>
-      <w:r>
-        <w:rPr>
-          <w:i/>
-        </w:rPr>
-        <w:t>pt</w:t>
-      </w:r>
-      <w:r>
-        <w:rPr>
-          <w:i/>
-        </w:rPr>
-        <w:t xml:space="preserve"> before</w:t>
-      </w:r>
-      <w:r>
-        <w:rPr>
-          <w:iCs/>
-          <w:lang w:val="sr-Cyrl-RS"/>
-        </w:rPr>
-        <w:t xml:space="preserve"> и</w:t>
-      </w:r>
-      <w:r>
-        <w:rPr>
-          <w:i/>
-        </w:rPr>
-        <w:t xml:space="preserve"> after</w:t>
-      </w:r>
-      <w:r>
-        <w:rPr>
-          <w:lang w:val="sr-Cyrl-RS"/>
-        </w:rPr>
-        <w:t>, а за поднаслове</w:t>
-      </w:r>
-      <w:r>
-        <w:rPr>
-          <w:lang w:val="sr-Cyrl-RS"/>
-        </w:rPr>
-        <w:t xml:space="preserve"> </w:t>
-      </w:r>
-      <w:r>
-        <w:t>6 </w:t>
-      </w:r>
-      <w:r>
-        <w:rPr>
-          <w:i/>
-        </w:rPr>
-        <w:t>pt</w:t>
-      </w:r>
-      <w:r>
-        <w:rPr>
-          <w:i/>
-        </w:rPr>
-        <w:t xml:space="preserve"> before </w:t>
-      </w:r>
-      <w:r>
-        <w:rPr>
-          <w:iCs/>
-          <w:lang w:val="sr-Cyrl-RS"/>
-        </w:rPr>
-        <w:t>и</w:t>
-      </w:r>
-      <w:r>
-        <w:rPr>
-          <w:i/>
-        </w:rPr>
-        <w:t xml:space="preserve"> after</w:t>
-      </w:r>
-      <w:r>
-        <w:rPr>
-          <w:iCs/>
-        </w:rPr>
-        <w:t xml:space="preserve">. </w:t>
-      </w:r>
-    </w:p>
-    <w:p>
-      <w:pPr>
-        <w:pStyle w:val="2-"/>
-      </w:pPr>
-      <w:r>
-        <w:t>Писање</w:t>
-      </w:r>
-      <w:r>
-        <w:t xml:space="preserve"> текста</w:t>
-      </w:r>
-    </w:p>
-    <w:p>
-      <w:pPr>
-        <w:pStyle w:val="0-"/>
-      </w:pPr>
-      <w:r>
-        <w:lastRenderedPageBreak/>
-        <w:t xml:space="preserve">На почетку (само) прве стране налази се Заглавље Зборника. После заглавља треба оставити два празна реда за накнадно уписивање УДК броја и ДОИ идентификатора. Ове податке уноси </w:t>
-      </w:r>
-      <w:r>
-        <w:rPr>
-          <w:lang w:val="sr-Cyrl-RS"/>
-        </w:rPr>
-        <w:t>Уређивачки одбор</w:t>
-      </w:r>
-      <w:r>
-        <w:t xml:space="preserve"> </w:t>
-      </w:r>
-      <w:r>
-        <w:t>Зборника у коначну верзију рада.</w:t>
-      </w:r>
-    </w:p>
-    <w:p>
-      <w:pPr>
-        <w:pStyle w:val="0-"/>
-      </w:pPr>
-      <w:r>
-        <w:t>На средини прве странице рукописа написати</w:t>
-      </w:r>
-      <w:r>
-        <w:rPr>
-          <w:lang w:val="sr-Cyrl-RS"/>
-        </w:rPr>
-        <w:t xml:space="preserve"> пуномасним словима</w:t>
-      </w:r>
-      <w:r>
-        <w:t xml:space="preserve"> (</w:t>
-      </w:r>
-      <w:r>
-        <w:rPr>
-          <w:i/>
-        </w:rPr>
-        <w:t>bold</w:t>
-      </w:r>
-      <w:r>
-        <w:t xml:space="preserve">) </w:t>
-      </w:r>
-      <w:r>
-        <w:t>величине 12</w:t>
-      </w:r>
-      <w:r>
-        <w:rPr>
-          <w:lang w:val="sr-Cyrl-RS"/>
-        </w:rPr>
-        <w:t xml:space="preserve"> </w:t>
-      </w:r>
-      <w:r>
-        <w:t xml:space="preserve">наслов рада на српском језику (до два реда), </w:t>
-      </w:r>
-      <w:r>
-        <w:t>а затим и</w:t>
-      </w:r>
-      <w:r>
-        <w:t xml:space="preserve"> наслов </w:t>
-      </w:r>
-      <w:r>
-        <w:t xml:space="preserve">рада </w:t>
-      </w:r>
-      <w:r>
-        <w:t>на енглеском језику</w:t>
-      </w:r>
-      <w:r>
-        <w:t>. Испод наслова треба унети</w:t>
-      </w:r>
-      <w:r>
-        <w:t xml:space="preserve"> имена аутора и </w:t>
-      </w:r>
-      <w:r>
-        <w:t xml:space="preserve">евентуалних коаутора, као и </w:t>
-      </w:r>
-      <w:r>
-        <w:t>назив</w:t>
-      </w:r>
-      <w:r>
-        <w:t>(е)</w:t>
-      </w:r>
-      <w:r>
-        <w:t xml:space="preserve"> њихових институција. </w:t>
-      </w:r>
-    </w:p>
-    <w:p>
-      <w:pPr>
-        <w:pStyle w:val="0-"/>
-        <w:rPr>
-          <w:lang w:val="sr-Latn-RS"/>
-        </w:rPr>
-      </w:pPr>
-      <w:r>
-        <w:t xml:space="preserve">Ментор сам одлучује да ли ће он бити и коаутор </w:t>
-      </w:r>
-      <w:r>
-        <w:rPr>
-          <w:lang w:val="sr-Cyrl-RS"/>
-        </w:rPr>
-        <w:t>рада</w:t>
-      </w:r>
-      <w:r>
-        <w:t>. Ако ментор није коаутор, његово име се не спомиње на овом месту и његова биографија се не наводи на крају рада.</w:t>
-      </w:r>
-      <w:r>
-        <w:rPr>
-          <w:lang w:val="sr-Cyrl-RS"/>
-        </w:rPr>
-        <w:t xml:space="preserve"> Без обзира је ли ментор и коаутор рада, напомена о менторству је обавезна.</w:t>
-      </w:r>
-    </w:p>
-    <w:p>
-      <w:pPr>
-        <w:pStyle w:val="0-"/>
-        <w:rPr>
-          <w:lang w:val="sr-Latn-RS"/>
-        </w:rPr>
-      </w:pPr>
-    </w:p>
-    <w:p>
-      <w:pPr>
-        <w:pStyle w:val="2-"/>
-      </w:pPr>
-      <w:r>
-        <w:t>Пис</w:t>
-      </w:r>
-      <w:r>
-        <w:t>ање израза, табела и подешавање слика</w:t>
-      </w:r>
-    </w:p>
-    <w:p>
-      <w:pPr>
-        <w:pStyle w:val="0-"/>
-      </w:pPr>
-      <w:r>
-        <w:t>Математичке и друге о</w:t>
-      </w:r>
-      <w:r>
-        <w:t xml:space="preserve">ператоре и величине које не узимају бројне вредности писати обичним словима, а величине које могу узимати бројне вредности – </w:t>
-      </w:r>
-      <w:r>
-        <w:rPr>
-          <w:lang w:val="sr-Cyrl-RS"/>
-        </w:rPr>
-        <w:t>косим словима</w:t>
-      </w:r>
-      <w:r>
-        <w:t xml:space="preserve"> </w:t>
-      </w:r>
-      <w:r>
-        <w:t>(</w:t>
-      </w:r>
-      <w:r>
-        <w:rPr>
-          <w:i/>
-        </w:rPr>
-        <w:t>italic</w:t>
-      </w:r>
-      <w:r>
-        <w:t xml:space="preserve">). </w:t>
-      </w:r>
-    </w:p>
-    <w:p>
-      <w:pPr>
-        <w:pStyle w:val="0-"/>
-      </w:pPr>
-      <w:r>
-        <w:t xml:space="preserve">Дозвољена је употреба различитих едитора једначина, али се препоручују новији едитори, због квалитета коначне, </w:t>
-      </w:r>
-      <w:r>
-        <w:rPr>
-          <w:lang w:val="sr-Latn-RS"/>
-        </w:rPr>
-        <w:t>штампане</w:t>
-      </w:r>
-      <w:r>
-        <w:t xml:space="preserve"> верзије текста. </w:t>
-      </w:r>
-      <w:r>
-        <w:t xml:space="preserve">На пример, </w:t>
-      </w:r>
-      <w:r>
-        <w:t>sin</w:t>
-      </w:r>
-      <w:r>
-        <w:rPr>
-          <w:i/>
-        </w:rPr>
-        <w:t>x</w:t>
-      </w:r>
-      <w:r>
-        <w:t xml:space="preserve">, </w:t>
-      </w:r>
-      <w:r>
-        <w:t>ln</w:t>
-      </w:r>
-      <w:r>
-        <w:rPr>
-          <w:i/>
-        </w:rPr>
-        <w:t>x</w:t>
-      </w:r>
-      <w:r>
-        <w:t>(</w:t>
-      </w:r>
-      <w:r>
-        <w:rPr>
-          <w:i/>
-        </w:rPr>
-        <w:t>т</w:t>
-      </w:r>
-      <w:r>
-        <w:t xml:space="preserve">), </w:t>
-      </w:r>
-      <w:r>
-        <w:t>df</w:t>
-      </w:r>
-      <w:r>
-        <w:t>(</w:t>
-      </w:r>
-      <w:r>
-        <w:rPr>
-          <w:i/>
-        </w:rPr>
-        <w:t>т</w:t>
-      </w:r>
-      <w:r>
-        <w:t>)/</w:t>
-      </w:r>
-      <w:r>
-        <w:t>d</w:t>
-      </w:r>
-      <w:r>
-        <w:rPr>
-          <w:i/>
-        </w:rPr>
-        <w:t>т</w:t>
-      </w:r>
-      <w:r>
-        <w:t xml:space="preserve">, </w:t>
-      </w:r>
-      <w:r>
-        <w:t>RC</w:t>
-      </w:r>
-      <w:r>
-        <w:t xml:space="preserve"> коло отпорности </w:t>
-      </w:r>
-      <w:r>
-        <w:rPr>
-          <w:i/>
-        </w:rPr>
-        <w:t>Р</w:t>
-      </w:r>
-      <w:r>
-        <w:t xml:space="preserve">=250 </w:t>
-      </w:r>
-      <w:r>
-        <w:t>k</w:t>
-      </w:r>
-      <w:r>
-        <w:t xml:space="preserve">Ω. </w:t>
-      </w:r>
-    </w:p>
-    <w:p>
-      <w:pPr>
-        <w:pStyle w:val="0-"/>
-      </w:pPr>
-      <w:r>
-        <w:rPr>
-          <w:lang w:val="sr-Cyrl-RS"/>
-        </w:rPr>
-        <w:t>Математичке формуле</w:t>
-      </w:r>
-      <w:r>
-        <w:t xml:space="preserve"> </w:t>
-      </w:r>
-      <w:r>
-        <w:t xml:space="preserve">треба да </w:t>
-      </w:r>
-      <w:r>
-        <w:t xml:space="preserve">се </w:t>
-      </w:r>
-      <w:r>
-        <w:rPr>
-          <w:lang w:val="sr-Cyrl-RS"/>
-        </w:rPr>
-        <w:t>означе (</w:t>
-      </w:r>
-      <w:r>
-        <w:t>нумеришу</w:t>
-      </w:r>
-      <w:r>
-        <w:rPr>
-          <w:lang w:val="sr-Cyrl-RS"/>
-        </w:rPr>
-        <w:t>)</w:t>
-      </w:r>
-      <w:r>
-        <w:t xml:space="preserve"> </w:t>
-      </w:r>
-      <w:commentRangeStart w:id="0"/>
-      <w:r>
-        <w:t>уз десну ивицу</w:t>
-      </w:r>
-      <w:r>
-        <w:t xml:space="preserve"> текста</w:t>
-      </w:r>
-      <w:commentRangeEnd w:id="0"/>
-      <w:r>
-        <w:rPr>
-          <w:rStyle w:val="CommentReference"/>
-        </w:rPr>
-        <w:commentReference w:id="0"/>
-      </w:r>
-      <w:r>
-        <w:t xml:space="preserve">, </w:t>
-      </w:r>
-      <w:r>
-        <w:t xml:space="preserve"> као </w:t>
-      </w:r>
-      <w:r>
-        <w:t>у примеру израза (1):</w:t>
+      <w:r>
+        <w:rPr>
+          <w:rStyle w:val="0-Char"/>
+          <w:rFonts w:eastAsiaTheme="minorEastAsia"/>
+          <w:lang w:val="sr-Cyrl-RS"/>
+        </w:rPr>
+        <w:t xml:space="preserve">тачке </w:t>
+      </w:r>
+      <w:r>
+        <w:rPr>
+          <w:rStyle w:val="0-Char"/>
+          <w:rFonts w:eastAsiaTheme="minorEastAsia"/>
+          <w:lang w:val="sr-Cyrl-RS"/>
+        </w:rPr>
+        <w:t>може лако да се израчуна као</w:t>
+      </w:r>
+      <w:r>
+        <w:rPr>
+          <w:rStyle w:val="0-Char"/>
+          <w:rFonts w:eastAsiaTheme="minorEastAsia"/>
+          <w:lang w:val="en-US"/>
+        </w:rPr>
+        <w:t>:</w:t>
       </w:r>
     </w:p>
     <w:tbl>
@@ -1567,7 +1040,7 @@
       <w:tr>
         <w:tc>
           <w:tcPr>
-            <w:tcW w:w="4219" w:type="dxa"/>
+            <w:tcW w:w="3867" w:type="dxa"/>
             <w:vAlign w:val="center"/>
           </w:tcPr>
           <w:p>
@@ -1579,88 +1052,293 @@
             </w:pPr>
             <m:oMathPara>
               <m:oMathParaPr>
-                <m:jc m:val="right"/>
+                <m:jc m:val="center"/>
               </m:oMathParaPr>
               <m:oMath>
-                <m:sSub>
-                  <m:sSubPr>
-                    <m:ctrlPr/>
-                  </m:sSubPr>
+                <m:d>
+                  <m:dPr>
+                    <m:begChr m:val="["/>
+                    <m:endChr m:val="]"/>
+                    <m:ctrlPr>
+                      <w:rPr>
+                        <w:rStyle w:val="0-Char"/>
+                        <w:rFonts w:eastAsiaTheme="minorEastAsia"/>
+                        <w:i w:val="0"/>
+                        <w:lang w:val="sr-Cyrl-RS"/>
+                      </w:rPr>
+                    </m:ctrlPr>
+                  </m:dPr>
                   <m:e>
                     <m:r>
-                      <m:t>Q</m:t>
+                      <m:rPr>
+                        <m:sty m:val="p"/>
+                      </m:rPr>
+                      <w:rPr>
+                        <w:rStyle w:val="0-Char"/>
+                        <w:rFonts w:eastAsiaTheme="minorEastAsia"/>
+                        <w:lang w:val="sr-Cyrl-RS"/>
+                      </w:rPr>
+                      <m:t>x</m:t>
                     </m:r>
-                  </m:e>
-                  <m:sub>
                     <m:r>
-                      <m:t>i</m:t>
+                      <m:rPr>
+                        <m:sty m:val="p"/>
+                      </m:rPr>
+                      <w:rPr>
+                        <w:rStyle w:val="0-Char"/>
+                        <w:rFonts w:eastAsiaTheme="minorEastAsia"/>
+                        <w:lang w:val="en-US"/>
+                      </w:rPr>
+                      <m:t>, y,z</m:t>
                     </m:r>
-                  </m:sub>
-                </m:sSub>
-                <m:r>
-                  <m:t>=</m:t>
-                </m:r>
-                <m:sSub>
-                  <m:sSubPr>
-                    <m:ctrlPr/>
-                  </m:sSubPr>
-                  <m:e>
-                    <m:r>
-                      <m:t>log</m:t>
-                    </m:r>
-                  </m:e>
-                  <m:sub>
-                    <m:r>
-                      <m:t>2</m:t>
-                    </m:r>
-                  </m:sub>
-                </m:sSub>
-                <m:d>
-                  <m:dPr>
-                    <m:ctrlPr/>
-                  </m:dPr>
-                  <m:e>
-                    <m:box>
-                      <m:boxPr>
-                        <m:ctrlPr/>
-                      </m:boxPr>
-                      <m:e>
-                        <m:argPr>
-                          <m:argSz m:val="-1"/>
-                        </m:argPr>
-                        <m:f>
-                          <m:fPr>
-                            <m:ctrlPr/>
-                          </m:fPr>
-                          <m:num>
-                            <m:r>
-                              <m:t>1</m:t>
-                            </m:r>
-                          </m:num>
-                          <m:den>
-                            <m:sSub>
-                              <m:sSubPr>
-                                <m:ctrlPr/>
-                              </m:sSubPr>
-                              <m:e>
-                                <m:r>
-                                  <m:t>p</m:t>
-                                </m:r>
-                              </m:e>
-                              <m:sub>
-                                <m:r>
-                                  <m:t>i</m:t>
-                                </m:r>
-                              </m:sub>
-                            </m:sSub>
-                          </m:den>
-                        </m:f>
-                      </m:e>
-                    </m:box>
+                    <m:ctrlPr>
+                      <w:rPr>
+                        <w:rStyle w:val="0-Char"/>
+                        <w:rFonts w:eastAsiaTheme="minorEastAsia"/>
+                        <w:i w:val="0"/>
+                        <w:lang w:val="en-US"/>
+                      </w:rPr>
+                    </m:ctrlPr>
                   </m:e>
                 </m:d>
                 <m:r>
-                  <m:t>,   i=1…M</m:t>
+                  <m:rPr>
+                    <m:sty m:val="p"/>
+                  </m:rPr>
+                  <w:rPr>
+                    <w:rStyle w:val="0-Char"/>
+                    <w:rFonts w:eastAsiaTheme="minorEastAsia"/>
+                    <w:lang w:val="en-US"/>
+                  </w:rPr>
+                  <m:t>=[</m:t>
+                </m:r>
+                <m:f>
+                  <m:fPr>
+                    <m:ctrlPr>
+                      <w:rPr>
+                        <w:rStyle w:val="0-Char"/>
+                        <w:rFonts w:eastAsiaTheme="minorEastAsia" w:cstheme="minorBidi"/>
+                        <w:iCs w:val="0"/>
+                        <w:szCs w:val="22"/>
+                        <w:lang w:val="en-US"/>
+                      </w:rPr>
+                    </m:ctrlPr>
+                  </m:fPr>
+                  <m:num>
+                    <m:sSub>
+                      <m:sSubPr>
+                        <m:ctrlPr>
+                          <w:rPr>
+                            <w:rStyle w:val="0-Char"/>
+                            <w:rFonts w:eastAsiaTheme="minorEastAsia" w:cstheme="minorBidi"/>
+                            <w:iCs w:val="0"/>
+                            <w:szCs w:val="22"/>
+                            <w:lang w:val="en-US"/>
+                          </w:rPr>
+                        </m:ctrlPr>
+                      </m:sSubPr>
+                      <m:e>
+                        <m:r>
+                          <m:rPr>
+                            <m:sty m:val="p"/>
+                          </m:rPr>
+                          <w:rPr>
+                            <w:rStyle w:val="0-Char"/>
+                            <w:rFonts w:eastAsiaTheme="minorEastAsia"/>
+                            <w:lang w:val="en-US"/>
+                          </w:rPr>
+                          <m:t>x</m:t>
+                        </m:r>
+                      </m:e>
+                      <m:sub>
+                        <m:r>
+                          <m:rPr>
+                            <m:sty m:val="p"/>
+                          </m:rPr>
+                          <w:rPr>
+                            <w:rStyle w:val="0-Char"/>
+                            <w:rFonts w:eastAsiaTheme="minorEastAsia"/>
+                            <w:lang w:val="en-US"/>
+                          </w:rPr>
+                          <m:t>c</m:t>
+                        </m:r>
+                      </m:sub>
+                    </m:sSub>
+                    <m:r>
+                      <m:rPr>
+                        <m:sty m:val="p"/>
+                      </m:rPr>
+                      <w:rPr>
+                        <w:rStyle w:val="0-Char"/>
+                        <w:rFonts w:eastAsiaTheme="minorEastAsia"/>
+                        <w:lang w:val="en-US"/>
+                      </w:rPr>
+                      <m:t>∙z</m:t>
+                    </m:r>
+                  </m:num>
+                  <m:den>
+                    <m:r>
+                      <m:rPr>
+                        <m:sty m:val="p"/>
+                      </m:rPr>
+                      <w:rPr>
+                        <w:rStyle w:val="0-Char"/>
+                        <w:rFonts w:eastAsiaTheme="minorEastAsia"/>
+                        <w:lang w:val="en-US"/>
+                      </w:rPr>
+                      <m:t>f</m:t>
+                    </m:r>
+                  </m:den>
+                </m:f>
+                <m:r>
+                  <m:rPr>
+                    <m:sty m:val="p"/>
+                  </m:rPr>
+                  <w:rPr>
+                    <w:rStyle w:val="0-Char"/>
+                    <w:rFonts w:eastAsiaTheme="minorEastAsia"/>
+                    <w:lang w:val="en-US"/>
+                  </w:rPr>
+                  <m:t>,</m:t>
+                </m:r>
+                <m:f>
+                  <m:fPr>
+                    <m:ctrlPr>
+                      <w:rPr>
+                        <w:rStyle w:val="0-Char"/>
+                        <w:rFonts w:eastAsiaTheme="minorEastAsia" w:cstheme="minorBidi"/>
+                        <w:iCs w:val="0"/>
+                        <w:szCs w:val="22"/>
+                        <w:lang w:val="en-US"/>
+                      </w:rPr>
+                    </m:ctrlPr>
+                  </m:fPr>
+                  <m:num>
+                    <m:sSub>
+                      <m:sSubPr>
+                        <m:ctrlPr>
+                          <w:rPr>
+                            <w:rStyle w:val="0-Char"/>
+                            <w:rFonts w:eastAsiaTheme="minorEastAsia" w:cstheme="minorBidi"/>
+                            <w:iCs w:val="0"/>
+                            <w:szCs w:val="22"/>
+                            <w:lang w:val="en-US"/>
+                          </w:rPr>
+                        </m:ctrlPr>
+                      </m:sSubPr>
+                      <m:e>
+                        <m:r>
+                          <m:rPr>
+                            <m:sty m:val="p"/>
+                          </m:rPr>
+                          <w:rPr>
+                            <w:rStyle w:val="0-Char"/>
+                            <w:rFonts w:eastAsiaTheme="minorEastAsia"/>
+                            <w:lang w:val="en-US"/>
+                          </w:rPr>
+                          <m:t>y</m:t>
+                        </m:r>
+                      </m:e>
+                      <m:sub>
+                        <m:r>
+                          <m:rPr>
+                            <m:sty m:val="p"/>
+                          </m:rPr>
+                          <w:rPr>
+                            <w:rStyle w:val="0-Char"/>
+                            <w:rFonts w:eastAsiaTheme="minorEastAsia"/>
+                            <w:lang w:val="en-US"/>
+                          </w:rPr>
+                          <m:t>c</m:t>
+                        </m:r>
+                      </m:sub>
+                    </m:sSub>
+                    <m:r>
+                      <m:rPr>
+                        <m:sty m:val="p"/>
+                      </m:rPr>
+                      <w:rPr>
+                        <w:rStyle w:val="0-Char"/>
+                        <w:rFonts w:eastAsiaTheme="minorEastAsia"/>
+                        <w:lang w:val="en-US"/>
+                      </w:rPr>
+                      <m:t>∙z</m:t>
+                    </m:r>
+                  </m:num>
+                  <m:den>
+                    <m:r>
+                      <m:rPr>
+                        <m:sty m:val="p"/>
+                      </m:rPr>
+                      <w:rPr>
+                        <w:rStyle w:val="0-Char"/>
+                        <w:rFonts w:eastAsiaTheme="minorEastAsia"/>
+                        <w:lang w:val="en-US"/>
+                      </w:rPr>
+                      <m:t>f</m:t>
+                    </m:r>
+                  </m:den>
+                </m:f>
+                <m:r>
+                  <m:rPr>
+                    <m:sty m:val="p"/>
+                  </m:rPr>
+                  <w:rPr>
+                    <w:rStyle w:val="0-Char"/>
+                    <w:rFonts w:eastAsiaTheme="minorEastAsia"/>
+                    <w:lang w:val="en-US"/>
+                  </w:rPr>
+                  <m:t>,</m:t>
+                </m:r>
+                <m:f>
+                  <m:fPr>
+                    <m:ctrlPr>
+                      <w:rPr>
+                        <w:rStyle w:val="0-Char"/>
+                        <w:rFonts w:eastAsiaTheme="minorEastAsia" w:cstheme="minorBidi"/>
+                        <w:iCs w:val="0"/>
+                        <w:szCs w:val="22"/>
+                        <w:lang w:val="en-US"/>
+                      </w:rPr>
+                    </m:ctrlPr>
+                  </m:fPr>
+                  <m:num>
+                    <m:r>
+                      <m:rPr>
+                        <m:sty m:val="p"/>
+                      </m:rPr>
+                      <w:rPr>
+                        <w:rStyle w:val="0-Char"/>
+                        <w:rFonts w:eastAsiaTheme="minorEastAsia"/>
+                        <w:lang w:val="en-US"/>
+                      </w:rPr>
+                      <m:t>b∙f</m:t>
+                    </m:r>
+                  </m:num>
+                  <m:den>
+                    <m:r>
+                      <m:rPr>
+                        <m:sty m:val="p"/>
+                      </m:rPr>
+                      <w:rPr>
+                        <w:rStyle w:val="0-Char"/>
+                        <w:rFonts w:eastAsiaTheme="minorEastAsia"/>
+                        <w:lang w:val="en-US"/>
+                      </w:rPr>
+                      <m:t>d</m:t>
+                    </m:r>
+                  </m:den>
+                </m:f>
+                <m:r>
+                  <m:rPr>
+                    <m:sty m:val="p"/>
+                  </m:rPr>
+                  <w:rPr>
+                    <w:rStyle w:val="0-Char"/>
+                    <w:rFonts w:eastAsiaTheme="minorEastAsia"/>
+                    <w:lang w:val="en-US"/>
+                  </w:rPr>
+                  <m:t>]</m:t>
                 </m:r>
               </m:oMath>
             </m:oMathPara>
@@ -1668,7 +1346,7 @@
         </w:tc>
         <w:tc>
           <w:tcPr>
-            <w:tcW w:w="674" w:type="dxa"/>
+            <w:tcW w:w="810" w:type="dxa"/>
             <w:vAlign w:val="center"/>
           </w:tcPr>
           <w:p>
@@ -1677,6 +1355,7 @@
                 <w:rFonts w:ascii="Times New Roman" w:eastAsia="Times New Roman" w:hAnsi="Times New Roman" w:cs="Times New Roman"/>
                 <w:iCs/>
                 <w:szCs w:val="20"/>
+                <w:lang w:val="sr-Cyrl-RS"/>
               </w:rPr>
             </w:pPr>
             <w:r>
@@ -1694,287 +1373,648 @@
     <w:p>
       <w:pPr>
         <w:pStyle w:val="0-"/>
-      </w:pPr>
-      <w:r>
-        <w:t>Ако је потребно укључивање великих слика, једначина или табела, ради побољшања њихове прегледности или читљивости, може да се формира посебна секција, са једном колоном, потребне висине и ширине, са бочним маргинама ширине 2 цм. У ту секцију уноси се нпр. слика и њен назив.</w:t>
+        <w:rPr>
+          <w:rStyle w:val="0-Char"/>
+          <w:rFonts w:eastAsiaTheme="minorEastAsia"/>
+          <w:lang w:val="sr-Cyrl-RS"/>
+        </w:rPr>
+      </w:pPr>
+      <w:r>
+        <w:rPr>
+          <w:rStyle w:val="0-Char"/>
+          <w:rFonts w:eastAsiaTheme="minorEastAsia"/>
+          <w:lang w:val="sr-Cyrl-RS"/>
+        </w:rPr>
+        <w:t xml:space="preserve">Где </w:t>
+      </w:r>
+      <w:r>
+        <w:rPr>
+          <w:rStyle w:val="0-Char"/>
+          <w:rFonts w:eastAsiaTheme="minorEastAsia"/>
+          <w:lang w:val="sr-Cyrl-RS"/>
+        </w:rPr>
+        <w:t>је</w:t>
+      </w:r>
+      <w:r>
+        <w:rPr>
+          <w:rStyle w:val="0-Char"/>
+          <w:rFonts w:eastAsiaTheme="minorEastAsia"/>
+          <w:lang w:val="sr-Cyrl-RS"/>
+        </w:rPr>
+        <w:t xml:space="preserve"> са </w:t>
+      </w:r>
+      <w:r>
+        <w:rPr>
+          <w:rStyle w:val="0-Char"/>
+          <w:rFonts w:eastAsiaTheme="minorEastAsia"/>
+          <w:lang w:val="en-US"/>
+        </w:rPr>
+        <w:t>x,</w:t>
+      </w:r>
+      <w:r>
+        <w:rPr>
+          <w:rStyle w:val="0-Char"/>
+          <w:rFonts w:eastAsiaTheme="minorEastAsia"/>
+          <w:lang w:val="sr-Cyrl-RS"/>
+        </w:rPr>
+        <w:t xml:space="preserve"> </w:t>
+      </w:r>
+      <w:r>
+        <w:rPr>
+          <w:rStyle w:val="0-Char"/>
+          <w:rFonts w:eastAsiaTheme="minorEastAsia"/>
+          <w:lang w:val="en-US"/>
+        </w:rPr>
+        <w:t>y,</w:t>
+      </w:r>
+      <w:r>
+        <w:rPr>
+          <w:rStyle w:val="0-Char"/>
+          <w:rFonts w:eastAsiaTheme="minorEastAsia"/>
+          <w:lang w:val="sr-Cyrl-RS"/>
+        </w:rPr>
+        <w:t xml:space="preserve"> </w:t>
+      </w:r>
+      <w:r>
+        <w:rPr>
+          <w:rStyle w:val="0-Char"/>
+          <w:rFonts w:eastAsiaTheme="minorEastAsia"/>
+          <w:lang w:val="en-US"/>
+        </w:rPr>
+        <w:t xml:space="preserve">z </w:t>
+      </w:r>
+      <w:r>
+        <w:rPr>
+          <w:rStyle w:val="0-Char"/>
+          <w:rFonts w:eastAsiaTheme="minorEastAsia"/>
+          <w:lang w:val="sr-Cyrl-RS"/>
+        </w:rPr>
+        <w:t xml:space="preserve">означен 3Д положај тачке, </w:t>
+      </w:r>
+      <w:r>
+        <w:rPr>
+          <w:rStyle w:val="0-Char"/>
+          <w:rFonts w:eastAsiaTheme="minorEastAsia"/>
+          <w:lang w:val="en-US"/>
+        </w:rPr>
+        <w:t>x</w:t>
+      </w:r>
+      <w:r>
+        <w:rPr>
+          <w:rStyle w:val="0-Char"/>
+          <w:rFonts w:eastAsiaTheme="minorEastAsia"/>
+          <w:vertAlign w:val="subscript"/>
+          <w:lang w:val="en-US"/>
+        </w:rPr>
+        <w:t>c</w:t>
+      </w:r>
+      <w:r>
+        <w:rPr>
+          <w:rStyle w:val="0-Char"/>
+          <w:rFonts w:eastAsiaTheme="minorEastAsia"/>
+          <w:lang w:val="sr-Cyrl-RS"/>
+        </w:rPr>
+        <w:t xml:space="preserve"> и </w:t>
+      </w:r>
+      <w:r>
+        <w:rPr>
+          <w:rStyle w:val="0-Char"/>
+          <w:rFonts w:eastAsiaTheme="minorEastAsia"/>
+          <w:lang w:val="en-US"/>
+        </w:rPr>
+        <w:t>y</w:t>
+      </w:r>
+      <w:r>
+        <w:rPr>
+          <w:rStyle w:val="0-Char"/>
+          <w:rFonts w:eastAsiaTheme="minorEastAsia"/>
+          <w:vertAlign w:val="subscript"/>
+          <w:lang w:val="en-US"/>
+        </w:rPr>
+        <w:t>c</w:t>
+      </w:r>
+      <w:r>
+        <w:rPr>
+          <w:rStyle w:val="0-Char"/>
+          <w:rFonts w:eastAsiaTheme="minorEastAsia"/>
+          <w:lang w:val="sr-Cyrl-RS"/>
+        </w:rPr>
+        <w:t xml:space="preserve"> су координате пиксела у слици, </w:t>
+      </w:r>
+      <w:r>
+        <w:rPr>
+          <w:rStyle w:val="0-Char"/>
+          <w:rFonts w:eastAsiaTheme="minorEastAsia"/>
+          <w:lang w:val="en-US"/>
+        </w:rPr>
+        <w:t>b</w:t>
+      </w:r>
+      <w:r>
+        <w:rPr>
+          <w:rStyle w:val="0-Char"/>
+          <w:rFonts w:eastAsiaTheme="minorEastAsia"/>
+          <w:lang w:val="sr-Cyrl-RS"/>
+        </w:rPr>
+        <w:t xml:space="preserve"> представља базну дистанцу, </w:t>
+      </w:r>
+      <w:r>
+        <w:rPr>
+          <w:rStyle w:val="0-Char"/>
+          <w:rFonts w:eastAsiaTheme="minorEastAsia"/>
+          <w:lang w:val="en-US"/>
+        </w:rPr>
+        <w:t>d</w:t>
+      </w:r>
+      <w:r>
+        <w:rPr>
+          <w:rStyle w:val="0-Char"/>
+          <w:rFonts w:eastAsiaTheme="minorEastAsia"/>
+          <w:lang w:val="sr-Cyrl-RS"/>
+        </w:rPr>
+        <w:t xml:space="preserve"> је разлика положаја у левој и десној слици и </w:t>
+      </w:r>
+      <w:r>
+        <w:rPr>
+          <w:rStyle w:val="0-Char"/>
+          <w:rFonts w:eastAsiaTheme="minorEastAsia"/>
+          <w:lang w:val="en-US"/>
+        </w:rPr>
+        <w:t>f</w:t>
+      </w:r>
+      <w:r>
+        <w:rPr>
+          <w:rStyle w:val="0-Char"/>
+          <w:rFonts w:eastAsiaTheme="minorEastAsia"/>
+          <w:lang w:val="sr-Cyrl-RS"/>
+        </w:rPr>
+        <w:t xml:space="preserve"> је жижна даљина изражена у пикселима</w:t>
+      </w:r>
+      <w:r>
+        <w:rPr>
+          <w:rStyle w:val="0-Char"/>
+          <w:rFonts w:eastAsiaTheme="minorEastAsia"/>
+          <w:lang w:val="sr-Cyrl-RS"/>
+        </w:rPr>
+        <w:t xml:space="preserve"> </w:t>
+      </w:r>
+      <w:r>
+        <w:rPr>
+          <w:rStyle w:val="0-Char"/>
+          <w:rFonts w:eastAsiaTheme="minorEastAsia"/>
+          <w:lang w:val="en-US"/>
+        </w:rPr>
+        <w:t>[</w:t>
+      </w:r>
+      <w:r>
+        <w:rPr>
+          <w:rStyle w:val="0-Char"/>
+          <w:rFonts w:eastAsiaTheme="minorEastAsia"/>
+          <w:lang w:val="sr-Cyrl-RS"/>
+        </w:rPr>
+        <w:t>2</w:t>
+      </w:r>
+      <w:r>
+        <w:rPr>
+          <w:rStyle w:val="0-Char"/>
+          <w:rFonts w:eastAsiaTheme="minorEastAsia"/>
+          <w:lang w:val="en-US"/>
+        </w:rPr>
+        <w:t>]</w:t>
+      </w:r>
+      <w:r>
+        <w:rPr>
+          <w:rStyle w:val="0-Char"/>
+          <w:rFonts w:eastAsiaTheme="minorEastAsia"/>
+          <w:lang w:val="sr-Cyrl-RS"/>
+        </w:rPr>
+        <w:t>.</w:t>
       </w:r>
     </w:p>
     <w:p>
       <w:pPr>
         <w:pStyle w:val="0-"/>
         <w:rPr>
-          <w:lang w:val="sr-Cyrl-RS"/>
-        </w:rPr>
-        <w:sectPr>
-          <w:type w:val="continuous"/>
-          <w:pgSz w:w="11906" w:h="16838"/>
-          <w:pgMar w:top="1134" w:right="1134" w:bottom="1134" w:left="1134" w:header="708" w:footer="708" w:gutter="0"/>
-          <w:cols w:num="2" w:space="284"/>
-          <w:docGrid w:linePitch="360"/>
-        </w:sectPr>
-      </w:pPr>
-      <w:r>
-        <w:t>Изнад табеле треба да стоји натпис,</w:t>
-      </w:r>
-      <w:r>
-        <w:t xml:space="preserve"> као у </w:t>
-      </w:r>
-      <w:r>
-        <w:t>Табел</w:t>
-      </w:r>
-      <w:r>
-        <w:t>и 1</w:t>
-      </w:r>
-      <w:r>
+          <w:rStyle w:val="0-Char"/>
+          <w:rFonts w:eastAsiaTheme="minorEastAsia"/>
+          <w:lang w:val="sr-Cyrl-RS"/>
+        </w:rPr>
+      </w:pPr>
+      <w:r>
+        <w:rPr>
+          <w:rStyle w:val="0-Char"/>
+          <w:rFonts w:eastAsiaTheme="minorEastAsia"/>
+          <w:lang w:val="sr-Cyrl-RS"/>
+        </w:rPr>
+        <w:t xml:space="preserve">У случају великих удаљености у сцени (много веће од базне дистанце) стерео ВО се своди на случај монокуларне ВО </w:t>
+      </w:r>
+      <w:r>
+        <w:rPr>
+          <w:rStyle w:val="0-Char"/>
+          <w:rFonts w:eastAsiaTheme="minorEastAsia"/>
+          <w:lang w:val="en-US"/>
+        </w:rPr>
+        <w:t>[1]</w:t>
+      </w:r>
+      <w:r>
+        <w:rPr>
+          <w:rStyle w:val="0-Char"/>
+          <w:rFonts w:eastAsiaTheme="minorEastAsia"/>
+          <w:lang w:val="sr-Cyrl-RS"/>
+        </w:rPr>
+        <w:t>. Због недостатка могућности да се дубина сцене израчуна директно, монокуларна ВО користи кореспонденцију тачака у узастопним сликама за реконструкцију дубине и кретања камере. С обзиром</w:t>
+      </w:r>
+      <w:r>
+        <w:rPr>
+          <w:rStyle w:val="0-Char"/>
+          <w:rFonts w:eastAsiaTheme="minorEastAsia"/>
+          <w:lang w:val="sr-Cyrl-RS"/>
+        </w:rPr>
+        <w:t xml:space="preserve"> на то</w:t>
+      </w:r>
+      <w:r>
+        <w:rPr>
+          <w:rStyle w:val="0-Char"/>
+          <w:rFonts w:eastAsiaTheme="minorEastAsia"/>
+          <w:lang w:val="sr-Cyrl-RS"/>
+        </w:rPr>
+        <w:t xml:space="preserve"> да не постоји податак као базна дистанца на основу којег би се одредила апсолутна скала, алгоритми за монокуларну ВО могу да процене кретање само до фактора скале</w:t>
+      </w:r>
+      <w:r>
+        <w:rPr>
+          <w:rStyle w:val="Heading2Char"/>
+          <w:rFonts w:eastAsiaTheme="minorEastAsia"/>
+          <w:lang w:val="sr-Cyrl-RS"/>
+        </w:rPr>
+        <w:t xml:space="preserve"> </w:t>
+      </w:r>
+      <w:r>
+        <w:rPr>
+          <w:rStyle w:val="0-Char"/>
+          <w:rFonts w:eastAsiaTheme="minorEastAsia"/>
+          <w:lang w:val="en-US"/>
+        </w:rPr>
+        <w:t>[1]</w:t>
+      </w:r>
+      <w:r>
+        <w:rPr>
+          <w:rStyle w:val="0-Char"/>
+          <w:rFonts w:eastAsiaTheme="minorEastAsia"/>
+          <w:lang w:val="sr-Cyrl-RS"/>
+        </w:rPr>
         <w:t>.</w:t>
       </w:r>
-      <w:r>
-        <w:t xml:space="preserve"> </w:t>
-      </w:r>
-      <w:r>
-        <w:t xml:space="preserve">Испод сваке слике или дијаграма треба да стоји </w:t>
-      </w:r>
-      <w:r>
-        <w:t xml:space="preserve">број и </w:t>
-      </w:r>
-      <w:r>
-        <w:t xml:space="preserve">кратак назив, а </w:t>
-      </w:r>
-      <w:r>
-        <w:t xml:space="preserve">свака </w:t>
-      </w:r>
-      <w:r>
-        <w:t xml:space="preserve">слика </w:t>
-      </w:r>
-      <w:r>
-        <w:t xml:space="preserve">и табела </w:t>
-      </w:r>
-      <w:r>
-        <w:t xml:space="preserve">мора да се </w:t>
-      </w:r>
-      <w:r>
-        <w:rPr>
-          <w:lang w:val="sr-Cyrl-RS"/>
-        </w:rPr>
-        <w:t>помену</w:t>
-      </w:r>
-      <w:r>
-        <w:t xml:space="preserve"> </w:t>
-      </w:r>
-      <w:r>
-        <w:t>у тексту</w:t>
-      </w:r>
-      <w:r>
-        <w:t xml:space="preserve">. Ако нема простора </w:t>
-      </w:r>
-      <w:r>
-        <w:rPr>
-          <w:lang w:val="sr-Latn-RS"/>
-        </w:rPr>
-        <w:t xml:space="preserve">за слику на истој страни </w:t>
-      </w:r>
-      <w:r>
-        <w:rPr>
-          <w:lang w:val="sr-Cyrl-RS"/>
-        </w:rPr>
-        <w:t xml:space="preserve">или колони </w:t>
-      </w:r>
-      <w:r>
-        <w:rPr>
-          <w:lang w:val="sr-Latn-RS"/>
-        </w:rPr>
-        <w:t>где је по</w:t>
-      </w:r>
-      <w:r>
-        <w:rPr>
-          <w:lang w:val="sr-Latn-RS"/>
-        </w:rPr>
-        <w:softHyphen/>
-        <w:t>менута, треба да се стави на следећу страну</w:t>
-      </w:r>
-      <w:r>
-        <w:rPr>
-          <w:lang w:val="sr-Cyrl-RS"/>
-        </w:rPr>
-        <w:t xml:space="preserve"> или колону</w:t>
-      </w:r>
-      <w:r>
-        <w:rPr>
-          <w:lang w:val="sr-Latn-RS"/>
-        </w:rPr>
-        <w:t>.</w:t>
-      </w:r>
-      <w:r>
-        <w:rPr>
-          <w:lang w:val="sr-Cyrl-RS"/>
-        </w:rPr>
-        <w:t xml:space="preserve"> </w:t>
-      </w:r>
-    </w:p>
-    <w:p>
-      <w:pPr>
-        <w:pStyle w:val="Caption"/>
-      </w:pPr>
-      <w:r>
-        <w:rPr>
-          <w:rFonts w:eastAsia="Times New Roman"/>
-          <w:noProof/>
-          <w:lang w:val="en-US"/>
-        </w:rPr>
-        <w:drawing>
-          <wp:inline distT="0" distB="0" distL="0" distR="0" wp14:anchorId="45CBB4E1" wp14:editId="32E6E565">
-            <wp:extent cx="3345123" cy="2290916"/>
-            <wp:effectExtent l="19050" t="19050" r="27305" b="14605"/>
-            <wp:docPr id="3" name="Picture 3"/>
-            <wp:cNvGraphicFramePr>
-              <a:graphicFrameLocks xmlns:a="http://schemas.openxmlformats.org/drawingml/2006/main" noChangeAspect="1"/>
-            </wp:cNvGraphicFramePr>
-            <a:graphic xmlns:a="http://schemas.openxmlformats.org/drawingml/2006/main">
-              <a:graphicData uri="http://schemas.openxmlformats.org/drawingml/2006/picture">
-                <pic:pic xmlns:pic="http://schemas.openxmlformats.org/drawingml/2006/picture">
-                  <pic:nvPicPr>
-                    <pic:cNvPr id="0" name="Picture 12"/>
-                    <pic:cNvPicPr>
-                      <a:picLocks noChangeAspect="1" noChangeArrowheads="1"/>
-                    </pic:cNvPicPr>
-                  </pic:nvPicPr>
-                  <pic:blipFill>
-                    <a:blip r:embed="rId13" cstate="print">
-                      <a:extLst>
-                        <a:ext uri="{28A0092B-C50C-407E-A947-70E740481C1C}">
-                          <a14:useLocalDpi xmlns:a14="http://schemas.microsoft.com/office/drawing/2010/main" val="0"/>
-                        </a:ext>
-                      </a:extLst>
-                    </a:blip>
-                    <a:srcRect/>
-                    <a:stretch>
-                      <a:fillRect/>
-                    </a:stretch>
-                  </pic:blipFill>
-                  <pic:spPr bwMode="auto">
-                    <a:xfrm>
-                      <a:off x="0" y="0"/>
-                      <a:ext cx="3365035" cy="2304553"/>
-                    </a:xfrm>
-                    <a:prstGeom prst="rect">
-                      <a:avLst/>
-                    </a:prstGeom>
-                    <a:noFill/>
-                    <a:ln w="6350" cmpd="sng">
-                      <a:solidFill>
-                        <a:srgbClr val="000000"/>
-                      </a:solidFill>
-                      <a:miter lim="800000"/>
-                      <a:headEnd/>
-                      <a:tailEnd/>
-                    </a:ln>
-                    <a:effectLst/>
-                  </pic:spPr>
-                </pic:pic>
-              </a:graphicData>
-            </a:graphic>
-          </wp:inline>
-        </w:drawing>
-      </w:r>
-    </w:p>
-    <w:p>
-      <w:pPr>
-        <w:pStyle w:val="Caption"/>
-        <w:rPr>
-          <w:rFonts w:ascii="Times New Roman" w:eastAsia="Times New Roman" w:hAnsi="Times New Roman" w:cs="Times New Roman"/>
+    </w:p>
+    <w:p>
+      <w:pPr>
+        <w:pStyle w:val="0-"/>
+        <w:rPr>
+          <w:rFonts w:ascii="Times New Roman" w:hAnsi="Times New Roman" w:cs="Times New Roman"/>
           <w:iCs/>
           <w:szCs w:val="20"/>
+          <w:lang w:val="sr-Cyrl-RS"/>
+        </w:rPr>
+      </w:pPr>
+      <w:r>
+        <w:rPr>
+          <w:rStyle w:val="0-Char"/>
+          <w:rFonts w:eastAsiaTheme="minorEastAsia"/>
+          <w:lang w:val="sr-Cyrl-RS"/>
+        </w:rPr>
+        <w:t xml:space="preserve">Методе ВО могу да се поделе првенствено на геометријске и методе засноване на дубоком учењу. Геометријске даље могу да се поделе на методе засноване на карактеристичним тачкама и директне </w:t>
+      </w:r>
+      <w:r>
+        <w:rPr>
+          <w:rStyle w:val="0-Char"/>
+          <w:rFonts w:eastAsiaTheme="minorEastAsia"/>
           <w:lang w:val="en-US"/>
         </w:rPr>
-      </w:pPr>
-      <w:r>
-        <w:t xml:space="preserve">Слика </w:t>
-      </w:r>
-      <w:r>
-        <w:fldChar w:fldCharType="begin"/>
-      </w:r>
-      <w:r>
-        <w:instrText xml:space="preserve"> SEQ Слика \* ARABIC </w:instrText>
-      </w:r>
-      <w:r>
-        <w:fldChar w:fldCharType="separate"/>
-      </w:r>
-      <w:r>
-        <w:rPr>
-          <w:noProof/>
-        </w:rPr>
-        <w:t>1</w:t>
-      </w:r>
-      <w:r>
-        <w:rPr>
-          <w:noProof/>
-        </w:rPr>
-        <w:fldChar w:fldCharType="end"/>
-      </w:r>
-      <w:r>
-        <w:rPr>
-          <w:lang w:val="sr-Cyrl-RS"/>
-        </w:rPr>
-        <w:t xml:space="preserve">. Резултати симулације </w:t>
-      </w:r>
-      <w:r>
-        <w:rPr>
+        <w:t>[</w:t>
+      </w:r>
+      <w:r>
+        <w:rPr>
+          <w:rStyle w:val="0-Char"/>
+          <w:rFonts w:eastAsiaTheme="minorEastAsia"/>
+          <w:lang w:val="sr-Cyrl-RS"/>
+        </w:rPr>
+        <w:t>3</w:t>
+      </w:r>
+      <w:r>
+        <w:rPr>
+          <w:rStyle w:val="0-Char"/>
+          <w:rFonts w:eastAsiaTheme="minorEastAsia"/>
           <w:lang w:val="en-US"/>
         </w:rPr>
-        <w:t>[2]</w:t>
-      </w:r>
-    </w:p>
-    <w:p>
-      <w:pPr>
-        <w:ind w:firstLine="0"/>
-        <w:rPr>
-          <w:rFonts w:ascii="Times New Roman" w:eastAsia="Times New Roman" w:hAnsi="Times New Roman" w:cs="Times New Roman"/>
+        <w:t>]</w:t>
+      </w:r>
+      <w:r>
+        <w:rPr>
+          <w:rStyle w:val="0-Char"/>
+          <w:rFonts w:eastAsiaTheme="minorEastAsia"/>
+          <w:lang w:val="sr-Cyrl-RS"/>
+        </w:rPr>
+        <w:t>. У овом раду су анализирани представници свак</w:t>
+      </w:r>
+      <w:r>
+        <w:rPr>
+          <w:rStyle w:val="0-Char"/>
+          <w:rFonts w:eastAsiaTheme="minorEastAsia"/>
+          <w:lang w:val="sr-Cyrl-RS"/>
+        </w:rPr>
+        <w:t>ог</w:t>
+      </w:r>
+      <w:r>
+        <w:rPr>
+          <w:rStyle w:val="0-Char"/>
+          <w:rFonts w:eastAsiaTheme="minorEastAsia"/>
+          <w:lang w:val="sr-Cyrl-RS"/>
+        </w:rPr>
+        <w:t xml:space="preserve"> од та три типа метода.</w:t>
+      </w:r>
+    </w:p>
+    <w:p>
+      <w:pPr>
+        <w:pStyle w:val="2-"/>
+      </w:pPr>
+      <w:r>
+        <w:t>SVO</w:t>
+      </w:r>
+    </w:p>
+    <w:p>
+      <w:pPr>
+        <w:pStyle w:val="0-"/>
+        <w:spacing w:before="120"/>
+        <w:rPr>
+          <w:rStyle w:val="0-Char"/>
+          <w:rFonts w:eastAsiaTheme="minorEastAsia"/>
+          <w:lang w:val="sr-Cyrl-RS"/>
+        </w:rPr>
+      </w:pPr>
+      <w:r>
+        <w:t>Semi-Direct Visual Odometry (SVO)</w:t>
+      </w:r>
+      <w:r>
+        <w:rPr>
+          <w:lang w:val="sr-Cyrl-RS"/>
+        </w:rPr>
+        <w:t xml:space="preserve"> алгоритам користи кореспонденцију карактеристика, али с обзиром</w:t>
+      </w:r>
+      <w:r>
+        <w:rPr>
+          <w:lang w:val="sr-Cyrl-RS"/>
+        </w:rPr>
+        <w:t xml:space="preserve"> </w:t>
+      </w:r>
+      <w:r>
+        <w:rPr>
+          <w:lang w:val="sr-Cyrl-RS"/>
+        </w:rPr>
+        <w:t>да то представља имплицитни резултат директне процене кретања</w:t>
+      </w:r>
+      <w:r>
+        <w:rPr>
+          <w:lang w:val="sr-Cyrl-RS"/>
+        </w:rPr>
+        <w:t xml:space="preserve">, а не резултат експлицитног издвајања и упаривања карактеристика, </w:t>
+      </w:r>
+      <w:r>
+        <w:rPr>
           <w:iCs/>
-          <w:szCs w:val="20"/>
-          <w:lang w:val="sr-Cyrl-RS"/>
-        </w:rPr>
-        <w:sectPr>
-          <w:type w:val="continuous"/>
-          <w:pgSz w:w="11906" w:h="16838"/>
-          <w:pgMar w:top="1134" w:right="1134" w:bottom="1134" w:left="1134" w:header="708" w:footer="708" w:gutter="0"/>
-          <w:cols w:space="284"/>
-          <w:docGrid w:linePitch="360"/>
-        </w:sectPr>
-      </w:pPr>
-    </w:p>
-    <w:p>
-      <w:pPr>
-        <w:pStyle w:val="Caption"/>
-        <w:keepNext/>
-        <w:ind w:firstLine="0"/>
-        <w:jc w:val="both"/>
-        <w:rPr>
-          <w:lang w:val="sr-Cyrl-RS"/>
-        </w:rPr>
-      </w:pPr>
-      <w:r>
-        <w:t xml:space="preserve">Табела </w:t>
-      </w:r>
-      <w:r>
-        <w:fldChar w:fldCharType="begin"/>
-      </w:r>
-      <w:r>
-        <w:instrText xml:space="preserve"> SEQ Табела \* ARABIC </w:instrText>
-      </w:r>
-      <w:r>
-        <w:fldChar w:fldCharType="separate"/>
-      </w:r>
-      <w:r>
-        <w:rPr>
-          <w:noProof/>
-        </w:rPr>
-        <w:t>1</w:t>
-      </w:r>
-      <w:r>
-        <w:rPr>
-          <w:noProof/>
-        </w:rPr>
-        <w:fldChar w:fldCharType="end"/>
+        </w:rPr>
+        <w:t xml:space="preserve"> </w:t>
+      </w:r>
+      <w:r>
+        <w:t>SVO</w:t>
+      </w:r>
+      <w:r>
+        <w:rPr>
+          <w:lang w:val="sr-Cyrl-RS"/>
+        </w:rPr>
+        <w:t xml:space="preserve"> је издвојен као представник директних метода ВО. Екстракција карактеристика је потребна само када се одабере нова кључна слика ради иницијализације 3Д тачака. Предност таквог приступа је прескакање рачунски </w:t>
+      </w:r>
+      <w:r>
+        <w:rPr>
+          <w:lang w:val="sr-Cyrl-RS"/>
+        </w:rPr>
+        <w:t>захтевног</w:t>
+      </w:r>
+      <w:r>
+        <w:rPr>
+          <w:lang w:val="sr-Cyrl-RS"/>
+        </w:rPr>
+        <w:t xml:space="preserve"> процеса екстракције карактеристика у сваком фрејму. Чим се заврши кореспонденција карактеристика и процена иницијалне позе камере, алгоритам наставља са коришћењем само претходно иницијализованих 3Д тачака. За процену дубине на локацијама карактеристика користи се Бајесов филт</w:t>
+      </w:r>
+      <w:r>
+        <w:rPr>
+          <w:lang w:val="sr-Cyrl-RS"/>
+        </w:rPr>
+        <w:t>а</w:t>
+      </w:r>
+      <w:r>
+        <w:rPr>
+          <w:lang w:val="sr-Cyrl-RS"/>
+        </w:rPr>
+        <w:t>р који експлицитно моделује непоуздана мерења. Тек када филт</w:t>
+      </w:r>
+      <w:r>
+        <w:rPr>
+          <w:lang w:val="sr-Cyrl-RS"/>
+        </w:rPr>
+        <w:t>а</w:t>
+      </w:r>
+      <w:r>
+        <w:rPr>
+          <w:lang w:val="sr-Cyrl-RS"/>
+        </w:rPr>
+        <w:t xml:space="preserve">р дубине конвергира, нова 3Д тачка се иницијализује </w:t>
+      </w:r>
+      <w:r>
+        <w:rPr>
+          <w:rStyle w:val="0-Char"/>
+          <w:rFonts w:eastAsiaTheme="minorEastAsia"/>
+          <w:lang w:val="en-US"/>
+        </w:rPr>
+        <w:t>[</w:t>
+      </w:r>
+      <w:r>
+        <w:rPr>
+          <w:rStyle w:val="0-Char"/>
+          <w:rFonts w:eastAsiaTheme="minorEastAsia"/>
+          <w:lang w:val="sr-Cyrl-RS"/>
+        </w:rPr>
+        <w:t>4</w:t>
+      </w:r>
+      <w:r>
+        <w:rPr>
+          <w:rStyle w:val="0-Char"/>
+          <w:rFonts w:eastAsiaTheme="minorEastAsia"/>
+          <w:lang w:val="en-US"/>
+        </w:rPr>
+        <w:t>]</w:t>
+      </w:r>
+      <w:r>
+        <w:rPr>
+          <w:rStyle w:val="0-Char"/>
+          <w:rFonts w:eastAsiaTheme="minorEastAsia"/>
+          <w:lang w:val="sr-Cyrl-RS"/>
+        </w:rPr>
+        <w:t>.</w:t>
+      </w:r>
+    </w:p>
+    <w:p>
+      <w:pPr>
+        <w:pStyle w:val="0-"/>
+        <w:spacing w:before="120"/>
+        <w:rPr>
+          <w:rStyle w:val="0-Char"/>
+          <w:rFonts w:eastAsiaTheme="minorEastAsia"/>
+          <w:lang w:val="sr-Cyrl-RS"/>
+        </w:rPr>
+      </w:pPr>
+      <w:r>
+        <w:rPr>
+          <w:rStyle w:val="0-Char"/>
+          <w:rFonts w:eastAsiaTheme="minorEastAsia"/>
+          <w:lang w:val="sr-Cyrl-RS"/>
+        </w:rPr>
+        <w:t xml:space="preserve">Процена кретања се састоји из три корака. Промена релативне позе камере између две узастопне слике имплицитно доводи до померања репројектованих тачака. Поравнавање слике настоји да пронађе трансформацију између поза камере тако да минимизује фотометријску грешку између делова слике који одговарају истој 3Д тачки. Та трансформација дефинише иницијалну процену положаја </w:t>
+      </w:r>
+      <w:r>
+        <w:rPr>
+          <w:rStyle w:val="0-Char"/>
+          <w:rFonts w:eastAsiaTheme="minorEastAsia"/>
+          <w:lang w:val="sr-Cyrl-RS"/>
+        </w:rPr>
+        <w:t>видљивих 3Д тачака у односу на нову слику.</w:t>
+      </w:r>
+      <w:r>
+        <w:rPr>
+          <w:rStyle w:val="0-Char"/>
+          <w:rFonts w:eastAsiaTheme="minorEastAsia"/>
+          <w:lang w:val="sr-Cyrl-RS"/>
+        </w:rPr>
+        <w:t xml:space="preserve"> </w:t>
+      </w:r>
+      <w:r>
+        <w:rPr>
+          <w:rStyle w:val="0-Char"/>
+          <w:rFonts w:eastAsiaTheme="minorEastAsia"/>
+          <w:lang w:val="sr-Cyrl-RS"/>
+        </w:rPr>
+        <w:t xml:space="preserve">Због нетачности у тој процени, фотометријска грешка може додатно да се минимизује оптимизацијом положаја </w:t>
+      </w:r>
+      <w:r>
+        <w:rPr>
+          <w:rStyle w:val="0-Char"/>
+          <w:rFonts w:eastAsiaTheme="minorEastAsia"/>
+          <w:lang w:val="sr-Cyrl-RS"/>
+        </w:rPr>
+        <w:t>сваког издвојеног дела слике појединачно. Овим кораком се врши нарушавање епиполарних ограничења, како би се добила већа корелација између делова слика. Последњим кораком се оптимизују поза камере и положај</w:t>
+      </w:r>
+      <w:r>
+        <w:rPr>
+          <w:rStyle w:val="0-Char"/>
+          <w:rFonts w:eastAsiaTheme="minorEastAsia"/>
+          <w:lang w:val="sr-Cyrl-RS"/>
+        </w:rPr>
+        <w:t>и</w:t>
+      </w:r>
+      <w:r>
+        <w:rPr>
+          <w:rStyle w:val="0-Char"/>
+          <w:rFonts w:eastAsiaTheme="minorEastAsia"/>
+          <w:lang w:val="sr-Cyrl-RS"/>
+        </w:rPr>
+        <w:t xml:space="preserve"> 3Д тачака минимизацијом репројекционе грешке.</w:t>
+      </w:r>
+    </w:p>
+    <w:p>
+      <w:pPr>
+        <w:pStyle w:val="0-"/>
+        <w:spacing w:before="120"/>
+        <w:rPr>
+          <w:rStyle w:val="0-Char"/>
+          <w:rFonts w:eastAsiaTheme="minorEastAsia"/>
+          <w:lang w:val="sr-Cyrl-RS"/>
+        </w:rPr>
+      </w:pPr>
+    </w:p>
+    <w:p>
+      <w:pPr>
+        <w:pStyle w:val="0-"/>
+        <w:spacing w:before="120"/>
+        <w:rPr>
+          <w:lang w:val="sr-Latn-RS"/>
+        </w:rPr>
+      </w:pPr>
+    </w:p>
+    <w:p>
+      <w:pPr>
+        <w:pStyle w:val="2-"/>
+      </w:pPr>
+      <w:r>
+        <w:t>ORB-SLAM3</w:t>
+      </w:r>
+    </w:p>
+    <w:p>
+      <w:pPr>
+        <w:pStyle w:val="0-"/>
+        <w:rPr>
+          <w:lang w:val="sr-Cyrl-RS"/>
+        </w:rPr>
+      </w:pPr>
+      <w:r>
+        <w:rPr>
+          <w:lang w:val="sr-Cyrl-RS"/>
+        </w:rPr>
+        <w:t>ORB-SLAM3</w:t>
+      </w:r>
+      <w:r>
+        <w:rPr>
+          <w:lang w:val="sr-Cyrl-RS"/>
+        </w:rPr>
+        <w:t xml:space="preserve"> је систем за визуелни </w:t>
+      </w:r>
+      <w:r>
+        <w:rPr>
+          <w:lang w:val="sr-Cyrl-RS"/>
+        </w:rPr>
+        <w:t>SLAM (Simultaneous</w:t>
+      </w:r>
+      <w:r>
+        <w:rPr>
+          <w:lang w:val="sr-Cyrl-RS"/>
+        </w:rPr>
+        <w:t xml:space="preserve"> </w:t>
+      </w:r>
+      <w:r>
+        <w:rPr>
+          <w:lang w:val="sr-Cyrl-RS"/>
+        </w:rPr>
+        <w:t>localization and mapping)</w:t>
+      </w:r>
+      <w:r>
+        <w:rPr>
+          <w:lang w:val="sr-Cyrl-RS"/>
+        </w:rPr>
+        <w:t xml:space="preserve"> заснован на карактеристичним тачкама. За разлику од многих алгоритама за ВО који се ослањају само на краткорочне информације, односно прате окружење само док се налази у погледу, </w:t>
+      </w:r>
+      <w:r>
+        <w:rPr>
+          <w:lang w:val="sr-Cyrl-RS"/>
+        </w:rPr>
+        <w:t>ORB-SLAM3</w:t>
+      </w:r>
+      <w:r>
+        <w:rPr>
+          <w:lang w:val="sr-Cyrl-RS"/>
+        </w:rPr>
+        <w:t xml:space="preserve"> користи и средњерочне информације, које се користе када се у погледу нађе претходно истражено окружење, као и дугорочне информације које омогућавају ресетовање дрифта и корекцију мапе </w:t>
+      </w:r>
+      <w:r>
+        <w:rPr>
+          <w:lang w:val="sr-Cyrl-RS"/>
+        </w:rPr>
+        <w:t>[5]</w:t>
       </w:r>
       <w:r>
         <w:rPr>
@@ -1986,242 +2026,902 @@
         <w:rPr>
           <w:lang w:val="sr-Cyrl-RS"/>
         </w:rPr>
-        <w:t>Врсте система за обраду сигнала</w:t>
-      </w:r>
+        <w:t>ORB-SLAM3</w:t>
+      </w:r>
+      <w:r>
+        <w:rPr>
+          <w:lang w:val="sr-Cyrl-RS"/>
+        </w:rPr>
+        <w:t xml:space="preserve"> је изабран не само зато што је представник метода заснованих на карактеристичним тачкама, већ и како би се обрадио утицај локализације на успешност ВО.</w:t>
+      </w:r>
+    </w:p>
+    <w:p>
+      <w:pPr>
+        <w:pStyle w:val="0-"/>
+        <w:rPr>
+          <w:lang w:val="sr-Cyrl-RS"/>
+        </w:rPr>
+      </w:pPr>
+      <w:r>
+        <w:rPr>
+          <w:lang w:val="sr-Cyrl-RS"/>
+        </w:rPr>
+        <w:t>Алгоритам је организован у три компоненте: праћење, локално мапирање и спајање мапа. Праћење рачуна тренутну позу у односу на активну мапу минимизацијом репројекционе грешке упарених карактеристика. Локално мапирање додаје нове кључне слике и 3Д тачке у активну мапу</w:t>
+      </w:r>
+      <w:r>
+        <w:rPr>
+          <w:lang w:val="sr-Cyrl-RS"/>
+        </w:rPr>
+        <w:t>, уклања редундантне и побољшава локалну мапу</w:t>
+      </w:r>
+      <w:r>
+        <w:rPr>
+          <w:lang w:val="sr-Cyrl-RS"/>
+        </w:rPr>
+        <w:t>. Спајање мапа детектује заједничке делове између активне мапе и претходно познатих мапа. Уколико заједнички регион припада активној мапи, врши се корекција петље</w:t>
+      </w:r>
+      <w:r>
+        <w:rPr>
+          <w:lang w:val="sr-Cyrl-RS"/>
+        </w:rPr>
+        <w:t xml:space="preserve">. Уколико припада некој другој мапи, врши се спајање мапа </w:t>
+      </w:r>
+      <w:r>
+        <w:rPr>
+          <w:lang w:val="sr-Cyrl-RS"/>
+        </w:rPr>
+        <w:t>[5]</w:t>
+      </w:r>
+      <w:r>
+        <w:rPr>
+          <w:lang w:val="sr-Cyrl-RS"/>
+        </w:rPr>
+        <w:t>.</w:t>
+      </w:r>
+    </w:p>
+    <w:p>
+      <w:pPr>
+        <w:pStyle w:val="2-"/>
+      </w:pPr>
+      <w:r>
+        <w:t>TSformer-VO</w:t>
+      </w:r>
+    </w:p>
+    <w:p>
+      <w:pPr>
+        <w:pStyle w:val="0-"/>
+        <w:rPr>
+          <w:lang w:val="sr-Cyrl-RS"/>
+        </w:rPr>
+      </w:pPr>
+      <w:r>
+        <w:rPr>
+          <w:lang w:val="sr-Cyrl-RS"/>
+        </w:rPr>
+        <w:t>TSformer-VO</w:t>
+      </w:r>
+      <w:r>
+        <w:rPr>
+          <w:lang w:val="sr-Cyrl-RS"/>
+        </w:rPr>
+        <w:t xml:space="preserve"> је метода заснована на </w:t>
+      </w:r>
+      <w:r>
+        <w:rPr>
+          <w:lang w:val="sr-Cyrl-RS"/>
+        </w:rPr>
+        <w:t>TimeSFormer</w:t>
+      </w:r>
+      <w:r>
+        <w:rPr>
+          <w:lang w:val="sr-Cyrl-RS"/>
+        </w:rPr>
+        <w:t xml:space="preserve"> архитектури за препознавање акција. Архитектура користи механизам самопажње за издвајање просторно-временских карактеристика за процену позе камере </w:t>
+      </w:r>
+      <w:r>
+        <w:rPr>
+          <w:lang w:val="sr-Cyrl-RS"/>
+        </w:rPr>
+        <w:t>[6]</w:t>
+      </w:r>
+      <w:r>
+        <w:rPr>
+          <w:lang w:val="sr-Cyrl-RS"/>
+        </w:rPr>
+        <w:t>.</w:t>
+      </w:r>
+    </w:p>
+    <w:p>
+      <w:pPr>
+        <w:pStyle w:val="0-"/>
+        <w:rPr>
+          <w:lang w:val="sr-Cyrl-RS"/>
+        </w:rPr>
+      </w:pPr>
+      <w:r>
+        <w:rPr>
+          <w:lang w:val="sr-Cyrl-RS"/>
+        </w:rPr>
+        <w:t>Улазни скуп се састоји</w:t>
+      </w:r>
+      <w:r>
+        <w:rPr>
+          <w:lang w:val="sr-Cyrl-RS"/>
+        </w:rPr>
+        <w:t xml:space="preserve"> од</w:t>
+      </w:r>
+      <w:r>
+        <w:rPr>
+          <w:lang w:val="sr-Cyrl-RS"/>
+        </w:rPr>
+        <w:t xml:space="preserve"> узастопних слика. Дели се на непреклапајуће регионе слике, који се претварају у токене и прослеђују као улази у Трансформер енкодер, који учи односе између карактеристика кроз време и простор. На крају, </w:t>
+      </w:r>
+      <w:r>
+        <w:rPr>
+          <w:lang w:val="sr-Cyrl-RS"/>
+        </w:rPr>
+        <w:t>MLP</w:t>
+      </w:r>
+      <w:r>
+        <w:rPr>
+          <w:lang w:val="sr-Cyrl-RS"/>
+        </w:rPr>
+        <w:t xml:space="preserve"> </w:t>
+      </w:r>
+      <w:r>
+        <w:rPr>
+          <w:lang w:val="sr-Cyrl-RS"/>
+        </w:rPr>
+        <w:t>(multilayer perceptron)</w:t>
+      </w:r>
+      <w:r>
+        <w:rPr>
+          <w:lang w:val="sr-Cyrl-RS"/>
+        </w:rPr>
+        <w:t xml:space="preserve"> излазни слој процењује релативну позу камере. С обзиром да су две узастопне слике потребне за процену једне позе, као излаз за скуп од</w:t>
+      </w:r>
+      <w:r>
+        <w:rPr>
+          <w:lang w:val="sr-Cyrl-RS"/>
+        </w:rPr>
+        <w:t xml:space="preserve"> </w:t>
+      </w:r>
+      <w:r>
+        <w:rPr>
+          <w:lang w:val="sr-Cyrl-RS"/>
+        </w:rPr>
+        <w:t>N</w:t>
+      </w:r>
+      <w:r>
+        <w:rPr>
+          <w:vertAlign w:val="subscript"/>
+          <w:lang w:val="en-US"/>
+        </w:rPr>
+        <w:t>f</w:t>
+      </w:r>
+      <w:r>
+        <w:rPr>
+          <w:lang w:val="sr-Cyrl-RS"/>
+        </w:rPr>
+        <w:t xml:space="preserve"> слика, добијамо </w:t>
+      </w:r>
+      <w:r>
+        <w:rPr>
+          <w:lang w:val="sr-Cyrl-RS"/>
+        </w:rPr>
+        <w:t>N</w:t>
+      </w:r>
+      <w:r>
+        <w:rPr>
+          <w:vertAlign w:val="subscript"/>
+          <w:lang w:val="en-US"/>
+        </w:rPr>
+        <w:t>f</w:t>
+      </w:r>
+      <w:r>
+        <w:rPr>
+          <w:lang w:val="en-US"/>
+        </w:rPr>
+        <w:t xml:space="preserve"> </w:t>
+      </w:r>
+      <w:r>
+        <w:rPr>
+          <w:lang w:val="sr-Cyrl-RS"/>
+        </w:rPr>
+        <w:t>-</w:t>
+      </w:r>
+      <w:r>
+        <w:rPr>
+          <w:lang w:val="en-US"/>
+        </w:rPr>
+        <w:t xml:space="preserve"> </w:t>
+      </w:r>
+      <w:r>
+        <w:rPr>
+          <w:lang w:val="sr-Cyrl-RS"/>
+        </w:rPr>
+        <w:t>1 поза камере</w:t>
+      </w:r>
+      <w:r>
+        <w:rPr>
+          <w:lang w:val="sr-Latn-RS"/>
+        </w:rPr>
+        <w:t xml:space="preserve"> </w:t>
+      </w:r>
+      <w:r>
+        <w:rPr>
+          <w:lang w:val="sr-Cyrl-RS"/>
+        </w:rPr>
+        <w:t>[6]</w:t>
+      </w:r>
+      <w:r>
+        <w:rPr>
+          <w:lang w:val="sr-Cyrl-RS"/>
+        </w:rPr>
+        <w:t xml:space="preserve">. </w:t>
+      </w:r>
+    </w:p>
+    <w:p>
+      <w:pPr>
+        <w:pStyle w:val="1-"/>
+        <w:rPr>
+          <w:lang w:val="sr-Cyrl-RS"/>
+        </w:rPr>
+      </w:pPr>
+      <w:r>
+        <w:rPr>
+          <w:lang w:val="sr-Cyrl-RS"/>
+        </w:rPr>
+        <w:t>Процес прикупљања података</w:t>
+      </w:r>
+    </w:p>
+    <w:p>
+      <w:pPr>
+        <w:pStyle w:val="0-"/>
+        <w:rPr>
+          <w:lang w:val="sr-Cyrl-RS"/>
+        </w:rPr>
+      </w:pPr>
+      <w:r>
+        <w:rPr>
+          <w:lang w:val="sr-Cyrl-RS"/>
+        </w:rPr>
+        <w:t xml:space="preserve">Како би се испитала примена ВО у мобилној роботици прикупљен је експериментални скуп података. Експерименталну поставку чине робот са диференцијалним погоном и круто постављеном камером, док се креће кроз различите </w:t>
+      </w:r>
+      <w:r>
+        <w:rPr>
+          <w:lang w:val="sr-Cyrl-RS"/>
+        </w:rPr>
+        <w:t>секвенце кретања у дефинисаном простору.</w:t>
+      </w:r>
+    </w:p>
+    <w:p>
+      <w:pPr>
+        <w:pStyle w:val="2-"/>
+      </w:pPr>
+      <w:r>
+        <w:rPr>
+          <w:lang w:val="sr-Cyrl-RS"/>
+        </w:rPr>
+        <w:t>Робот</w:t>
+      </w:r>
+    </w:p>
+    <w:p>
+      <w:pPr>
+        <w:pStyle w:val="0-"/>
+        <w:rPr>
+          <w:lang w:val="sr-Cyrl-RS"/>
+        </w:rPr>
+      </w:pPr>
+      <w:r>
+        <w:rPr>
+          <w:lang w:val="sr-Cyrl-RS"/>
+        </w:rPr>
+        <w:t xml:space="preserve">За прикупљање података коришћен је мобилни робот развијен у оквиру тима </w:t>
+      </w:r>
+      <w:r>
+        <w:rPr>
+          <w:lang w:val="en-US"/>
+        </w:rPr>
+        <w:t>+</w:t>
+      </w:r>
+      <w:r>
+        <w:rPr>
+          <w:lang w:val="sr-Latn-RS"/>
+        </w:rPr>
+        <w:t>381 Robotics</w:t>
+      </w:r>
+      <w:r>
+        <w:rPr>
+          <w:lang w:val="sr-Cyrl-RS"/>
+        </w:rPr>
+        <w:t xml:space="preserve"> за такмичење </w:t>
+      </w:r>
+      <w:r>
+        <w:rPr>
+          <w:lang w:val="sr-Cyrl-RS"/>
+        </w:rPr>
+        <w:t>Eurobot Srbija 2026</w:t>
+      </w:r>
+      <w:r>
+        <w:rPr>
+          <w:lang w:val="sr-Cyrl-RS"/>
+        </w:rPr>
+        <w:t>. У наставку су описане карактеристике робота које су релевантне за процес прикупљања података.</w:t>
+      </w:r>
+    </w:p>
+    <w:p>
+      <w:pPr>
+        <w:pStyle w:val="0-"/>
+        <w:rPr>
+          <w:lang w:val="sr-Cyrl-RS"/>
+        </w:rPr>
+      </w:pPr>
+      <w:r>
+        <w:rPr>
+          <w:lang w:val="sr-Cyrl-RS"/>
+        </w:rPr>
+        <w:t xml:space="preserve">Диференцијални погон се састоји од два независно актуисана саосна точка. Овакав тип погона има два степена слободе и уводи нехолономно ограничење: брзина базе у бочном правцу је увек 0. Три основна </w:t>
+      </w:r>
+      <w:r>
+        <w:rPr>
+          <w:lang w:val="sr-Cyrl-RS"/>
+        </w:rPr>
+        <w:lastRenderedPageBreak/>
+        <w:t>типа кретања за оваквог робота су: праволинијск</w:t>
+      </w:r>
+      <w:r>
+        <w:rPr>
+          <w:lang w:val="sr-Cyrl-RS"/>
+        </w:rPr>
+        <w:t>а</w:t>
+      </w:r>
+      <w:r>
+        <w:rPr>
+          <w:lang w:val="sr-Cyrl-RS"/>
+        </w:rPr>
+        <w:t xml:space="preserve"> </w:t>
+      </w:r>
+      <w:r>
+        <w:rPr>
+          <w:lang w:val="sr-Cyrl-RS"/>
+        </w:rPr>
+        <w:t>транслација</w:t>
+      </w:r>
+      <w:r>
+        <w:rPr>
+          <w:lang w:val="sr-Cyrl-RS"/>
+        </w:rPr>
+        <w:t>, ротација око центра робота, криволинијско кретање.</w:t>
+      </w:r>
+    </w:p>
+    <w:p>
+      <w:pPr>
+        <w:pStyle w:val="0-"/>
+        <w:rPr>
+          <w:lang w:val="sr-Cyrl-RS"/>
+        </w:rPr>
+      </w:pPr>
+      <w:r>
+        <w:rPr>
+          <w:lang w:val="sr-Cyrl-RS"/>
+        </w:rPr>
+        <w:t>Одометријски систем се састоји од инкременталних енкодера који су на пасивним точковима. Пасивни точкови су увек у контакту са подлогом. Овај систем је одвојен од погонског како би се избегао утицај проклизавања погонских точкова на стварање грешке у одометрији.</w:t>
+      </w:r>
+    </w:p>
+    <w:p>
+      <w:pPr>
+        <w:pStyle w:val="0-"/>
+        <w:rPr>
+          <w:lang w:val="sr-Cyrl-RS"/>
+        </w:rPr>
+      </w:pPr>
+      <w:r>
+        <w:rPr>
+          <w:lang w:val="sr-Cyrl-RS"/>
+        </w:rPr>
+        <w:t>Камера је круто везана за робота. Постављена је директно изнад локалног координатног система робота и оријентисана у правцу кретања робота. С обзиром да се робот креће у равни, оваква поставка омогућава да се прескочи корак рачунања трансформације камера-робот.</w:t>
+      </w:r>
+    </w:p>
+    <w:p>
+      <w:pPr>
+        <w:pStyle w:val="0-"/>
+        <w:rPr>
+          <w:lang w:val="sr-Cyrl-RS"/>
+        </w:rPr>
+      </w:pPr>
+      <w:r>
+        <w:rPr>
+          <w:lang w:val="sr-Cyrl-RS"/>
+        </w:rPr>
+        <w:t xml:space="preserve">На роботу је већ имплементиран </w:t>
+      </w:r>
+      <w:r>
+        <w:rPr>
+          <w:lang w:val="sr-Cyrl-RS"/>
+        </w:rPr>
+        <w:t>ROS2</w:t>
+      </w:r>
+      <w:r>
+        <w:rPr>
+          <w:lang w:val="sr-Cyrl-RS"/>
+        </w:rPr>
+        <w:t xml:space="preserve">, па је за снимање података коришћен </w:t>
+      </w:r>
+      <w:r>
+        <w:rPr>
+          <w:lang w:val="sr-Cyrl-RS"/>
+        </w:rPr>
+        <w:t>rosbag</w:t>
+      </w:r>
+      <w:r>
+        <w:rPr>
+          <w:lang w:val="sr-Cyrl-RS"/>
+        </w:rPr>
+        <w:t>. Топици који су снимани су:</w:t>
+      </w:r>
+    </w:p>
+    <w:p>
+      <w:pPr>
+        <w:pStyle w:val="0-"/>
+        <w:numPr>
+          <w:ilvl w:val="0"/>
+          <w:numId w:val="9"/>
+        </w:numPr>
+        <w:rPr>
+          <w:lang w:val="sr-Cyrl-RS"/>
+        </w:rPr>
+      </w:pPr>
+      <w:r>
+        <w:rPr>
+          <w:lang w:val="sr-Cyrl-RS"/>
+        </w:rPr>
+        <w:t>Одометрија са пасивних точкова, која је коришћена за процену референтних путања,</w:t>
+      </w:r>
+    </w:p>
+    <w:p>
+      <w:pPr>
+        <w:pStyle w:val="0-"/>
+        <w:numPr>
+          <w:ilvl w:val="0"/>
+          <w:numId w:val="9"/>
+        </w:numPr>
+        <w:rPr>
+          <w:lang w:val="sr-Cyrl-RS"/>
+        </w:rPr>
+      </w:pPr>
+      <w:r>
+        <w:rPr>
+          <w:lang w:val="sr-Cyrl-RS"/>
+        </w:rPr>
+        <w:t>Секвенца слика са камере,</w:t>
+      </w:r>
+    </w:p>
+    <w:p>
+      <w:pPr>
+        <w:pStyle w:val="0-"/>
+        <w:numPr>
+          <w:ilvl w:val="0"/>
+          <w:numId w:val="9"/>
+        </w:numPr>
+        <w:rPr>
+          <w:lang w:val="sr-Cyrl-RS"/>
+        </w:rPr>
+      </w:pPr>
+      <w:r>
+        <w:rPr>
+          <w:lang w:val="sr-Cyrl-RS"/>
+        </w:rPr>
+        <w:t>Топик са параметрима камере.</w:t>
+      </w:r>
+    </w:p>
+    <w:p>
+      <w:pPr>
+        <w:pStyle w:val="0-"/>
+        <w:rPr>
+          <w:lang w:val="en-US"/>
+        </w:rPr>
+      </w:pPr>
+      <w:r>
+        <w:rPr>
+          <w:lang w:val="sr-Cyrl-RS"/>
+        </w:rPr>
+        <w:t>На слици 1 је приказан робот са означеним погонским и одометријским системима, камером и локалним координатним системом.</w:t>
+      </w:r>
+    </w:p>
+    <w:p>
+      <w:pPr>
+        <w:pStyle w:val="0-"/>
+        <w:rPr>
+          <w:lang w:val="en-US"/>
+        </w:rPr>
+      </w:pPr>
+    </w:p>
+    <w:p>
+      <w:pPr>
+        <w:pStyle w:val="0-"/>
+        <w:rPr>
+          <w:lang w:val="en-US"/>
+        </w:rPr>
+      </w:pPr>
+      <w:r>
+        <w:rPr>
+          <w:lang w:val="en-US"/>
+        </w:rPr>
+        <w:t>TODO: slika 1</w:t>
+      </w:r>
+    </w:p>
+    <w:p>
+      <w:pPr>
+        <w:pStyle w:val="2-"/>
+      </w:pPr>
+      <w:r>
+        <w:rPr>
+          <w:lang w:val="sr-Cyrl-RS"/>
+        </w:rPr>
+        <w:t>Камера</w:t>
+      </w:r>
+    </w:p>
+    <w:p>
+      <w:pPr>
+        <w:pStyle w:val="0-"/>
+        <w:rPr>
+          <w:lang w:val="en-US"/>
+        </w:rPr>
+      </w:pPr>
+      <w:r>
+        <w:rPr>
+          <w:lang w:val="sr-Cyrl-RS"/>
+        </w:rPr>
+        <w:t xml:space="preserve">Коришћена је </w:t>
+      </w:r>
+      <w:r>
+        <w:rPr>
+          <w:lang w:val="sr-Cyrl-RS"/>
+        </w:rPr>
+        <w:t>OV9281 global-shutter</w:t>
+      </w:r>
+      <w:r>
+        <w:rPr>
+          <w:lang w:val="sr-Cyrl-RS"/>
+        </w:rPr>
+        <w:t xml:space="preserve"> </w:t>
+      </w:r>
+      <w:r>
+        <w:rPr>
+          <w:lang w:val="sr-Cyrl-RS"/>
+        </w:rPr>
+        <w:t>камера</w:t>
+      </w:r>
+      <w:r>
+        <w:rPr>
+          <w:lang w:val="sr-Cyrl-RS"/>
+        </w:rPr>
+        <w:t>. Овај тип камере хвата све пикселе слике у истом тренутку, током истог времена експозиције.</w:t>
+      </w:r>
+      <w:r>
+        <w:rPr>
+          <w:lang w:val="en-US"/>
+        </w:rPr>
+        <w:t xml:space="preserve"> R</w:t>
+      </w:r>
+      <w:r>
+        <w:rPr>
+          <w:lang w:val="sr-Cyrl-RS"/>
+        </w:rPr>
+        <w:t>olling-shutter</w:t>
+      </w:r>
+      <w:r>
+        <w:rPr>
+          <w:lang w:val="sr-Cyrl-RS"/>
+        </w:rPr>
+        <w:t xml:space="preserve"> камере секвенцијално снимају редове у слици, а експозиција почиње у различитим тренуцима, што може довести до дисторзије слике док се камера помера</w:t>
+      </w:r>
+      <w:r>
+        <w:t xml:space="preserve"> </w:t>
+      </w:r>
+      <w:r>
+        <w:rPr>
+          <w:lang w:val="sr-Cyrl-RS"/>
+        </w:rPr>
+        <w:t>[7]. OV928</w:t>
+      </w:r>
+      <w:r>
+        <w:rPr>
+          <w:lang w:val="sr-Cyrl-RS"/>
+        </w:rPr>
+        <w:t xml:space="preserve">1 камера снима црно-белу слику, резолуције </w:t>
+      </w:r>
+      <w:r>
+        <w:rPr>
+          <w:lang w:val="sr-Cyrl-RS"/>
+        </w:rPr>
+        <w:t>1280</w:t>
+      </w:r>
+      <w:r>
+        <w:rPr>
+          <w:rFonts w:cstheme="minorHAnsi"/>
+          <w:lang w:val="en-US"/>
+        </w:rPr>
+        <w:t>∙</w:t>
+      </w:r>
+      <w:r>
+        <w:rPr>
+          <w:lang w:val="sr-Cyrl-RS"/>
+        </w:rPr>
+        <w:t>720</w:t>
+      </w:r>
+      <w:r>
+        <w:rPr>
+          <w:lang w:val="sr-Cyrl-RS"/>
+        </w:rPr>
+        <w:t xml:space="preserve"> пиксела и брзином снимања од 120 слика по секунди. Калибрацијом камере су одређени унутрашњи параметри камере и коефицијенти дисторзије, који су дати у (2) и (3), респективно.</w:t>
+      </w:r>
+    </w:p>
+    <w:p>
+      <w:pPr>
+        <w:pStyle w:val="0-"/>
+        <w:rPr>
+          <w:lang w:val="en-US"/>
+        </w:rPr>
+      </w:pPr>
     </w:p>
     <w:tbl>
       <w:tblPr>
         <w:tblStyle w:val="TableGrid"/>
         <w:tblW w:w="0" w:type="auto"/>
-        <w:jc w:val="center"/>
+        <w:tblBorders>
+          <w:top w:val="none" w:sz="0" w:space="0" w:color="auto"/>
+          <w:left w:val="none" w:sz="0" w:space="0" w:color="auto"/>
+          <w:bottom w:val="none" w:sz="0" w:space="0" w:color="auto"/>
+          <w:right w:val="none" w:sz="0" w:space="0" w:color="auto"/>
+          <w:insideH w:val="none" w:sz="0" w:space="0" w:color="auto"/>
+          <w:insideV w:val="none" w:sz="0" w:space="0" w:color="auto"/>
+        </w:tblBorders>
         <w:tblLook w:val="04A0" w:firstRow="1" w:lastRow="0" w:firstColumn="1" w:lastColumn="0" w:noHBand="0" w:noVBand="1"/>
       </w:tblPr>
       <w:tblGrid>
-        <w:gridCol w:w="901"/>
-        <w:gridCol w:w="1880"/>
-        <w:gridCol w:w="1886"/>
+        <w:gridCol w:w="4025"/>
+        <w:gridCol w:w="652"/>
       </w:tblGrid>
       <w:tr>
         <w:trPr>
-          <w:jc w:val="center"/>
+          <w:trHeight w:val="651"/>
         </w:trPr>
         <w:tc>
           <w:tcPr>
-            <w:tcW w:w="933" w:type="dxa"/>
+            <w:tcW w:w="4011" w:type="dxa"/>
             <w:vAlign w:val="center"/>
           </w:tcPr>
           <w:p>
             <w:pPr>
-              <w:jc w:val="center"/>
+              <w:pStyle w:val="3-"/>
               <w:rPr>
-                <w:rFonts w:ascii="Times New Roman" w:eastAsia="Times New Roman" w:hAnsi="Times New Roman" w:cs="Times New Roman"/>
-                <w:iCs/>
-                <w:szCs w:val="20"/>
-                <w:lang w:val="sr-Latn-CS"/>
+                <w:rFonts w:ascii="Times New Roman" w:hAnsi="Times New Roman"/>
               </w:rPr>
             </w:pPr>
+            <m:oMathPara>
+              <m:oMathParaPr>
+                <m:jc m:val="center"/>
+              </m:oMathParaPr>
+              <m:oMath>
+                <m:d>
+                  <m:dPr>
+                    <m:begChr m:val="["/>
+                    <m:endChr m:val="]"/>
+                    <m:ctrlPr>
+                      <w:rPr>
+                        <w:rFonts w:cstheme="minorBidi"/>
+                        <w:iCs w:val="0"/>
+                        <w:szCs w:val="22"/>
+                      </w:rPr>
+                    </m:ctrlPr>
+                  </m:dPr>
+                  <m:e>
+                    <m:m>
+                      <m:mPr>
+                        <m:mcs>
+                          <m:mc>
+                            <m:mcPr>
+                              <m:count m:val="3"/>
+                              <m:mcJc m:val="center"/>
+                            </m:mcPr>
+                          </m:mc>
+                        </m:mcs>
+                        <m:ctrlPr>
+                          <w:rPr>
+                            <w:rFonts w:cstheme="minorBidi"/>
+                            <w:iCs w:val="0"/>
+                            <w:szCs w:val="22"/>
+                          </w:rPr>
+                        </m:ctrlPr>
+                      </m:mPr>
+                      <m:mr>
+                        <m:e>
+                          <m:r>
+                            <m:rPr>
+                              <m:sty m:val="p"/>
+                            </m:rPr>
+                            <m:t>1032.9</m:t>
+                          </m:r>
+                          <m:r>
+                            <m:rPr>
+                              <m:sty m:val="p"/>
+                            </m:rPr>
+                            <m:t>0</m:t>
+                          </m:r>
+                          <m:r>
+                            <w:rPr>
+                              <w:lang w:val="sr-Cyrl-RS"/>
+                            </w:rPr>
+                            <m:t>964</m:t>
+                          </m:r>
+                        </m:e>
+                        <m:e>
+                          <m:r>
+                            <m:rPr>
+                              <m:sty m:val="p"/>
+                            </m:rPr>
+                            <m:t>0</m:t>
+                          </m:r>
+                          <m:ctrlPr>
+                            <w:rPr>
+                              <w:rFonts w:eastAsia="Cambria Math" w:cs="Cambria Math"/>
+                              <w:i w:val="0"/>
+                              <w:szCs w:val="22"/>
+                            </w:rPr>
+                          </m:ctrlPr>
+                        </m:e>
+                        <m:e>
+                          <m:r>
+                            <m:rPr>
+                              <m:sty m:val="p"/>
+                            </m:rPr>
+                            <w:rPr>
+                              <w:rFonts w:eastAsia="Cambria Math" w:cs="Cambria Math"/>
+                            </w:rPr>
+                            <m:t>0</m:t>
+                          </m:r>
+                        </m:e>
+                      </m:mr>
+                      <m:mr>
+                        <m:e>
+                          <m:r>
+                            <m:rPr>
+                              <m:sty m:val="p"/>
+                            </m:rPr>
+                            <m:t>0</m:t>
+                          </m:r>
+                        </m:e>
+                        <m:e>
+                          <m:r>
+                            <m:rPr>
+                              <m:sty m:val="p"/>
+                            </m:rPr>
+                            <m:t>1032.44</m:t>
+                          </m:r>
+                          <m:r>
+                            <m:rPr>
+                              <m:sty m:val="p"/>
+                            </m:rPr>
+                            <m:t>1</m:t>
+                          </m:r>
+                          <m:r>
+                            <w:rPr>
+                              <w:lang w:val="sr-Cyrl-RS"/>
+                            </w:rPr>
+                            <m:t>52</m:t>
+                          </m:r>
+                          <m:ctrlPr>
+                            <w:rPr>
+                              <w:rFonts w:eastAsia="Cambria Math" w:cs="Cambria Math"/>
+                              <w:i w:val="0"/>
+                              <w:szCs w:val="22"/>
+                            </w:rPr>
+                          </m:ctrlPr>
+                        </m:e>
+                        <m:e>
+                          <m:r>
+                            <m:rPr>
+                              <m:sty m:val="p"/>
+                            </m:rPr>
+                            <w:rPr>
+                              <w:rFonts w:eastAsia="Cambria Math" w:cs="Cambria Math"/>
+                            </w:rPr>
+                            <m:t>0</m:t>
+                          </m:r>
+                          <m:ctrlPr>
+                            <w:rPr>
+                              <w:rFonts w:eastAsia="Cambria Math" w:cs="Cambria Math"/>
+                              <w:i w:val="0"/>
+                              <w:szCs w:val="22"/>
+                            </w:rPr>
+                          </m:ctrlPr>
+                        </m:e>
+                      </m:mr>
+                      <m:mr>
+                        <m:e>
+                          <m:r>
+                            <m:rPr>
+                              <m:sty m:val="p"/>
+                            </m:rPr>
+                            <m:t>681.51</m:t>
+                          </m:r>
+                          <m:r>
+                            <m:rPr>
+                              <m:sty m:val="p"/>
+                            </m:rPr>
+                            <m:t>3</m:t>
+                          </m:r>
+                          <m:r>
+                            <w:rPr>
+                              <w:lang w:val="sr-Cyrl-RS"/>
+                            </w:rPr>
+                            <m:t>61</m:t>
+                          </m:r>
+                          <m:ctrlPr>
+                            <w:rPr>
+                              <w:rFonts w:eastAsia="Cambria Math" w:cs="Cambria Math"/>
+                              <w:i w:val="0"/>
+                              <w:szCs w:val="22"/>
+                            </w:rPr>
+                          </m:ctrlPr>
+                        </m:e>
+                        <m:e>
+                          <m:r>
+                            <m:rPr>
+                              <m:sty m:val="p"/>
+                            </m:rPr>
+                            <m:t>317.8</m:t>
+                          </m:r>
+                          <m:r>
+                            <m:rPr>
+                              <m:sty m:val="p"/>
+                            </m:rPr>
+                            <m:t>5</m:t>
+                          </m:r>
+                          <m:r>
+                            <w:rPr>
+                              <w:lang w:val="sr-Cyrl-RS"/>
+                            </w:rPr>
+                            <m:t>746</m:t>
+                          </m:r>
+                          <m:ctrlPr>
+                            <w:rPr>
+                              <w:rFonts w:eastAsia="Cambria Math" w:cs="Cambria Math"/>
+                              <w:i w:val="0"/>
+                              <w:szCs w:val="22"/>
+                            </w:rPr>
+                          </m:ctrlPr>
+                        </m:e>
+                        <m:e>
+                          <m:r>
+                            <m:rPr>
+                              <m:sty m:val="p"/>
+                            </m:rPr>
+                            <w:rPr>
+                              <w:rFonts w:eastAsia="Cambria Math" w:cs="Cambria Math"/>
+                            </w:rPr>
+                            <m:t>1</m:t>
+                          </m:r>
+                        </m:e>
+                      </m:mr>
+                    </m:m>
+                  </m:e>
+                </m:d>
+              </m:oMath>
+            </m:oMathPara>
           </w:p>
         </w:tc>
         <w:tc>
           <w:tcPr>
-            <w:tcW w:w="1914" w:type="dxa"/>
+            <w:tcW w:w="664" w:type="dxa"/>
             <w:vAlign w:val="center"/>
           </w:tcPr>
           <w:p>
             <w:pPr>
-              <w:jc w:val="center"/>
-              <w:rPr>
-                <w:rFonts w:ascii="Times New Roman" w:eastAsia="Times New Roman" w:hAnsi="Times New Roman" w:cs="Times New Roman"/>
-                <w:iCs/>
-                <w:szCs w:val="20"/>
-              </w:rPr>
-            </w:pPr>
-            <w:r>
-              <w:rPr>
-                <w:rFonts w:ascii="Times New Roman" w:eastAsia="Times New Roman" w:hAnsi="Times New Roman" w:cs="Times New Roman"/>
-                <w:iCs/>
-                <w:szCs w:val="20"/>
-              </w:rPr>
-              <w:t>Линеарни</w:t>
-            </w:r>
-          </w:p>
-        </w:tc>
-        <w:tc>
-          <w:tcPr>
-            <w:tcW w:w="1914" w:type="dxa"/>
-            <w:vAlign w:val="center"/>
-          </w:tcPr>
-          <w:p>
-            <w:pPr>
-              <w:jc w:val="center"/>
-              <w:rPr>
-                <w:rFonts w:ascii="Times New Roman" w:eastAsia="Times New Roman" w:hAnsi="Times New Roman" w:cs="Times New Roman"/>
-                <w:iCs/>
-                <w:szCs w:val="20"/>
-              </w:rPr>
-            </w:pPr>
-            <w:r>
-              <w:rPr>
-                <w:rFonts w:ascii="Times New Roman" w:eastAsia="Times New Roman" w:hAnsi="Times New Roman" w:cs="Times New Roman"/>
-                <w:iCs/>
-                <w:szCs w:val="20"/>
-              </w:rPr>
-              <w:t>Нелинеарни</w:t>
-            </w:r>
-          </w:p>
-        </w:tc>
-      </w:tr>
-      <w:tr>
-        <w:trPr>
-          <w:cantSplit/>
-          <w:trHeight w:val="1134"/>
-          <w:jc w:val="center"/>
-        </w:trPr>
-        <w:tc>
-          <w:tcPr>
-            <w:tcW w:w="933" w:type="dxa"/>
-            <w:textDirection w:val="btLr"/>
-            <w:vAlign w:val="center"/>
-          </w:tcPr>
-          <w:p>
-            <w:pPr>
-              <w:jc w:val="center"/>
-              <w:rPr>
-                <w:rFonts w:ascii="Times New Roman" w:eastAsia="Times New Roman" w:hAnsi="Times New Roman" w:cs="Times New Roman"/>
-                <w:iCs/>
-                <w:szCs w:val="20"/>
-              </w:rPr>
-            </w:pPr>
-            <w:r>
-              <w:rPr>
-                <w:rFonts w:ascii="Times New Roman" w:eastAsia="Times New Roman" w:hAnsi="Times New Roman" w:cs="Times New Roman"/>
-                <w:iCs/>
-                <w:szCs w:val="20"/>
-              </w:rPr>
-              <w:t>Без меморије</w:t>
-            </w:r>
-          </w:p>
-        </w:tc>
-        <w:tc>
-          <w:tcPr>
-            <w:tcW w:w="1914" w:type="dxa"/>
-            <w:vAlign w:val="center"/>
-          </w:tcPr>
-          <w:p>
-            <w:pPr>
-              <w:jc w:val="center"/>
-              <w:rPr>
-                <w:rFonts w:ascii="Times New Roman" w:eastAsia="Times New Roman" w:hAnsi="Times New Roman" w:cs="Times New Roman"/>
-                <w:iCs/>
-                <w:szCs w:val="20"/>
-              </w:rPr>
-            </w:pPr>
-            <w:r>
-              <w:rPr>
-                <w:rFonts w:ascii="Times New Roman" w:eastAsia="Times New Roman" w:hAnsi="Times New Roman" w:cs="Times New Roman"/>
-                <w:iCs/>
-                <w:szCs w:val="20"/>
-              </w:rPr>
-              <w:t>Појачавачи</w:t>
-            </w:r>
-          </w:p>
-        </w:tc>
-        <w:tc>
-          <w:tcPr>
-            <w:tcW w:w="1914" w:type="dxa"/>
-            <w:vAlign w:val="center"/>
-          </w:tcPr>
-          <w:p>
-            <w:pPr>
-              <w:jc w:val="center"/>
-              <w:rPr>
-                <w:rFonts w:ascii="Times New Roman" w:eastAsia="Times New Roman" w:hAnsi="Times New Roman" w:cs="Times New Roman"/>
-                <w:iCs/>
-                <w:szCs w:val="20"/>
-              </w:rPr>
-            </w:pPr>
-            <w:r>
-              <w:rPr>
-                <w:rFonts w:ascii="Times New Roman" w:eastAsia="Times New Roman" w:hAnsi="Times New Roman" w:cs="Times New Roman"/>
-                <w:iCs/>
-                <w:szCs w:val="20"/>
-              </w:rPr>
-              <w:t>Нелинарни системи</w:t>
-            </w:r>
-          </w:p>
-        </w:tc>
-      </w:tr>
-      <w:tr>
-        <w:trPr>
-          <w:cantSplit/>
-          <w:trHeight w:val="1494"/>
-          <w:jc w:val="center"/>
-        </w:trPr>
-        <w:tc>
-          <w:tcPr>
-            <w:tcW w:w="933" w:type="dxa"/>
-            <w:textDirection w:val="btLr"/>
-            <w:vAlign w:val="center"/>
-          </w:tcPr>
-          <w:p>
-            <w:pPr>
-              <w:jc w:val="center"/>
-              <w:rPr>
-                <w:rFonts w:ascii="Times New Roman" w:eastAsia="Times New Roman" w:hAnsi="Times New Roman" w:cs="Times New Roman"/>
-                <w:iCs/>
-                <w:szCs w:val="20"/>
-              </w:rPr>
-            </w:pPr>
-            <w:r>
-              <w:rPr>
-                <w:rFonts w:ascii="Times New Roman" w:eastAsia="Times New Roman" w:hAnsi="Times New Roman" w:cs="Times New Roman"/>
-                <w:iCs/>
-                <w:szCs w:val="20"/>
-              </w:rPr>
-              <w:t>Са меморијом</w:t>
-            </w:r>
-          </w:p>
-        </w:tc>
-        <w:tc>
-          <w:tcPr>
-            <w:tcW w:w="1914" w:type="dxa"/>
-            <w:vAlign w:val="center"/>
-          </w:tcPr>
-          <w:p>
-            <w:pPr>
-              <w:jc w:val="center"/>
-              <w:rPr>
-                <w:rFonts w:ascii="Times New Roman" w:eastAsia="Times New Roman" w:hAnsi="Times New Roman" w:cs="Times New Roman"/>
-                <w:iCs/>
-                <w:szCs w:val="20"/>
-              </w:rPr>
-            </w:pPr>
-            <w:r>
-              <w:rPr>
-                <w:rFonts w:ascii="Times New Roman" w:eastAsia="Times New Roman" w:hAnsi="Times New Roman" w:cs="Times New Roman"/>
-                <w:iCs/>
-                <w:szCs w:val="20"/>
-              </w:rPr>
-              <w:t>Филтри</w:t>
-            </w:r>
-            <w:r>
-              <w:rPr>
-                <w:rFonts w:ascii="Times New Roman" w:eastAsia="Times New Roman" w:hAnsi="Times New Roman" w:cs="Times New Roman"/>
-                <w:iCs/>
-                <w:szCs w:val="20"/>
-              </w:rPr>
-              <w:t xml:space="preserve"> [2]</w:t>
-            </w:r>
-          </w:p>
-        </w:tc>
-        <w:tc>
-          <w:tcPr>
-            <w:tcW w:w="1914" w:type="dxa"/>
-            <w:vAlign w:val="center"/>
-          </w:tcPr>
-          <w:p>
-            <w:pPr>
-              <w:jc w:val="center"/>
+              <w:ind w:firstLine="0"/>
+              <w:jc w:val="right"/>
               <w:rPr>
                 <w:rFonts w:ascii="Times New Roman" w:eastAsia="Times New Roman" w:hAnsi="Times New Roman" w:cs="Times New Roman"/>
                 <w:iCs/>
@@ -2235,7 +2935,211 @@
                 <w:iCs/>
                 <w:szCs w:val="20"/>
               </w:rPr>
-              <w:t>не разматрамо их</w:t>
+              <w:t>(</w:t>
+            </w:r>
+            <w:r>
+              <w:rPr>
+                <w:rFonts w:ascii="Times New Roman" w:eastAsia="Times New Roman" w:hAnsi="Times New Roman" w:cs="Times New Roman"/>
+                <w:iCs/>
+                <w:szCs w:val="20"/>
+              </w:rPr>
+              <w:t>2</w:t>
+            </w:r>
+            <w:r>
+              <w:rPr>
+                <w:rFonts w:ascii="Times New Roman" w:eastAsia="Times New Roman" w:hAnsi="Times New Roman" w:cs="Times New Roman"/>
+                <w:iCs/>
+                <w:szCs w:val="20"/>
+              </w:rPr>
+              <w:t>)</w:t>
+            </w:r>
+          </w:p>
+        </w:tc>
+      </w:tr>
+      <w:tr>
+        <w:trPr>
+          <w:trHeight w:val="809"/>
+        </w:trPr>
+        <w:tc>
+          <w:tcPr>
+            <w:tcW w:w="4011" w:type="dxa"/>
+            <w:vAlign w:val="center"/>
+          </w:tcPr>
+          <w:p>
+            <w:pPr>
+              <w:pStyle w:val="3-"/>
+              <w:ind w:firstLine="0"/>
+              <w:rPr>
+                <w:rFonts w:ascii="Times New Roman" w:hAnsi="Times New Roman"/>
+                <w:i w:val="0"/>
+                <w:iCs w:val="0"/>
+                <w:szCs w:val="22"/>
+              </w:rPr>
+            </w:pPr>
+          </w:p>
+          <w:p>
+            <w:pPr>
+              <w:pStyle w:val="0-"/>
+              <w:rPr>
+                <w:lang w:val="en-US"/>
+              </w:rPr>
+            </w:pPr>
+            <m:oMathPara>
+              <m:oMath>
+                <m:d>
+                  <m:dPr>
+                    <m:begChr m:val="["/>
+                    <m:endChr m:val="]"/>
+                    <m:ctrlPr>
+                      <w:rPr>
+                        <w:rFonts w:ascii="Cambria Math" w:hAnsi="Cambria Math"/>
+                        <w:i/>
+                        <w:lang w:val="en-US"/>
+                      </w:rPr>
+                    </m:ctrlPr>
+                  </m:dPr>
+                  <m:e>
+                    <m:m>
+                      <m:mPr>
+                        <m:baseJc m:val="bottom"/>
+                        <m:mcs>
+                          <m:mc>
+                            <m:mcPr>
+                              <m:count m:val="5"/>
+                              <m:mcJc m:val="center"/>
+                            </m:mcPr>
+                          </m:mc>
+                        </m:mcs>
+                        <m:ctrlPr>
+                          <w:rPr>
+                            <w:rFonts w:ascii="Cambria Math" w:hAnsi="Cambria Math"/>
+                            <w:i/>
+                            <w:lang w:val="en-US"/>
+                          </w:rPr>
+                        </m:ctrlPr>
+                      </m:mPr>
+                      <m:mr>
+                        <m:e>
+                          <m:r>
+                            <w:rPr>
+                              <w:rFonts w:ascii="Cambria Math" w:hAnsi="Cambria Math"/>
+                              <w:lang w:val="en-US"/>
+                            </w:rPr>
+                            <m:t>-0.002</m:t>
+                          </m:r>
+                        </m:e>
+                        <m:e>
+                          <m:r>
+                            <w:rPr>
+                              <w:rFonts w:ascii="Cambria Math" w:hAnsi="Cambria Math"/>
+                              <w:lang w:val="en-US"/>
+                            </w:rPr>
+                            <m:t>0.073</m:t>
+                          </m:r>
+                          <m:ctrlPr>
+                            <w:rPr>
+                              <w:rFonts w:ascii="Cambria Math" w:eastAsia="Cambria Math" w:hAnsi="Cambria Math" w:cs="Cambria Math"/>
+                              <w:i/>
+                              <w:lang w:val="en-US"/>
+                            </w:rPr>
+                          </m:ctrlPr>
+                        </m:e>
+                        <m:e>
+                          <m:r>
+                            <w:rPr>
+                              <w:rFonts w:ascii="Cambria Math" w:eastAsia="Cambria Math" w:hAnsi="Cambria Math" w:cs="Cambria Math"/>
+                              <w:lang w:val="en-US"/>
+                            </w:rPr>
+                            <m:t>-0.005</m:t>
+                          </m:r>
+                          <m:ctrlPr>
+                            <w:rPr>
+                              <w:rFonts w:ascii="Cambria Math" w:eastAsia="Cambria Math" w:hAnsi="Cambria Math" w:cs="Cambria Math"/>
+                              <w:i/>
+                              <w:lang w:val="en-US"/>
+                            </w:rPr>
+                          </m:ctrlPr>
+                        </m:e>
+                        <m:e>
+                          <m:r>
+                            <w:rPr>
+                              <w:rFonts w:ascii="Cambria Math" w:eastAsia="Cambria Math" w:hAnsi="Cambria Math" w:cs="Cambria Math"/>
+                              <w:lang w:val="en-US"/>
+                            </w:rPr>
+                            <m:t>0.002</m:t>
+                          </m:r>
+                          <m:ctrlPr>
+                            <w:rPr>
+                              <w:rFonts w:ascii="Cambria Math" w:eastAsia="Cambria Math" w:hAnsi="Cambria Math" w:cs="Cambria Math"/>
+                              <w:i/>
+                              <w:lang w:val="en-US"/>
+                            </w:rPr>
+                          </m:ctrlPr>
+                        </m:e>
+                        <m:e>
+                          <m:r>
+                            <w:rPr>
+                              <w:rFonts w:ascii="Cambria Math" w:eastAsia="Cambria Math" w:hAnsi="Cambria Math" w:cs="Cambria Math"/>
+                              <w:lang w:val="en-US"/>
+                            </w:rPr>
+                            <m:t>-0.129</m:t>
+                          </m:r>
+                        </m:e>
+                      </m:mr>
+                    </m:m>
+                  </m:e>
+                </m:d>
+              </m:oMath>
+            </m:oMathPara>
+          </w:p>
+          <w:p>
+            <w:pPr>
+              <w:pStyle w:val="3-"/>
+              <w:rPr>
+                <w:rFonts w:ascii="Times New Roman" w:hAnsi="Times New Roman"/>
+              </w:rPr>
+            </w:pPr>
+          </w:p>
+        </w:tc>
+        <w:tc>
+          <w:tcPr>
+            <w:tcW w:w="664" w:type="dxa"/>
+            <w:vAlign w:val="center"/>
+          </w:tcPr>
+          <w:p>
+            <w:pPr>
+              <w:ind w:firstLine="0"/>
+              <w:jc w:val="right"/>
+              <w:rPr>
+                <w:rFonts w:ascii="Times New Roman" w:eastAsia="Times New Roman" w:hAnsi="Times New Roman" w:cs="Times New Roman"/>
+                <w:iCs/>
+                <w:szCs w:val="20"/>
+                <w:lang w:val="sr-Cyrl-RS"/>
+              </w:rPr>
+            </w:pPr>
+            <w:r>
+              <w:rPr>
+                <w:rFonts w:ascii="Times New Roman" w:eastAsia="Times New Roman" w:hAnsi="Times New Roman" w:cs="Times New Roman"/>
+                <w:iCs/>
+                <w:szCs w:val="20"/>
+              </w:rPr>
+              <w:t>(</w:t>
+            </w:r>
+            <w:r>
+              <w:rPr>
+                <w:rFonts w:ascii="Times New Roman" w:eastAsia="Times New Roman" w:hAnsi="Times New Roman" w:cs="Times New Roman"/>
+                <w:iCs/>
+                <w:szCs w:val="20"/>
+              </w:rPr>
+              <w:t>3</w:t>
+            </w:r>
+            <w:r>
+              <w:rPr>
+                <w:rFonts w:ascii="Times New Roman" w:eastAsia="Times New Roman" w:hAnsi="Times New Roman" w:cs="Times New Roman"/>
+                <w:iCs/>
+                <w:szCs w:val="20"/>
+              </w:rPr>
+              <w:t>)</w:t>
             </w:r>
           </w:p>
         </w:tc>
@@ -2243,121 +3147,375 @@
     </w:tbl>
     <w:p>
       <w:pPr>
-        <w:keepNext/>
-        <w:ind w:firstLine="0"/>
-        <w:jc w:val="center"/>
-      </w:pPr>
-      <w:r>
-        <w:rPr>
-          <w:rFonts w:ascii="Times New Roman" w:eastAsia="Times New Roman" w:hAnsi="Times New Roman" w:cs="Times New Roman"/>
-          <w:i/>
-          <w:iCs/>
-          <w:noProof/>
-          <w:szCs w:val="20"/>
+        <w:pStyle w:val="0-"/>
+        <w:rPr>
+          <w:lang w:val="sr-Cyrl-RS"/>
+        </w:rPr>
+      </w:pPr>
+      <w:r>
+        <w:rPr>
+          <w:lang w:val="sr-Cyrl-RS"/>
+        </w:rPr>
+        <w:t xml:space="preserve">Веома важан параметар камере за ВО је време експозиције. Он представља време током којег се прикупља светлост за једну слику. Дуже време омогућава да се више светлости прикупи и да слика буде светлија. </w:t>
+      </w:r>
+      <w:r>
+        <w:rPr>
+          <w:lang w:val="sr-Cyrl-RS"/>
+        </w:rPr>
+        <w:t>Међутим</w:t>
+      </w:r>
+      <w:r>
+        <w:rPr>
+          <w:lang w:val="sr-Cyrl-RS"/>
+        </w:rPr>
+        <w:t>, дуже време представља проблем док се камера креће. Са повећањем времена експозиције, израженије је замућивање</w:t>
+      </w:r>
+      <w:r>
+        <w:rPr>
+          <w:lang w:val="sr-Cyrl-RS"/>
+        </w:rPr>
+        <w:t xml:space="preserve"> (motion blur)</w:t>
+      </w:r>
+      <w:r>
+        <w:rPr>
+          <w:lang w:val="sr-Cyrl-RS"/>
+        </w:rPr>
+        <w:t xml:space="preserve">. За ВО је потребна оштра слика са довољно светла. У прикупљеном сету података је коришћено кратко време експозиције, од 1,5 </w:t>
+      </w:r>
+      <w:r>
+        <w:rPr>
           <w:lang w:val="en-US"/>
         </w:rPr>
-        <w:drawing>
-          <wp:inline distT="0" distB="0" distL="0" distR="0" wp14:anchorId="5EFB1C5F" wp14:editId="627C49B1">
-            <wp:extent cx="2218414" cy="1310087"/>
-            <wp:effectExtent l="19050" t="19050" r="10795" b="23495"/>
-            <wp:docPr id="4" name="Picture 4"/>
-            <wp:cNvGraphicFramePr>
-              <a:graphicFrameLocks xmlns:a="http://schemas.openxmlformats.org/drawingml/2006/main" noChangeAspect="1"/>
-            </wp:cNvGraphicFramePr>
-            <a:graphic xmlns:a="http://schemas.openxmlformats.org/drawingml/2006/main">
-              <a:graphicData uri="http://schemas.openxmlformats.org/drawingml/2006/picture">
-                <pic:pic xmlns:pic="http://schemas.openxmlformats.org/drawingml/2006/picture">
-                  <pic:nvPicPr>
-                    <pic:cNvPr id="0" name="Picture 12"/>
-                    <pic:cNvPicPr>
-                      <a:picLocks noChangeAspect="1" noChangeArrowheads="1"/>
-                    </pic:cNvPicPr>
-                  </pic:nvPicPr>
-                  <pic:blipFill>
-                    <a:blip r:embed="rId14" cstate="print">
-                      <a:extLst>
-                        <a:ext uri="{28A0092B-C50C-407E-A947-70E740481C1C}">
-                          <a14:useLocalDpi xmlns:a14="http://schemas.microsoft.com/office/drawing/2010/main" val="0"/>
-                        </a:ext>
-                      </a:extLst>
-                    </a:blip>
-                    <a:srcRect/>
-                    <a:stretch>
-                      <a:fillRect/>
-                    </a:stretch>
-                  </pic:blipFill>
-                  <pic:spPr bwMode="auto">
-                    <a:xfrm>
-                      <a:off x="0" y="0"/>
-                      <a:ext cx="2213647" cy="1307272"/>
-                    </a:xfrm>
-                    <a:prstGeom prst="rect">
-                      <a:avLst/>
-                    </a:prstGeom>
-                    <a:noFill/>
-                    <a:ln w="6350" cmpd="sng">
-                      <a:solidFill>
-                        <a:srgbClr val="000000"/>
-                      </a:solidFill>
-                      <a:miter lim="800000"/>
-                      <a:headEnd/>
-                      <a:tailEnd/>
-                    </a:ln>
-                    <a:effectLst/>
-                  </pic:spPr>
-                </pic:pic>
-              </a:graphicData>
-            </a:graphic>
-          </wp:inline>
-        </w:drawing>
-      </w:r>
-    </w:p>
-    <w:p>
-      <w:pPr>
-        <w:pStyle w:val="Caption"/>
-        <w:rPr>
-          <w:rFonts w:ascii="Times New Roman" w:eastAsia="Times New Roman" w:hAnsi="Times New Roman" w:cs="Times New Roman"/>
-          <w:iCs/>
-          <w:szCs w:val="20"/>
-          <w:lang w:val="sr-Cyrl-RS"/>
-        </w:rPr>
-      </w:pPr>
-      <w:r>
-        <w:t xml:space="preserve">Слика </w:t>
-      </w:r>
-      <w:r>
-        <w:fldChar w:fldCharType="begin"/>
-      </w:r>
-      <w:r>
-        <w:instrText xml:space="preserve"> SEQ Слика \* ARABIC </w:instrText>
-      </w:r>
-      <w:r>
-        <w:fldChar w:fldCharType="separate"/>
-      </w:r>
-      <w:r>
-        <w:rPr>
-          <w:noProof/>
+        <w:t>ms</w:t>
+      </w:r>
+      <w:r>
+        <w:rPr>
+          <w:lang w:val="sr-Cyrl-RS"/>
+        </w:rPr>
+        <w:t>, док су контраст и гама подешени на вредности 32 и 200, како би се компензовала недовољно осветљена слика.</w:t>
+      </w:r>
+    </w:p>
+    <w:p>
+      <w:pPr>
+        <w:pStyle w:val="0-"/>
+        <w:rPr>
+          <w:lang w:val="sr-Cyrl-RS"/>
+        </w:rPr>
+      </w:pPr>
+    </w:p>
+    <w:p>
+      <w:pPr>
+        <w:pStyle w:val="2-"/>
+      </w:pPr>
+      <w:r>
+        <w:rPr>
+          <w:lang w:val="sr-Cyrl-RS"/>
+        </w:rPr>
+        <w:t>Секвенце</w:t>
+      </w:r>
+    </w:p>
+    <w:p>
+      <w:pPr>
+        <w:pStyle w:val="0-"/>
+        <w:rPr>
+          <w:lang w:val="sr-Cyrl-RS"/>
+        </w:rPr>
+      </w:pPr>
+      <w:r>
+        <w:rPr>
+          <w:lang w:val="sr-Cyrl-RS"/>
+        </w:rPr>
+        <w:t>Робот се креће по столу за такмичење</w:t>
+      </w:r>
+      <w:r>
+        <w:rPr>
+          <w:lang w:val="sr-Cyrl-RS"/>
+        </w:rPr>
+        <w:t xml:space="preserve"> Eurobot 2026</w:t>
+      </w:r>
+      <w:r>
+        <w:rPr>
+          <w:lang w:val="sr-Cyrl-RS"/>
+        </w:rPr>
+        <w:t>. Димензије стола су тачно дефинисане и коришћене су за компензацију грешке одометрије са пасивних точкова. Тако коригована одометрија са точкова је коришћена као референтна путања.</w:t>
+      </w:r>
+    </w:p>
+    <w:p>
+      <w:pPr>
+        <w:pStyle w:val="0-"/>
+        <w:rPr>
+          <w:lang w:val="sr-Cyrl-RS"/>
+        </w:rPr>
+      </w:pPr>
+      <w:r>
+        <w:rPr>
+          <w:lang w:val="sr-Cyrl-RS"/>
+        </w:rPr>
+        <w:t xml:space="preserve">Снимљене су две различите секвенце кретања. Обе секвенце су снимљене са два сета максималних брзина (максимална линеарна и угаона брзина). Максималне брзине при споријим секвенцама су 0,5 </w:t>
+      </w:r>
+      <m:oMath>
+        <m:f>
+          <m:fPr>
+            <m:type m:val="skw"/>
+            <m:ctrlPr>
+              <w:rPr>
+                <w:rFonts w:ascii="Cambria Math" w:hAnsi="Cambria Math"/>
+                <w:i/>
+                <w:lang w:val="sr-Cyrl-RS"/>
+              </w:rPr>
+            </m:ctrlPr>
+          </m:fPr>
+          <m:num>
+            <m:r>
+              <w:rPr>
+                <w:rFonts w:ascii="Cambria Math" w:hAnsi="Cambria Math"/>
+                <w:lang w:val="en-US"/>
+              </w:rPr>
+              <m:t>m</m:t>
+            </m:r>
+          </m:num>
+          <m:den>
+            <m:r>
+              <w:rPr>
+                <w:rFonts w:ascii="Cambria Math" w:hAnsi="Cambria Math"/>
+                <w:lang w:val="sr-Cyrl-RS"/>
+              </w:rPr>
+              <m:t>s</m:t>
+            </m:r>
+          </m:den>
+        </m:f>
+      </m:oMath>
+      <w:r>
+        <w:rPr>
+          <w:lang w:val="en-US"/>
+        </w:rPr>
+        <w:t xml:space="preserve"> </w:t>
+      </w:r>
+      <w:r>
+        <w:rPr>
+          <w:lang w:val="sr-Cyrl-RS"/>
+        </w:rPr>
+        <w:t xml:space="preserve">и </w:t>
+      </w:r>
+      <w:r>
+        <w:rPr>
+          <w:lang w:val="sr-Cyrl-RS"/>
+        </w:rPr>
+        <w:t xml:space="preserve"> </w:t>
+      </w:r>
+      <m:oMath>
+        <m:f>
+          <m:fPr>
+            <m:type m:val="skw"/>
+            <m:ctrlPr>
+              <w:rPr>
+                <w:rFonts w:ascii="Cambria Math" w:hAnsi="Cambria Math"/>
+                <w:i/>
+                <w:lang w:val="sr-Cyrl-RS"/>
+              </w:rPr>
+            </m:ctrlPr>
+          </m:fPr>
+          <m:num>
+            <m:r>
+              <w:rPr>
+                <w:rFonts w:ascii="Cambria Math" w:hAnsi="Cambria Math"/>
+                <w:lang w:val="en-US"/>
+              </w:rPr>
+              <m:t>π</m:t>
+            </m:r>
+          </m:num>
+          <m:den>
+            <m:r>
+              <w:rPr>
+                <w:rFonts w:ascii="Cambria Math" w:hAnsi="Cambria Math"/>
+                <w:lang w:val="sr-Cyrl-RS"/>
+              </w:rPr>
+              <m:t>2</m:t>
+            </m:r>
+          </m:den>
+        </m:f>
+        <m:r>
+          <m:rPr>
+            <m:sty m:val="p"/>
+          </m:rPr>
+          <w:rPr>
+            <w:rFonts w:ascii="Cambria Math" w:hAnsi="Cambria Math"/>
+            <w:lang w:val="sr-Cyrl-RS"/>
+          </w:rPr>
+          <m:t xml:space="preserve"> </m:t>
+        </m:r>
+        <m:f>
+          <m:fPr>
+            <m:type m:val="skw"/>
+            <m:ctrlPr>
+              <w:rPr>
+                <w:rFonts w:ascii="Cambria Math" w:hAnsi="Cambria Math"/>
+                <w:i/>
+                <w:lang w:val="sr-Cyrl-RS"/>
+              </w:rPr>
+            </m:ctrlPr>
+          </m:fPr>
+          <m:num>
+            <m:r>
+              <w:rPr>
+                <w:rFonts w:ascii="Cambria Math" w:hAnsi="Cambria Math"/>
+                <w:lang w:val="en-US"/>
+              </w:rPr>
+              <m:t>rad</m:t>
+            </m:r>
+          </m:num>
+          <m:den>
+            <m:r>
+              <w:rPr>
+                <w:rFonts w:ascii="Cambria Math" w:hAnsi="Cambria Math"/>
+                <w:lang w:val="sr-Cyrl-RS"/>
+              </w:rPr>
+              <m:t>s</m:t>
+            </m:r>
+          </m:den>
+        </m:f>
+      </m:oMath>
+      <w:r>
+        <w:rPr>
+          <w:lang w:val="sr-Cyrl-RS"/>
+        </w:rPr>
+        <w:t>, док су при бржим 1</w:t>
+      </w:r>
+      <w:r>
+        <w:rPr>
+          <w:lang w:val="sr-Cyrl-RS"/>
+        </w:rPr>
+        <w:t xml:space="preserve"> </w:t>
+      </w:r>
+      <m:oMath>
+        <m:f>
+          <m:fPr>
+            <m:type m:val="skw"/>
+            <m:ctrlPr>
+              <w:rPr>
+                <w:rFonts w:ascii="Cambria Math" w:hAnsi="Cambria Math"/>
+                <w:i/>
+                <w:lang w:val="sr-Cyrl-RS"/>
+              </w:rPr>
+            </m:ctrlPr>
+          </m:fPr>
+          <m:num>
+            <m:r>
+              <w:rPr>
+                <w:rFonts w:ascii="Cambria Math" w:hAnsi="Cambria Math"/>
+                <w:lang w:val="en-US"/>
+              </w:rPr>
+              <m:t>m</m:t>
+            </m:r>
+          </m:num>
+          <m:den>
+            <m:r>
+              <w:rPr>
+                <w:rFonts w:ascii="Cambria Math" w:hAnsi="Cambria Math"/>
+                <w:lang w:val="sr-Cyrl-RS"/>
+              </w:rPr>
+              <m:t>s</m:t>
+            </m:r>
+          </m:den>
+        </m:f>
+      </m:oMath>
+      <w:r>
+        <w:rPr>
+          <w:lang w:val="en-US"/>
+        </w:rPr>
+        <w:t xml:space="preserve"> </w:t>
+      </w:r>
+      <w:r>
+        <w:rPr>
+          <w:lang w:val="sr-Cyrl-RS"/>
+        </w:rPr>
+        <w:t xml:space="preserve">и  </w:t>
+      </w:r>
+      <m:oMath>
+        <m:r>
+          <w:rPr>
+            <w:rFonts w:ascii="Cambria Math" w:hAnsi="Cambria Math"/>
+            <w:lang w:val="en-US"/>
+          </w:rPr>
+          <m:t>π</m:t>
+        </m:r>
+        <m:r>
+          <m:rPr>
+            <m:sty m:val="p"/>
+          </m:rPr>
+          <w:rPr>
+            <w:rFonts w:ascii="Cambria Math" w:hAnsi="Cambria Math"/>
+            <w:lang w:val="sr-Cyrl-RS"/>
+          </w:rPr>
+          <m:t xml:space="preserve"> </m:t>
+        </m:r>
+        <m:f>
+          <m:fPr>
+            <m:type m:val="skw"/>
+            <m:ctrlPr>
+              <w:rPr>
+                <w:rFonts w:ascii="Cambria Math" w:hAnsi="Cambria Math"/>
+                <w:i/>
+                <w:lang w:val="sr-Cyrl-RS"/>
+              </w:rPr>
+            </m:ctrlPr>
+          </m:fPr>
+          <m:num>
+            <m:r>
+              <w:rPr>
+                <w:rFonts w:ascii="Cambria Math" w:hAnsi="Cambria Math"/>
+                <w:lang w:val="en-US"/>
+              </w:rPr>
+              <m:t>rad</m:t>
+            </m:r>
+          </m:num>
+          <m:den>
+            <m:r>
+              <w:rPr>
+                <w:rFonts w:ascii="Cambria Math" w:hAnsi="Cambria Math"/>
+                <w:lang w:val="sr-Cyrl-RS"/>
+              </w:rPr>
+              <m:t>s</m:t>
+            </m:r>
+          </m:den>
+        </m:f>
+      </m:oMath>
+      <w:r>
+        <w:rPr>
+          <w:lang w:val="sr-Cyrl-RS"/>
+        </w:rPr>
+        <w:t>. Прва секвенца се састоји искључиво од праволинијских транслација и ротације око центра робота. Друга секвенца се састоји и од криволинијских кретања. Оваква подела секвенци је изабрана како би се испитао утицај брзине кретања, као и различитих типова кретања робота на успешност ВО. На слици 2 су приказане референтне путање у секвенцама.</w:t>
+      </w:r>
+    </w:p>
+    <w:p>
+      <w:pPr>
+        <w:pStyle w:val="0-"/>
+        <w:rPr>
+          <w:lang w:val="sr-Cyrl-RS"/>
+        </w:rPr>
+      </w:pPr>
+      <w:r>
+        <w:rPr>
+          <w:lang w:val="en-US"/>
+        </w:rPr>
+        <w:t xml:space="preserve">TODO: slika </w:t>
+      </w:r>
+      <w:r>
+        <w:rPr>
+          <w:lang w:val="sr-Cyrl-RS"/>
         </w:rPr>
         <w:t>2</w:t>
       </w:r>
-      <w:r>
-        <w:rPr>
-          <w:noProof/>
-        </w:rPr>
-        <w:fldChar w:fldCharType="end"/>
-      </w:r>
-      <w:r>
-        <w:rPr>
-          <w:lang w:val="sr-Cyrl-RS"/>
-        </w:rPr>
-        <w:t>. Исти пример слике са мањим димензијама</w:t>
-      </w:r>
-      <w:r>
-        <w:rPr>
-          <w:rFonts w:eastAsia="Times New Roman"/>
-          <w:lang w:val="sr-Latn-CS"/>
-        </w:rPr>
-        <w:t xml:space="preserve"> [3]</w:t>
+    </w:p>
+    <w:p>
+      <w:pPr>
+        <w:pStyle w:val="1-"/>
+      </w:pPr>
+      <w:r>
+        <w:rPr>
+          <w:lang w:val="sr-Cyrl-RS"/>
+        </w:rPr>
+        <w:t>Резултати</w:t>
       </w:r>
     </w:p>
     <w:p>
@@ -2368,253 +3526,316 @@
         </w:rPr>
       </w:pPr>
       <w:r>
-        <w:t xml:space="preserve">На крају рада даје се кратка биографија аутора (фонт величине 9) и </w:t>
-      </w:r>
-      <w:r>
-        <w:rPr>
-          <w:lang w:val="sr-Cyrl-RS"/>
-        </w:rPr>
-        <w:t xml:space="preserve">пожељно </w:t>
-      </w:r>
-      <w:r>
-        <w:t>прилаже слика.</w:t>
+        <w:rPr>
+          <w:lang w:val="sr-Cyrl-RS"/>
+        </w:rPr>
+        <w:t xml:space="preserve">Успешност алгоритама ВО је процењена поређењем процењених и референтних </w:t>
+      </w:r>
+      <w:r>
+        <w:rPr>
+          <w:lang w:val="sr-Cyrl-RS"/>
+        </w:rPr>
+        <w:t>путања. Коришћени критеријуми:</w:t>
       </w:r>
     </w:p>
     <w:p>
       <w:pPr>
         <w:pStyle w:val="0-"/>
+        <w:numPr>
+          <w:ilvl w:val="0"/>
+          <w:numId w:val="10"/>
+        </w:numPr>
+        <w:rPr>
+          <w:lang w:val="sr-Cyrl-RS"/>
+        </w:rPr>
+      </w:pPr>
+      <w:r>
+        <w:rPr>
+          <w:lang w:val="sr-Cyrl-RS"/>
+        </w:rPr>
+        <w:t>Просечна транслациона грешка,</w:t>
+      </w:r>
+    </w:p>
+    <w:p>
+      <w:pPr>
+        <w:pStyle w:val="0-"/>
+        <w:numPr>
+          <w:ilvl w:val="0"/>
+          <w:numId w:val="10"/>
+        </w:numPr>
+        <w:rPr>
+          <w:lang w:val="sr-Cyrl-RS"/>
+        </w:rPr>
+      </w:pPr>
+      <w:r>
+        <w:rPr>
+          <w:lang w:val="sr-Cyrl-RS"/>
+        </w:rPr>
+        <w:t>Просечна ротациона грешка,</w:t>
+      </w:r>
+    </w:p>
+    <w:p>
+      <w:pPr>
+        <w:pStyle w:val="0-"/>
+        <w:numPr>
+          <w:ilvl w:val="0"/>
+          <w:numId w:val="10"/>
+        </w:numPr>
+        <w:rPr>
+          <w:lang w:val="sr-Cyrl-RS"/>
+        </w:rPr>
+      </w:pPr>
+      <w:r>
+        <w:rPr>
+          <w:lang w:val="sr-Cyrl-RS"/>
+        </w:rPr>
+        <w:t xml:space="preserve">Апсолутна грешка трајекторије </w:t>
+      </w:r>
+      <w:r>
+        <w:rPr>
+          <w:lang w:val="sr-Cyrl-RS"/>
+        </w:rPr>
+        <w:t>(ATE)</w:t>
+      </w:r>
+      <w:r>
+        <w:rPr>
+          <w:lang w:val="sr-Cyrl-RS"/>
+        </w:rPr>
+        <w:t>,</w:t>
+      </w:r>
+    </w:p>
+    <w:p>
+      <w:pPr>
+        <w:pStyle w:val="0-"/>
+        <w:numPr>
+          <w:ilvl w:val="0"/>
+          <w:numId w:val="10"/>
+        </w:numPr>
+        <w:rPr>
+          <w:lang w:val="sr-Cyrl-RS"/>
+        </w:rPr>
+      </w:pPr>
+      <w:r>
+        <w:rPr>
+          <w:lang w:val="sr-Cyrl-RS"/>
+        </w:rPr>
+        <w:t xml:space="preserve">Релативна грешка позе </w:t>
+      </w:r>
+      <w:r>
+        <w:rPr>
+          <w:lang w:val="sr-Cyrl-RS"/>
+        </w:rPr>
+        <w:t>(RPE)</w:t>
+      </w:r>
+      <w:r>
+        <w:rPr>
+          <w:lang w:val="sr-Cyrl-RS"/>
+        </w:rPr>
+        <w:t>, транслациона и ротациона</w:t>
+      </w:r>
+    </w:p>
+    <w:p>
+      <w:pPr>
+        <w:pStyle w:val="0-"/>
+        <w:rPr>
+          <w:lang w:val="sr-Cyrl-RS"/>
+        </w:rPr>
+      </w:pPr>
+      <w:r>
+        <w:rPr>
+          <w:lang w:val="sr-Cyrl-RS"/>
+        </w:rPr>
+        <w:t xml:space="preserve">Резултати су приказани у табели 1. На слици 3 су приказане процењене и референтне путање за све секвенце кретања. Код </w:t>
+      </w:r>
+      <w:r>
+        <w:rPr>
+          <w:lang w:val="sr-Cyrl-RS"/>
+        </w:rPr>
+        <w:t>SVO</w:t>
+      </w:r>
+      <w:r>
+        <w:rPr>
+          <w:lang w:val="sr-Cyrl-RS"/>
+        </w:rPr>
+        <w:t xml:space="preserve">, при секвенци 2 са већим максималним брзинама је дошло до једног губитка праћења при ротацији око центра робота. Код </w:t>
+      </w:r>
+      <w:r>
+        <w:rPr>
+          <w:lang w:val="sr-Cyrl-RS"/>
+        </w:rPr>
+        <w:t>ORB-SLAM3</w:t>
+      </w:r>
+      <w:r>
+        <w:rPr>
+          <w:lang w:val="sr-Cyrl-RS"/>
+        </w:rPr>
+        <w:t xml:space="preserve"> је долазило до губитка праћења на крају сваке ротације око центра робота, због чега су за поједине секвенце приказани само најдужи делови путање између два губитка праћења.</w:t>
+      </w:r>
+    </w:p>
+    <w:p>
+      <w:pPr>
+        <w:pStyle w:val="0-"/>
+        <w:rPr>
+          <w:lang w:val="sr-Cyrl-RS"/>
+        </w:rPr>
+      </w:pPr>
+      <w:r>
         <w:rPr>
           <w:lang w:val="en-US"/>
         </w:rPr>
-      </w:pPr>
-      <w:r>
-        <w:rPr>
-          <w:lang w:val="sr-Cyrl-RS"/>
-        </w:rPr>
-        <w:t>И</w:t>
-      </w:r>
-      <w:r>
-        <w:rPr>
-          <w:lang w:val="sr-Cyrl-RS"/>
-        </w:rPr>
-        <w:t>збегавати колико је могуће линкове на веб странице као референце.</w:t>
-      </w:r>
-      <w:r>
-        <w:rPr>
-          <w:lang w:val="sr-Cyrl-RS"/>
-        </w:rPr>
+        <w:t xml:space="preserve">TODO: </w:t>
+      </w:r>
+      <w:r>
+        <w:rPr>
+          <w:lang w:val="en-US"/>
+        </w:rPr>
+        <w:t>tabela 1</w:t>
+      </w:r>
+    </w:p>
+    <w:p>
+      <w:pPr>
+        <w:pStyle w:val="0-"/>
+        <w:rPr>
+          <w:lang w:val="en-US"/>
+        </w:rPr>
+      </w:pPr>
+      <w:r>
+        <w:rPr>
+          <w:lang w:val="en-US"/>
+        </w:rPr>
+        <w:t xml:space="preserve">TODO: slika </w:t>
+      </w:r>
+      <w:r>
+        <w:rPr>
+          <w:lang w:val="sr-Cyrl-RS"/>
+        </w:rPr>
+        <w:t>3</w:t>
+      </w:r>
+    </w:p>
+    <w:p>
+      <w:pPr>
+        <w:pStyle w:val="0-"/>
+        <w:rPr>
+          <w:lang w:val="sr-Cyrl-RS"/>
+        </w:rPr>
+      </w:pPr>
+    </w:p>
+    <w:p>
+      <w:pPr>
+        <w:pStyle w:val="1-"/>
+      </w:pPr>
+      <w:r>
+        <w:t>ЛИТЕРАТУРА</w:t>
+      </w:r>
+    </w:p>
+    <w:p>
+      <w:pPr>
+        <w:pStyle w:val="a0"/>
+      </w:pPr>
+      <w:r>
+        <w:t>TODO: zameni linkove i tekst</w:t>
+      </w:r>
+    </w:p>
+    <w:p>
+      <w:pPr>
+        <w:pStyle w:val="a0"/>
+      </w:pPr>
+      <w:r>
+        <w:t>[1]</w:t>
+      </w:r>
+      <w:r>
         <w:t xml:space="preserve"> </w:t>
       </w:r>
-    </w:p>
-    <w:p>
-      <w:pPr>
-        <w:pStyle w:val="0-"/>
-        <w:rPr>
-          <w:lang w:val="sr-Cyrl-RS"/>
-        </w:rPr>
-      </w:pPr>
-      <w:r>
-        <w:rPr>
-          <w:lang w:val="sr-Cyrl-RS"/>
-        </w:rPr>
-        <w:t>Ли</w:t>
-      </w:r>
-      <w:r>
-        <w:rPr>
-          <w:lang w:val="sr-Cyrl-RS"/>
-        </w:rPr>
-        <w:t>те</w:t>
-      </w:r>
-      <w:r>
-        <w:rPr>
-          <w:lang w:val="sr-Cyrl-RS"/>
-        </w:rPr>
-        <w:t>ратура која садржи доминантно такве линкове, посебно на веб странице непровереног научног и/или стручног садржаја је неприхватљива.</w:t>
-      </w:r>
-    </w:p>
-    <w:p>
-      <w:pPr>
-        <w:pStyle w:val="0-"/>
-      </w:pPr>
-      <w:r>
-        <w:t xml:space="preserve">За </w:t>
-      </w:r>
-      <w:r>
-        <w:t>квалитет</w:t>
-      </w:r>
-      <w:r>
-        <w:t xml:space="preserve"> и веродостојност резултата одговорни су ментор и аутори. </w:t>
-      </w:r>
-    </w:p>
-    <w:p>
-      <w:pPr>
-        <w:pStyle w:val="0-"/>
-      </w:pPr>
+      <w:r>
+        <w:t>https://www.alaakhamis.org/teaching/SPC418/reading/Visual%20odometry.pdf</w:t>
+      </w:r>
+    </w:p>
+    <w:p>
+      <w:pPr>
+        <w:pStyle w:val="a0"/>
+      </w:pPr>
+      <w:r>
+        <w:t>[2]</w:t>
+      </w:r>
+      <w:r>
+        <w:t xml:space="preserve"> </w:t>
+      </w:r>
+      <w:r>
+        <w:t>https://journals.sagepub.com/doi/10.5772/62099</w:t>
+      </w:r>
+    </w:p>
+    <w:p>
+      <w:pPr>
+        <w:pStyle w:val="a0"/>
+      </w:pPr>
+      <w:r>
+        <w:t xml:space="preserve">[3] </w:t>
+      </w:r>
+      <w:hyperlink r:id="rId9" w:history="1">
+        <w:r>
+          <w:rPr>
+            <w:rStyle w:val="Hyperlink"/>
+          </w:rPr>
+          <w:t>https://academic.oup.com/tse/article/1/3/177/5747766?login=false</w:t>
+        </w:r>
+      </w:hyperlink>
+    </w:p>
+    <w:p>
+      <w:pPr>
+        <w:pStyle w:val="a0"/>
+      </w:pPr>
+      <w:r>
+        <w:t>[4] SVO</w:t>
+      </w:r>
+    </w:p>
+    <w:p>
+      <w:pPr>
+        <w:pStyle w:val="a0"/>
+      </w:pPr>
+      <w:r>
+        <w:t>[5] ORB-SLAM3</w:t>
+      </w:r>
+    </w:p>
+    <w:p>
+      <w:pPr>
+        <w:pStyle w:val="a0"/>
+      </w:pPr>
+      <w:r>
+        <w:t>[6]</w:t>
+      </w:r>
+      <w:r>
+        <w:t xml:space="preserve"> </w:t>
+      </w:r>
+      <w:r>
+        <w:t>TSformer-VO</w:t>
+      </w:r>
+    </w:p>
+    <w:p>
+      <w:pPr>
+        <w:pStyle w:val="a0"/>
+      </w:pPr>
+      <w:r>
+        <w:t xml:space="preserve">[7] </w:t>
+      </w:r>
+      <w:r>
+        <w:t>https://openaccess.thecvf.com/content_ECCV_2018/p</w:t>
+      </w:r>
       <w:r>
         <w:lastRenderedPageBreak/>
-        <w:t xml:space="preserve">Референцирање литературе ради се према IEEE Citation Style [3,4]. Радови треба да буду побројани на крају рада, треба да буду означени (нумерисани бројевима) у углатој загради, по редоследу референцирања, као у овом упутству, односно као у [3]. На месту референцирања, бројеви у загради треба да буду уписани унутар реченице [3] или на крају реченице [2,3,4] или као [2-4]. Ако се број ставља на крају реченице, мора да буде уписан унутар реченице [4]. Дакле, никако. [4] </w:t>
-      </w:r>
-    </w:p>
-    <w:p>
-      <w:pPr>
-        <w:pStyle w:val="0-"/>
-      </w:pPr>
-      <w:r>
-        <w:t xml:space="preserve">Такође, заграда са бројем мора да буде одвојена од текста [2] а никако[2]. </w:t>
-      </w:r>
-    </w:p>
-    <w:p>
-      <w:pPr>
-        <w:pStyle w:val="0-"/>
-      </w:pPr>
-      <w:r>
-        <w:t>Исто правило о цитирању важи и за све слике које су преузете из литературе, као нпр. у називу слика 1. и 2.</w:t>
-      </w:r>
-    </w:p>
-    <w:p>
-      <w:pPr>
-        <w:pStyle w:val="0-"/>
-      </w:pPr>
-      <w:r>
-        <w:t>Сва литература наведена на крају текста мора да буде цити</w:t>
-      </w:r>
-      <w:r>
-        <w:softHyphen/>
-        <w:t>рана. Не треба копирати цео списак литературе из мастер рада, ако се само неки од тих наслова цитирају у овом раду.</w:t>
-      </w:r>
-    </w:p>
-    <w:p>
-      <w:pPr>
-        <w:pStyle w:val="1-"/>
-        <w:rPr>
-          <w:lang w:val="sr-Cyrl-RS"/>
-        </w:rPr>
-      </w:pPr>
-      <w:r>
-        <w:t>ЗАКЉУЧАК</w:t>
-      </w:r>
-    </w:p>
-    <w:p>
-      <w:pPr>
-        <w:pStyle w:val="0-"/>
-      </w:pPr>
-      <w:r>
-        <w:t>Драги Аутори (</w:t>
-      </w:r>
-      <w:r>
-        <w:t>М</w:t>
-      </w:r>
-      <w:r>
-        <w:t xml:space="preserve">астеранти) и Ментори, у заједничком је интересу да поштујемо наведена упутства како би читав поступак прихватања рада у Зборнику, одбрана мастер рада, објављивање рада и дипломирање било </w:t>
-      </w:r>
-      <w:r>
-        <w:t xml:space="preserve">урађено </w:t>
-      </w:r>
-      <w:r>
-        <w:t xml:space="preserve">правовремено и делотворно. </w:t>
-      </w:r>
-    </w:p>
-    <w:p>
-      <w:pPr>
-        <w:pStyle w:val="0-"/>
-        <w:rPr>
-          <w:lang w:val="sr-Cyrl-RS"/>
-        </w:rPr>
-      </w:pPr>
-      <w:r>
-        <w:t xml:space="preserve">Радујемо се успешној сарадњи и </w:t>
-      </w:r>
-      <w:r>
-        <w:t xml:space="preserve">новим мастер </w:t>
-      </w:r>
-      <w:r>
-        <w:t>дипломама.</w:t>
-      </w:r>
-    </w:p>
-    <w:p>
-      <w:pPr>
-        <w:pStyle w:val="1-"/>
-      </w:pPr>
-      <w:r>
-        <w:t>ЛИТЕРАТУРА</w:t>
+        <w:t>apers/David_Schubert_Direct_Sparse_Odometry_ECCV_2018_paper.pdf</w:t>
       </w:r>
     </w:p>
     <w:p>
       <w:pPr>
         <w:pStyle w:val="a0"/>
       </w:pPr>
-      <w:r>
-        <w:t>[1]</w:t>
-      </w:r>
-      <w:r>
-        <w:t xml:space="preserve"> </w:t>
-      </w:r>
-      <w:r>
-        <w:t>V.I.</w:t>
-      </w:r>
-      <w:r>
-        <w:t xml:space="preserve"> </w:t>
-      </w:r>
-      <w:r>
-        <w:t xml:space="preserve">Utkin, “Variable structure control systems with sliding modes”, </w:t>
-      </w:r>
-      <w:r>
-        <w:rPr>
-          <w:i/>
-        </w:rPr>
-        <w:t>IEEE Trans. Automat. Control</w:t>
-      </w:r>
-      <w:r>
-        <w:t>, Vol. AC-22, pp. 210-222, April 1977.</w:t>
-      </w:r>
     </w:p>
     <w:p>
       <w:pPr>
         <w:pStyle w:val="a0"/>
       </w:pPr>
       <w:r>
-        <w:t>[2]</w:t>
-      </w:r>
-      <w:r>
-        <w:t xml:space="preserve"> </w:t>
-      </w:r>
-      <w:r>
-        <w:t>A.E.</w:t>
-      </w:r>
-      <w:r>
-        <w:t xml:space="preserve"> </w:t>
-      </w:r>
-      <w:r>
-        <w:t>Bryson, Y.C.</w:t>
-      </w:r>
-      <w:r>
-        <w:t xml:space="preserve"> </w:t>
-      </w:r>
-      <w:r>
-        <w:t xml:space="preserve">Ho, </w:t>
-      </w:r>
-      <w:r>
-        <w:rPr>
-          <w:i/>
-        </w:rPr>
-        <w:t>“Applied Optimal Control”</w:t>
-      </w:r>
-      <w:r>
-        <w:t>, New York, Wiley, 1975.</w:t>
-      </w:r>
-    </w:p>
-    <w:p>
-      <w:pPr>
-        <w:pStyle w:val="a0"/>
-      </w:pPr>
-      <w:r>
-        <w:t xml:space="preserve">[3] </w:t>
-      </w:r>
-      <w:r>
-        <w:t>http://pitt.libguides.com/citationhelp/ieee</w:t>
-      </w:r>
-      <w:r>
-        <w:t xml:space="preserve"> (pristupljeno u martu 2018.)</w:t>
+        <w:t>TODO:</w:t>
       </w:r>
     </w:p>
     <w:p>
@@ -2911,7 +4132,7 @@
             <w:r>
               <w:t xml:space="preserve"> </w:t>
             </w:r>
-            <w:hyperlink r:id="rId15" w:history="1">
+            <w:hyperlink r:id="rId10" w:history="1">
               <w:r>
                 <w:rPr>
                   <w:rStyle w:val="Hyperlink"/>
@@ -2972,57 +4193,8 @@
 </w:document>
 </file>
 
-<file path=word/comments.xml><?xml version="1.0" encoding="utf-8"?>
-<w:comments xmlns:wpc="http://schemas.microsoft.com/office/word/2010/wordprocessingCanvas" xmlns:cx="http://schemas.microsoft.com/office/drawing/2014/chartex" xmlns:cx1="http://schemas.microsoft.com/office/drawing/2015/9/8/chartex" xmlns:cx2="http://schemas.microsoft.com/office/drawing/2015/10/21/chartex" xmlns:cx3="http://schemas.microsoft.com/office/drawing/2016/5/9/chartex" xmlns:cx4="http://schemas.microsoft.com/office/drawing/2016/5/10/chartex" xmlns:cx5="http://schemas.microsoft.com/office/drawing/2016/5/11/chartex" xmlns:cx6="http://schemas.microsoft.com/office/drawing/2016/5/12/chartex" xmlns:cx7="http://schemas.microsoft.com/office/drawing/2016/5/13/chartex" xmlns:cx8="http://schemas.microsoft.com/office/drawing/2016/5/14/chartex" xmlns:mc="http://schemas.openxmlformats.org/markup-compatibility/2006" xmlns:aink="http://schemas.microsoft.com/office/drawing/2016/ink" xmlns:am3d="http://schemas.microsoft.com/office/drawing/2017/model3d" xmlns:o="urn:schemas-microsoft-com:office:office" xmlns:oel="http://schemas.microsoft.com/office/2019/extlst" xmlns:r="http://schemas.openxmlformats.org/officeDocument/2006/relationships" xmlns:m="http://schemas.openxmlformats.org/officeDocument/2006/math" xmlns:v="urn:schemas-microsoft-com:vml" xmlns:wp14="http://schemas.microsoft.com/office/word/2010/wordprocessingDrawing" xmlns:wp="http://schemas.openxmlformats.org/drawingml/2006/wordprocessingDrawing" xmlns:w10="urn:schemas-microsoft-com:office:word" xmlns:w="http://schemas.openxmlformats.org/wordprocessingml/2006/main" xmlns:w14="http://schemas.microsoft.com/office/word/2010/wordml" xmlns:w15="http://schemas.microsoft.com/office/word/2012/wordml" xmlns:w16cex="http://schemas.microsoft.com/office/word/2018/wordml/cex" xmlns:w16cid="http://schemas.microsoft.com/office/word/2016/wordml/cid" xmlns:w16="http://schemas.microsoft.com/office/word/2018/wordml" xmlns:w16du="http://schemas.microsoft.com/office/word/2023/wordml/word16du" xmlns:w16sdtdh="http://schemas.microsoft.com/office/word/2020/wordml/sdtdatahash" xmlns:w16se="http://schemas.microsoft.com/office/word/2015/wordml/symex" xmlns:wpg="http://schemas.microsoft.com/office/word/2010/wordprocessingGroup" xmlns:wpi="http://schemas.microsoft.com/office/word/2010/wordprocessingInk" xmlns:wne="http://schemas.microsoft.com/office/word/2006/wordml" xmlns:wps="http://schemas.microsoft.com/office/word/2010/wordprocessingShape" mc:Ignorable="w14 w15 w16se w16cid w16 w16cex w16sdtdh w16du wp14">
-  <w:comment w:id="0" w:author="Marko Vekic" w:date="2025-10-02T18:29:00Z" w:initials="MV">
-    <w:p>
-      <w:pPr>
-        <w:pStyle w:val="CommentText"/>
-        <w:jc w:val="left"/>
-      </w:pPr>
-      <w:r>
-        <w:rPr>
-          <w:rStyle w:val="CommentReference"/>
-        </w:rPr>
-        <w:annotationRef/>
-      </w:r>
-      <w:r>
-        <w:rPr>
-          <w:lang w:val="ru-RU"/>
-        </w:rPr>
-        <w:t>У</w:t>
-      </w:r>
-      <w:r>
-        <w:rPr>
-          <w:lang w:val="sr-Cyrl-RS"/>
-        </w:rPr>
-        <w:t xml:space="preserve"> датом примеру није тако</w:t>
-      </w:r>
-    </w:p>
-  </w:comment>
-</w:comments>
-</file>
-
-<file path=word/commentsExtended.xml><?xml version="1.0" encoding="utf-8"?>
-<w15:commentsEx xmlns:wpc="http://schemas.microsoft.com/office/word/2010/wordprocessingCanvas" xmlns:cx="http://schemas.microsoft.com/office/drawing/2014/chartex" xmlns:cx1="http://schemas.microsoft.com/office/drawing/2015/9/8/chartex" xmlns:cx2="http://schemas.microsoft.com/office/drawing/2015/10/21/chartex" xmlns:cx3="http://schemas.microsoft.com/office/drawing/2016/5/9/chartex" xmlns:cx4="http://schemas.microsoft.com/office/drawing/2016/5/10/chartex" xmlns:cx5="http://schemas.microsoft.com/office/drawing/2016/5/11/chartex" xmlns:cx6="http://schemas.microsoft.com/office/drawing/2016/5/12/chartex" xmlns:cx7="http://schemas.microsoft.com/office/drawing/2016/5/13/chartex" xmlns:cx8="http://schemas.microsoft.com/office/drawing/2016/5/14/chartex" xmlns:mc="http://schemas.openxmlformats.org/markup-compatibility/2006" xmlns:aink="http://schemas.microsoft.com/office/drawing/2016/ink" xmlns:am3d="http://schemas.microsoft.com/office/drawing/2017/model3d" xmlns:o="urn:schemas-microsoft-com:office:office" xmlns:oel="http://schemas.microsoft.com/office/2019/extlst" xmlns:r="http://schemas.openxmlformats.org/officeDocument/2006/relationships" xmlns:m="http://schemas.openxmlformats.org/officeDocument/2006/math" xmlns:v="urn:schemas-microsoft-com:vml" xmlns:wp14="http://schemas.microsoft.com/office/word/2010/wordprocessingDrawing" xmlns:wp="http://schemas.openxmlformats.org/drawingml/2006/wordprocessingDrawing" xmlns:w10="urn:schemas-microsoft-com:office:word" xmlns:w="http://schemas.openxmlformats.org/wordprocessingml/2006/main" xmlns:w14="http://schemas.microsoft.com/office/word/2010/wordml" xmlns:w15="http://schemas.microsoft.com/office/word/2012/wordml" xmlns:w16cex="http://schemas.microsoft.com/office/word/2018/wordml/cex" xmlns:w16cid="http://schemas.microsoft.com/office/word/2016/wordml/cid" xmlns:w16="http://schemas.microsoft.com/office/word/2018/wordml" xmlns:w16du="http://schemas.microsoft.com/office/word/2023/wordml/word16du" xmlns:w16sdtdh="http://schemas.microsoft.com/office/word/2020/wordml/sdtdatahash" xmlns:w16se="http://schemas.microsoft.com/office/word/2015/wordml/symex" xmlns:wpg="http://schemas.microsoft.com/office/word/2010/wordprocessingGroup" xmlns:wpi="http://schemas.microsoft.com/office/word/2010/wordprocessingInk" xmlns:wne="http://schemas.microsoft.com/office/word/2006/wordml" xmlns:wps="http://schemas.microsoft.com/office/word/2010/wordprocessingShape" mc:Ignorable="w14 w15 w16se w16cid w16 w16cex w16sdtdh w16du wp14">
-  <w15:commentEx w15:paraId="607BA0D2" w15:done="1"/>
-</w15:commentsEx>
-</file>
-
-<file path=word/commentsExtensible.xml><?xml version="1.0" encoding="utf-8"?>
-<w16cex:commentsExtensible xmlns:wpc="http://schemas.microsoft.com/office/word/2010/wordprocessingCanvas" xmlns:cx="http://schemas.microsoft.com/office/drawing/2014/chartex" xmlns:cx1="http://schemas.microsoft.com/office/drawing/2015/9/8/chartex" xmlns:cx2="http://schemas.microsoft.com/office/drawing/2015/10/21/chartex" xmlns:cx3="http://schemas.microsoft.com/office/drawing/2016/5/9/chartex" xmlns:cx4="http://schemas.microsoft.com/office/drawing/2016/5/10/chartex" xmlns:cx5="http://schemas.microsoft.com/office/drawing/2016/5/11/chartex" xmlns:cx6="http://schemas.microsoft.com/office/drawing/2016/5/12/chartex" xmlns:cx7="http://schemas.microsoft.com/office/drawing/2016/5/13/chartex" xmlns:cx8="http://schemas.microsoft.com/office/drawing/2016/5/14/chartex" xmlns:cr="http://schemas.microsoft.com/office/comments/2020/reactions" xmlns:mc="http://schemas.openxmlformats.org/markup-compatibility/2006" xmlns:aink="http://schemas.microsoft.com/office/drawing/2016/ink" xmlns:am3d="http://schemas.microsoft.com/office/drawing/2017/model3d" xmlns:o="urn:schemas-microsoft-com:office:office" xmlns:oel="http://schemas.microsoft.com/office/2019/extlst" xmlns:r="http://schemas.openxmlformats.org/officeDocument/2006/relationships" xmlns:m="http://schemas.openxmlformats.org/officeDocument/2006/math" xmlns:v="urn:schemas-microsoft-com:vml" xmlns:wp14="http://schemas.microsoft.com/office/word/2010/wordprocessingDrawing" xmlns:wp="http://schemas.openxmlformats.org/drawingml/2006/wordprocessingDrawing" xmlns:w10="urn:schemas-microsoft-com:office:word" xmlns:w="http://schemas.openxmlformats.org/wordprocessingml/2006/main" xmlns:w14="http://schemas.microsoft.com/office/word/2010/wordml" xmlns:w15="http://schemas.microsoft.com/office/word/2012/wordml" xmlns:w16cex="http://schemas.microsoft.com/office/word/2018/wordml/cex" xmlns:w16cid="http://schemas.microsoft.com/office/word/2016/wordml/cid" xmlns:w16="http://schemas.microsoft.com/office/word/2018/wordml" xmlns:w16du="http://schemas.microsoft.com/office/word/2023/wordml/word16du" xmlns:w16sdtdh="http://schemas.microsoft.com/office/word/2020/wordml/sdtdatahash" xmlns:w16se="http://schemas.microsoft.com/office/word/2015/wordml/symex" xmlns:wpg="http://schemas.microsoft.com/office/word/2010/wordprocessingGroup" xmlns:wpi="http://schemas.microsoft.com/office/word/2010/wordprocessingInk" xmlns:wne="http://schemas.microsoft.com/office/word/2006/wordml" xmlns:wps="http://schemas.microsoft.com/office/word/2010/wordprocessingShape" mc:Ignorable="w14 w15 w16se w16cid w16 w16cex w16sdtdh cr w16du wp14">
-  <w16cex:commentExtensible w16cex:durableId="740AD695" w16cex:dateUtc="2025-10-02T16:29:00Z"/>
-</w16cex:commentsExtensible>
-</file>
-
-<file path=word/commentsIds.xml><?xml version="1.0" encoding="utf-8"?>
-<w16cid:commentsIds xmlns:wpc="http://schemas.microsoft.com/office/word/2010/wordprocessingCanvas" xmlns:cx="http://schemas.microsoft.com/office/drawing/2014/chartex" xmlns:cx1="http://schemas.microsoft.com/office/drawing/2015/9/8/chartex" xmlns:cx2="http://schemas.microsoft.com/office/drawing/2015/10/21/chartex" xmlns:cx3="http://schemas.microsoft.com/office/drawing/2016/5/9/chartex" xmlns:cx4="http://schemas.microsoft.com/office/drawing/2016/5/10/chartex" xmlns:cx5="http://schemas.microsoft.com/office/drawing/2016/5/11/chartex" xmlns:cx6="http://schemas.microsoft.com/office/drawing/2016/5/12/chartex" xmlns:cx7="http://schemas.microsoft.com/office/drawing/2016/5/13/chartex" xmlns:cx8="http://schemas.microsoft.com/office/drawing/2016/5/14/chartex" xmlns:mc="http://schemas.openxmlformats.org/markup-compatibility/2006" xmlns:aink="http://schemas.microsoft.com/office/drawing/2016/ink" xmlns:am3d="http://schemas.microsoft.com/office/drawing/2017/model3d" xmlns:o="urn:schemas-microsoft-com:office:office" xmlns:oel="http://schemas.microsoft.com/office/2019/extlst" xmlns:r="http://schemas.openxmlformats.org/officeDocument/2006/relationships" xmlns:m="http://schemas.openxmlformats.org/officeDocument/2006/math" xmlns:v="urn:schemas-microsoft-com:vml" xmlns:wp14="http://schemas.microsoft.com/office/word/2010/wordprocessingDrawing" xmlns:wp="http://schemas.openxmlformats.org/drawingml/2006/wordprocessingDrawing" xmlns:w10="urn:schemas-microsoft-com:office:word" xmlns:w="http://schemas.openxmlformats.org/wordprocessingml/2006/main" xmlns:w14="http://schemas.microsoft.com/office/word/2010/wordml" xmlns:w15="http://schemas.microsoft.com/office/word/2012/wordml" xmlns:w16cex="http://schemas.microsoft.com/office/word/2018/wordml/cex" xmlns:w16cid="http://schemas.microsoft.com/office/word/2016/wordml/cid" xmlns:w16="http://schemas.microsoft.com/office/word/2018/wordml" xmlns:w16du="http://schemas.microsoft.com/office/word/2023/wordml/word16du" xmlns:w16sdtdh="http://schemas.microsoft.com/office/word/2020/wordml/sdtdatahash" xmlns:w16se="http://schemas.microsoft.com/office/word/2015/wordml/symex" xmlns:wpg="http://schemas.microsoft.com/office/word/2010/wordprocessingGroup" xmlns:wpi="http://schemas.microsoft.com/office/word/2010/wordprocessingInk" xmlns:wne="http://schemas.microsoft.com/office/word/2006/wordml" xmlns:wps="http://schemas.microsoft.com/office/word/2010/wordprocessingShape" mc:Ignorable="w14 w15 w16se w16cid w16 w16cex w16sdtdh w16du wp14">
-  <w16cid:commentId w16cid:paraId="607BA0D2" w16cid:durableId="740AD695"/>
-</w16cid:commentsIds>
-</file>
-
 <file path=word/endnotes.xml><?xml version="1.0" encoding="utf-8"?>
-<w:endnotes xmlns:wpc="http://schemas.microsoft.com/office/word/2010/wordprocessingCanvas" xmlns:cx="http://schemas.microsoft.com/office/drawing/2014/chartex" xmlns:cx1="http://schemas.microsoft.com/office/drawing/2015/9/8/chartex" xmlns:cx2="http://schemas.microsoft.com/office/drawing/2015/10/21/chartex" xmlns:cx3="http://schemas.microsoft.com/office/drawing/2016/5/9/chartex" xmlns:cx4="http://schemas.microsoft.com/office/drawing/2016/5/10/chartex" xmlns:cx5="http://schemas.microsoft.com/office/drawing/2016/5/11/chartex" xmlns:cx6="http://schemas.microsoft.com/office/drawing/2016/5/12/chartex" xmlns:cx7="http://schemas.microsoft.com/office/drawing/2016/5/13/chartex" xmlns:cx8="http://schemas.microsoft.com/office/drawing/2016/5/14/chartex" xmlns:mc="http://schemas.openxmlformats.org/markup-compatibility/2006" xmlns:aink="http://schemas.microsoft.com/office/drawing/2016/ink" xmlns:am3d="http://schemas.microsoft.com/office/drawing/2017/model3d" xmlns:o="urn:schemas-microsoft-com:office:office" xmlns:oel="http://schemas.microsoft.com/office/2019/extlst" xmlns:r="http://schemas.openxmlformats.org/officeDocument/2006/relationships" xmlns:m="http://schemas.openxmlformats.org/officeDocument/2006/math" xmlns:v="urn:schemas-microsoft-com:vml" xmlns:wp14="http://schemas.microsoft.com/office/word/2010/wordprocessingDrawing" xmlns:wp="http://schemas.openxmlformats.org/drawingml/2006/wordprocessingDrawing" xmlns:w10="urn:schemas-microsoft-com:office:word" xmlns:w="http://schemas.openxmlformats.org/wordprocessingml/2006/main" xmlns:w14="http://schemas.microsoft.com/office/word/2010/wordml" xmlns:w15="http://schemas.microsoft.com/office/word/2012/wordml" xmlns:w16cex="http://schemas.microsoft.com/office/word/2018/wordml/cex" xmlns:w16cid="http://schemas.microsoft.com/office/word/2016/wordml/cid" xmlns:w16="http://schemas.microsoft.com/office/word/2018/wordml" xmlns:w16du="http://schemas.microsoft.com/office/word/2023/wordml/word16du" xmlns:w16sdtdh="http://schemas.microsoft.com/office/word/2020/wordml/sdtdatahash" xmlns:w16se="http://schemas.microsoft.com/office/word/2015/wordml/symex" xmlns:wpg="http://schemas.microsoft.com/office/word/2010/wordprocessingGroup" xmlns:wpi="http://schemas.microsoft.com/office/word/2010/wordprocessingInk" xmlns:wne="http://schemas.microsoft.com/office/word/2006/wordml" xmlns:wps="http://schemas.microsoft.com/office/word/2010/wordprocessingShape" mc:Ignorable="w14 w15 w16se w16cid w16 w16cex w16sdtdh w16du wp14">
+<w:endnotes xmlns:wpc="http://schemas.microsoft.com/office/word/2010/wordprocessingCanvas" xmlns:cx="http://schemas.microsoft.com/office/drawing/2014/chartex" xmlns:cx1="http://schemas.microsoft.com/office/drawing/2015/9/8/chartex" xmlns:cx2="http://schemas.microsoft.com/office/drawing/2015/10/21/chartex" xmlns:cx3="http://schemas.microsoft.com/office/drawing/2016/5/9/chartex" xmlns:cx4="http://schemas.microsoft.com/office/drawing/2016/5/10/chartex" xmlns:cx5="http://schemas.microsoft.com/office/drawing/2016/5/11/chartex" xmlns:cx6="http://schemas.microsoft.com/office/drawing/2016/5/12/chartex" xmlns:cx7="http://schemas.microsoft.com/office/drawing/2016/5/13/chartex" xmlns:cx8="http://schemas.microsoft.com/office/drawing/2016/5/14/chartex" xmlns:mc="http://schemas.openxmlformats.org/markup-compatibility/2006" xmlns:aink="http://schemas.microsoft.com/office/drawing/2016/ink" xmlns:am3d="http://schemas.microsoft.com/office/drawing/2017/model3d" xmlns:o="urn:schemas-microsoft-com:office:office" xmlns:oel="http://schemas.microsoft.com/office/2019/extlst" xmlns:r="http://schemas.openxmlformats.org/officeDocument/2006/relationships" xmlns:m="http://schemas.openxmlformats.org/officeDocument/2006/math" xmlns:v="urn:schemas-microsoft-com:vml" xmlns:wp14="http://schemas.microsoft.com/office/word/2010/wordprocessingDrawing" xmlns:wp="http://schemas.openxmlformats.org/drawingml/2006/wordprocessingDrawing" xmlns:w10="urn:schemas-microsoft-com:office:word" xmlns:w="http://schemas.openxmlformats.org/wordprocessingml/2006/main" xmlns:w14="http://schemas.microsoft.com/office/word/2010/wordml" xmlns:w15="http://schemas.microsoft.com/office/word/2012/wordml" xmlns:w16cex="http://schemas.microsoft.com/office/word/2018/wordml/cex" xmlns:w16cid="http://schemas.microsoft.com/office/word/2016/wordml/cid" xmlns:w16="http://schemas.microsoft.com/office/word/2018/wordml" xmlns:w16du="http://schemas.microsoft.com/office/word/2023/wordml/word16du" xmlns:w16sdtdh="http://schemas.microsoft.com/office/word/2020/wordml/sdtdatahash" xmlns:w16sdtfl="http://schemas.microsoft.com/office/word/2024/wordml/sdtformatlock" xmlns:w16se="http://schemas.microsoft.com/office/word/2015/wordml/symex" xmlns:wpg="http://schemas.microsoft.com/office/word/2010/wordprocessingGroup" xmlns:wpi="http://schemas.microsoft.com/office/word/2010/wordprocessingInk" xmlns:wne="http://schemas.microsoft.com/office/word/2006/wordml" xmlns:wps="http://schemas.microsoft.com/office/word/2010/wordprocessingShape" mc:Ignorable="w14 w15 w16se w16cid w16 w16cex w16sdtdh w16sdtfl w16du wp14">
   <w:endnote w:type="separator" w:id="-1">
     <w:p>
       <w:pPr>
@@ -3047,7 +4219,7 @@
 </file>
 
 <file path=word/footnotes.xml><?xml version="1.0" encoding="utf-8"?>
-<w:footnotes xmlns:wpc="http://schemas.microsoft.com/office/word/2010/wordprocessingCanvas" xmlns:cx="http://schemas.microsoft.com/office/drawing/2014/chartex" xmlns:cx1="http://schemas.microsoft.com/office/drawing/2015/9/8/chartex" xmlns:cx2="http://schemas.microsoft.com/office/drawing/2015/10/21/chartex" xmlns:cx3="http://schemas.microsoft.com/office/drawing/2016/5/9/chartex" xmlns:cx4="http://schemas.microsoft.com/office/drawing/2016/5/10/chartex" xmlns:cx5="http://schemas.microsoft.com/office/drawing/2016/5/11/chartex" xmlns:cx6="http://schemas.microsoft.com/office/drawing/2016/5/12/chartex" xmlns:cx7="http://schemas.microsoft.com/office/drawing/2016/5/13/chartex" xmlns:cx8="http://schemas.microsoft.com/office/drawing/2016/5/14/chartex" xmlns:mc="http://schemas.openxmlformats.org/markup-compatibility/2006" xmlns:aink="http://schemas.microsoft.com/office/drawing/2016/ink" xmlns:am3d="http://schemas.microsoft.com/office/drawing/2017/model3d" xmlns:o="urn:schemas-microsoft-com:office:office" xmlns:oel="http://schemas.microsoft.com/office/2019/extlst" xmlns:r="http://schemas.openxmlformats.org/officeDocument/2006/relationships" xmlns:m="http://schemas.openxmlformats.org/officeDocument/2006/math" xmlns:v="urn:schemas-microsoft-com:vml" xmlns:wp14="http://schemas.microsoft.com/office/word/2010/wordprocessingDrawing" xmlns:wp="http://schemas.openxmlformats.org/drawingml/2006/wordprocessingDrawing" xmlns:w10="urn:schemas-microsoft-com:office:word" xmlns:w="http://schemas.openxmlformats.org/wordprocessingml/2006/main" xmlns:w14="http://schemas.microsoft.com/office/word/2010/wordml" xmlns:w15="http://schemas.microsoft.com/office/word/2012/wordml" xmlns:w16cex="http://schemas.microsoft.com/office/word/2018/wordml/cex" xmlns:w16cid="http://schemas.microsoft.com/office/word/2016/wordml/cid" xmlns:w16="http://schemas.microsoft.com/office/word/2018/wordml" xmlns:w16du="http://schemas.microsoft.com/office/word/2023/wordml/word16du" xmlns:w16sdtdh="http://schemas.microsoft.com/office/word/2020/wordml/sdtdatahash" xmlns:w16se="http://schemas.microsoft.com/office/word/2015/wordml/symex" xmlns:wpg="http://schemas.microsoft.com/office/word/2010/wordprocessingGroup" xmlns:wpi="http://schemas.microsoft.com/office/word/2010/wordprocessingInk" xmlns:wne="http://schemas.microsoft.com/office/word/2006/wordml" xmlns:wps="http://schemas.microsoft.com/office/word/2010/wordprocessingShape" mc:Ignorable="w14 w15 w16se w16cid w16 w16cex w16sdtdh w16du wp14">
+<w:footnotes xmlns:wpc="http://schemas.microsoft.com/office/word/2010/wordprocessingCanvas" xmlns:cx="http://schemas.microsoft.com/office/drawing/2014/chartex" xmlns:cx1="http://schemas.microsoft.com/office/drawing/2015/9/8/chartex" xmlns:cx2="http://schemas.microsoft.com/office/drawing/2015/10/21/chartex" xmlns:cx3="http://schemas.microsoft.com/office/drawing/2016/5/9/chartex" xmlns:cx4="http://schemas.microsoft.com/office/drawing/2016/5/10/chartex" xmlns:cx5="http://schemas.microsoft.com/office/drawing/2016/5/11/chartex" xmlns:cx6="http://schemas.microsoft.com/office/drawing/2016/5/12/chartex" xmlns:cx7="http://schemas.microsoft.com/office/drawing/2016/5/13/chartex" xmlns:cx8="http://schemas.microsoft.com/office/drawing/2016/5/14/chartex" xmlns:mc="http://schemas.openxmlformats.org/markup-compatibility/2006" xmlns:aink="http://schemas.microsoft.com/office/drawing/2016/ink" xmlns:am3d="http://schemas.microsoft.com/office/drawing/2017/model3d" xmlns:o="urn:schemas-microsoft-com:office:office" xmlns:oel="http://schemas.microsoft.com/office/2019/extlst" xmlns:r="http://schemas.openxmlformats.org/officeDocument/2006/relationships" xmlns:m="http://schemas.openxmlformats.org/officeDocument/2006/math" xmlns:v="urn:schemas-microsoft-com:vml" xmlns:wp14="http://schemas.microsoft.com/office/word/2010/wordprocessingDrawing" xmlns:wp="http://schemas.openxmlformats.org/drawingml/2006/wordprocessingDrawing" xmlns:w10="urn:schemas-microsoft-com:office:word" xmlns:w="http://schemas.openxmlformats.org/wordprocessingml/2006/main" xmlns:w14="http://schemas.microsoft.com/office/word/2010/wordml" xmlns:w15="http://schemas.microsoft.com/office/word/2012/wordml" xmlns:w16cex="http://schemas.microsoft.com/office/word/2018/wordml/cex" xmlns:w16cid="http://schemas.microsoft.com/office/word/2016/wordml/cid" xmlns:w16="http://schemas.microsoft.com/office/word/2018/wordml" xmlns:w16du="http://schemas.microsoft.com/office/word/2023/wordml/word16du" xmlns:w16sdtdh="http://schemas.microsoft.com/office/word/2020/wordml/sdtdatahash" xmlns:w16sdtfl="http://schemas.microsoft.com/office/word/2024/wordml/sdtformatlock" xmlns:w16se="http://schemas.microsoft.com/office/word/2015/wordml/symex" xmlns:wpg="http://schemas.microsoft.com/office/word/2010/wordprocessingGroup" xmlns:wpi="http://schemas.microsoft.com/office/word/2010/wordprocessingInk" xmlns:wne="http://schemas.microsoft.com/office/word/2006/wordml" xmlns:wps="http://schemas.microsoft.com/office/word/2010/wordprocessingShape" mc:Ignorable="w14 w15 w16se w16cid w16 w16cex w16sdtdh w16sdtfl w16du wp14">
   <w:footnote w:type="separator" w:id="-1">
     <w:p>
       <w:pPr>
@@ -3072,7 +4244,7 @@
 </file>
 
 <file path=word/numbering.xml><?xml version="1.0" encoding="utf-8"?>
-<w:numbering xmlns:wpc="http://schemas.microsoft.com/office/word/2010/wordprocessingCanvas" xmlns:cx="http://schemas.microsoft.com/office/drawing/2014/chartex" xmlns:cx1="http://schemas.microsoft.com/office/drawing/2015/9/8/chartex" xmlns:cx2="http://schemas.microsoft.com/office/drawing/2015/10/21/chartex" xmlns:cx3="http://schemas.microsoft.com/office/drawing/2016/5/9/chartex" xmlns:cx4="http://schemas.microsoft.com/office/drawing/2016/5/10/chartex" xmlns:cx5="http://schemas.microsoft.com/office/drawing/2016/5/11/chartex" xmlns:cx6="http://schemas.microsoft.com/office/drawing/2016/5/12/chartex" xmlns:cx7="http://schemas.microsoft.com/office/drawing/2016/5/13/chartex" xmlns:cx8="http://schemas.microsoft.com/office/drawing/2016/5/14/chartex" xmlns:mc="http://schemas.openxmlformats.org/markup-compatibility/2006" xmlns:aink="http://schemas.microsoft.com/office/drawing/2016/ink" xmlns:am3d="http://schemas.microsoft.com/office/drawing/2017/model3d" xmlns:o="urn:schemas-microsoft-com:office:office" xmlns:oel="http://schemas.microsoft.com/office/2019/extlst" xmlns:r="http://schemas.openxmlformats.org/officeDocument/2006/relationships" xmlns:m="http://schemas.openxmlformats.org/officeDocument/2006/math" xmlns:v="urn:schemas-microsoft-com:vml" xmlns:wp14="http://schemas.microsoft.com/office/word/2010/wordprocessingDrawing" xmlns:wp="http://schemas.openxmlformats.org/drawingml/2006/wordprocessingDrawing" xmlns:w10="urn:schemas-microsoft-com:office:word" xmlns:w="http://schemas.openxmlformats.org/wordprocessingml/2006/main" xmlns:w14="http://schemas.microsoft.com/office/word/2010/wordml" xmlns:w15="http://schemas.microsoft.com/office/word/2012/wordml" xmlns:w16cex="http://schemas.microsoft.com/office/word/2018/wordml/cex" xmlns:w16cid="http://schemas.microsoft.com/office/word/2016/wordml/cid" xmlns:w16="http://schemas.microsoft.com/office/word/2018/wordml" xmlns:w16du="http://schemas.microsoft.com/office/word/2023/wordml/word16du" xmlns:w16sdtdh="http://schemas.microsoft.com/office/word/2020/wordml/sdtdatahash" xmlns:w16se="http://schemas.microsoft.com/office/word/2015/wordml/symex" xmlns:wpg="http://schemas.microsoft.com/office/word/2010/wordprocessingGroup" xmlns:wpi="http://schemas.microsoft.com/office/word/2010/wordprocessingInk" xmlns:wne="http://schemas.microsoft.com/office/word/2006/wordml" xmlns:wps="http://schemas.microsoft.com/office/word/2010/wordprocessingShape" mc:Ignorable="w14 w15 w16se w16cid w16 w16cex w16sdtdh w16du wp14">
+<w:numbering xmlns:wpc="http://schemas.microsoft.com/office/word/2010/wordprocessingCanvas" xmlns:cx="http://schemas.microsoft.com/office/drawing/2014/chartex" xmlns:cx1="http://schemas.microsoft.com/office/drawing/2015/9/8/chartex" xmlns:cx2="http://schemas.microsoft.com/office/drawing/2015/10/21/chartex" xmlns:cx3="http://schemas.microsoft.com/office/drawing/2016/5/9/chartex" xmlns:cx4="http://schemas.microsoft.com/office/drawing/2016/5/10/chartex" xmlns:cx5="http://schemas.microsoft.com/office/drawing/2016/5/11/chartex" xmlns:cx6="http://schemas.microsoft.com/office/drawing/2016/5/12/chartex" xmlns:cx7="http://schemas.microsoft.com/office/drawing/2016/5/13/chartex" xmlns:cx8="http://schemas.microsoft.com/office/drawing/2016/5/14/chartex" xmlns:mc="http://schemas.openxmlformats.org/markup-compatibility/2006" xmlns:aink="http://schemas.microsoft.com/office/drawing/2016/ink" xmlns:am3d="http://schemas.microsoft.com/office/drawing/2017/model3d" xmlns:o="urn:schemas-microsoft-com:office:office" xmlns:oel="http://schemas.microsoft.com/office/2019/extlst" xmlns:r="http://schemas.openxmlformats.org/officeDocument/2006/relationships" xmlns:m="http://schemas.openxmlformats.org/officeDocument/2006/math" xmlns:v="urn:schemas-microsoft-com:vml" xmlns:wp14="http://schemas.microsoft.com/office/word/2010/wordprocessingDrawing" xmlns:wp="http://schemas.openxmlformats.org/drawingml/2006/wordprocessingDrawing" xmlns:w10="urn:schemas-microsoft-com:office:word" xmlns:w="http://schemas.openxmlformats.org/wordprocessingml/2006/main" xmlns:w14="http://schemas.microsoft.com/office/word/2010/wordml" xmlns:w15="http://schemas.microsoft.com/office/word/2012/wordml" xmlns:w16cex="http://schemas.microsoft.com/office/word/2018/wordml/cex" xmlns:w16cid="http://schemas.microsoft.com/office/word/2016/wordml/cid" xmlns:w16="http://schemas.microsoft.com/office/word/2018/wordml" xmlns:w16du="http://schemas.microsoft.com/office/word/2023/wordml/word16du" xmlns:w16sdtdh="http://schemas.microsoft.com/office/word/2020/wordml/sdtdatahash" xmlns:w16sdtfl="http://schemas.microsoft.com/office/word/2024/wordml/sdtformatlock" xmlns:w16se="http://schemas.microsoft.com/office/word/2015/wordml/symex" xmlns:wpg="http://schemas.microsoft.com/office/word/2010/wordprocessingGroup" xmlns:wpi="http://schemas.microsoft.com/office/word/2010/wordprocessingInk" xmlns:wne="http://schemas.microsoft.com/office/word/2006/wordml" xmlns:wps="http://schemas.microsoft.com/office/word/2010/wordprocessingShape" mc:Ignorable="w14 w15 w16se w16cid w16 w16cex w16sdtdh w16sdtfl w16du wp14">
   <w:abstractNum w:abstractNumId="0" w15:restartNumberingAfterBreak="0">
     <w:nsid w:val="088B7F75"/>
     <w:multiLevelType w:val="multilevel"/>
@@ -3289,6 +4461,205 @@
     </w:lvl>
   </w:abstractNum>
   <w:abstractNum w:abstractNumId="4" w15:restartNumberingAfterBreak="0">
+    <w:nsid w:val="42F034B6"/>
+    <w:multiLevelType w:val="hybridMultilevel"/>
+    <w:tmpl w:val="DC8CAAF4"/>
+    <w:lvl w:ilvl="0" w:tplc="281A0001">
+      <w:start w:val="1"/>
+      <w:numFmt w:val="bullet"/>
+      <w:lvlText w:val=""/>
+      <w:lvlJc w:val="left"/>
+      <w:pPr>
+        <w:ind w:left="720" w:hanging="360"/>
+      </w:pPr>
+      <w:rPr>
+        <w:rFonts w:ascii="Symbol" w:hAnsi="Symbol" w:hint="default"/>
+      </w:rPr>
+    </w:lvl>
+    <w:lvl w:ilvl="1" w:tplc="281A0003" w:tentative="1">
+      <w:start w:val="1"/>
+      <w:numFmt w:val="bullet"/>
+      <w:lvlText w:val="o"/>
+      <w:lvlJc w:val="left"/>
+      <w:pPr>
+        <w:ind w:left="1440" w:hanging="360"/>
+      </w:pPr>
+      <w:rPr>
+        <w:rFonts w:ascii="Courier New" w:hAnsi="Courier New" w:cs="Courier New" w:hint="default"/>
+      </w:rPr>
+    </w:lvl>
+    <w:lvl w:ilvl="2" w:tplc="281A0005" w:tentative="1">
+      <w:start w:val="1"/>
+      <w:numFmt w:val="bullet"/>
+      <w:lvlText w:val=""/>
+      <w:lvlJc w:val="left"/>
+      <w:pPr>
+        <w:ind w:left="2160" w:hanging="360"/>
+      </w:pPr>
+      <w:rPr>
+        <w:rFonts w:ascii="Wingdings" w:hAnsi="Wingdings" w:hint="default"/>
+      </w:rPr>
+    </w:lvl>
+    <w:lvl w:ilvl="3" w:tplc="281A0001" w:tentative="1">
+      <w:start w:val="1"/>
+      <w:numFmt w:val="bullet"/>
+      <w:lvlText w:val=""/>
+      <w:lvlJc w:val="left"/>
+      <w:pPr>
+        <w:ind w:left="2880" w:hanging="360"/>
+      </w:pPr>
+      <w:rPr>
+        <w:rFonts w:ascii="Symbol" w:hAnsi="Symbol" w:hint="default"/>
+      </w:rPr>
+    </w:lvl>
+    <w:lvl w:ilvl="4" w:tplc="281A0003" w:tentative="1">
+      <w:start w:val="1"/>
+      <w:numFmt w:val="bullet"/>
+      <w:lvlText w:val="o"/>
+      <w:lvlJc w:val="left"/>
+      <w:pPr>
+        <w:ind w:left="3600" w:hanging="360"/>
+      </w:pPr>
+      <w:rPr>
+        <w:rFonts w:ascii="Courier New" w:hAnsi="Courier New" w:cs="Courier New" w:hint="default"/>
+      </w:rPr>
+    </w:lvl>
+    <w:lvl w:ilvl="5" w:tplc="281A0005" w:tentative="1">
+      <w:start w:val="1"/>
+      <w:numFmt w:val="bullet"/>
+      <w:lvlText w:val=""/>
+      <w:lvlJc w:val="left"/>
+      <w:pPr>
+        <w:ind w:left="4320" w:hanging="360"/>
+      </w:pPr>
+      <w:rPr>
+        <w:rFonts w:ascii="Wingdings" w:hAnsi="Wingdings" w:hint="default"/>
+      </w:rPr>
+    </w:lvl>
+    <w:lvl w:ilvl="6" w:tplc="281A0001" w:tentative="1">
+      <w:start w:val="1"/>
+      <w:numFmt w:val="bullet"/>
+      <w:lvlText w:val=""/>
+      <w:lvlJc w:val="left"/>
+      <w:pPr>
+        <w:ind w:left="5040" w:hanging="360"/>
+      </w:pPr>
+      <w:rPr>
+        <w:rFonts w:ascii="Symbol" w:hAnsi="Symbol" w:hint="default"/>
+      </w:rPr>
+    </w:lvl>
+    <w:lvl w:ilvl="7" w:tplc="281A0003" w:tentative="1">
+      <w:start w:val="1"/>
+      <w:numFmt w:val="bullet"/>
+      <w:lvlText w:val="o"/>
+      <w:lvlJc w:val="left"/>
+      <w:pPr>
+        <w:ind w:left="5760" w:hanging="360"/>
+      </w:pPr>
+      <w:rPr>
+        <w:rFonts w:ascii="Courier New" w:hAnsi="Courier New" w:cs="Courier New" w:hint="default"/>
+      </w:rPr>
+    </w:lvl>
+    <w:lvl w:ilvl="8" w:tplc="281A0005" w:tentative="1">
+      <w:start w:val="1"/>
+      <w:numFmt w:val="bullet"/>
+      <w:lvlText w:val=""/>
+      <w:lvlJc w:val="left"/>
+      <w:pPr>
+        <w:ind w:left="6480" w:hanging="360"/>
+      </w:pPr>
+      <w:rPr>
+        <w:rFonts w:ascii="Wingdings" w:hAnsi="Wingdings" w:hint="default"/>
+      </w:rPr>
+    </w:lvl>
+  </w:abstractNum>
+  <w:abstractNum w:abstractNumId="5" w15:restartNumberingAfterBreak="0">
+    <w:nsid w:val="501B59E9"/>
+    <w:multiLevelType w:val="hybridMultilevel"/>
+    <w:tmpl w:val="EB9C4EEE"/>
+    <w:lvl w:ilvl="0" w:tplc="281A000F">
+      <w:start w:val="1"/>
+      <w:numFmt w:val="decimal"/>
+      <w:lvlText w:val="%1."/>
+      <w:lvlJc w:val="left"/>
+      <w:pPr>
+        <w:ind w:left="720" w:hanging="360"/>
+      </w:pPr>
+    </w:lvl>
+    <w:lvl w:ilvl="1" w:tplc="281A0019" w:tentative="1">
+      <w:start w:val="1"/>
+      <w:numFmt w:val="lowerLetter"/>
+      <w:lvlText w:val="%2."/>
+      <w:lvlJc w:val="left"/>
+      <w:pPr>
+        <w:ind w:left="1440" w:hanging="360"/>
+      </w:pPr>
+    </w:lvl>
+    <w:lvl w:ilvl="2" w:tplc="281A001B" w:tentative="1">
+      <w:start w:val="1"/>
+      <w:numFmt w:val="lowerRoman"/>
+      <w:lvlText w:val="%3."/>
+      <w:lvlJc w:val="right"/>
+      <w:pPr>
+        <w:ind w:left="2160" w:hanging="180"/>
+      </w:pPr>
+    </w:lvl>
+    <w:lvl w:ilvl="3" w:tplc="281A000F" w:tentative="1">
+      <w:start w:val="1"/>
+      <w:numFmt w:val="decimal"/>
+      <w:lvlText w:val="%4."/>
+      <w:lvlJc w:val="left"/>
+      <w:pPr>
+        <w:ind w:left="2880" w:hanging="360"/>
+      </w:pPr>
+    </w:lvl>
+    <w:lvl w:ilvl="4" w:tplc="281A0019" w:tentative="1">
+      <w:start w:val="1"/>
+      <w:numFmt w:val="lowerLetter"/>
+      <w:lvlText w:val="%5."/>
+      <w:lvlJc w:val="left"/>
+      <w:pPr>
+        <w:ind w:left="3600" w:hanging="360"/>
+      </w:pPr>
+    </w:lvl>
+    <w:lvl w:ilvl="5" w:tplc="281A001B" w:tentative="1">
+      <w:start w:val="1"/>
+      <w:numFmt w:val="lowerRoman"/>
+      <w:lvlText w:val="%6."/>
+      <w:lvlJc w:val="right"/>
+      <w:pPr>
+        <w:ind w:left="4320" w:hanging="180"/>
+      </w:pPr>
+    </w:lvl>
+    <w:lvl w:ilvl="6" w:tplc="281A000F" w:tentative="1">
+      <w:start w:val="1"/>
+      <w:numFmt w:val="decimal"/>
+      <w:lvlText w:val="%7."/>
+      <w:lvlJc w:val="left"/>
+      <w:pPr>
+        <w:ind w:left="5040" w:hanging="360"/>
+      </w:pPr>
+    </w:lvl>
+    <w:lvl w:ilvl="7" w:tplc="281A0019" w:tentative="1">
+      <w:start w:val="1"/>
+      <w:numFmt w:val="lowerLetter"/>
+      <w:lvlText w:val="%8."/>
+      <w:lvlJc w:val="left"/>
+      <w:pPr>
+        <w:ind w:left="5760" w:hanging="360"/>
+      </w:pPr>
+    </w:lvl>
+    <w:lvl w:ilvl="8" w:tplc="281A001B" w:tentative="1">
+      <w:start w:val="1"/>
+      <w:numFmt w:val="lowerRoman"/>
+      <w:lvlText w:val="%9."/>
+      <w:lvlJc w:val="right"/>
+      <w:pPr>
+        <w:ind w:left="6480" w:hanging="180"/>
+      </w:pPr>
+    </w:lvl>
+  </w:abstractNum>
+  <w:abstractNum w:abstractNumId="6" w15:restartNumberingAfterBreak="0">
     <w:nsid w:val="51CF427E"/>
     <w:multiLevelType w:val="multilevel"/>
     <w:tmpl w:val="1DDA8952"/>
@@ -3404,7 +4775,7 @@
       </w:rPr>
     </w:lvl>
   </w:abstractNum>
-  <w:abstractNum w:abstractNumId="5" w15:restartNumberingAfterBreak="0">
+  <w:abstractNum w:abstractNumId="7" w15:restartNumberingAfterBreak="0">
     <w:nsid w:val="5F5E719F"/>
     <w:multiLevelType w:val="multilevel"/>
     <w:tmpl w:val="DBC0D05A"/>
@@ -3490,7 +4861,7 @@
       </w:pPr>
     </w:lvl>
   </w:abstractNum>
-  <w:abstractNum w:abstractNumId="6" w15:restartNumberingAfterBreak="0">
+  <w:abstractNum w:abstractNumId="8" w15:restartNumberingAfterBreak="0">
     <w:nsid w:val="7BEC72D4"/>
     <w:multiLevelType w:val="hybridMultilevel"/>
     <w:tmpl w:val="DBC0D05A"/>
@@ -3567,6 +4938,92 @@
       </w:pPr>
     </w:lvl>
     <w:lvl w:ilvl="8" w:tplc="0409001B" w:tentative="1">
+      <w:start w:val="1"/>
+      <w:numFmt w:val="lowerRoman"/>
+      <w:lvlText w:val="%9."/>
+      <w:lvlJc w:val="right"/>
+      <w:pPr>
+        <w:ind w:left="6480" w:hanging="180"/>
+      </w:pPr>
+    </w:lvl>
+  </w:abstractNum>
+  <w:abstractNum w:abstractNumId="9" w15:restartNumberingAfterBreak="0">
+    <w:nsid w:val="7ED161A0"/>
+    <w:multiLevelType w:val="hybridMultilevel"/>
+    <w:tmpl w:val="1FD23476"/>
+    <w:lvl w:ilvl="0" w:tplc="281A000F">
+      <w:start w:val="1"/>
+      <w:numFmt w:val="decimal"/>
+      <w:lvlText w:val="%1."/>
+      <w:lvlJc w:val="left"/>
+      <w:pPr>
+        <w:ind w:left="720" w:hanging="360"/>
+      </w:pPr>
+    </w:lvl>
+    <w:lvl w:ilvl="1" w:tplc="281A0019" w:tentative="1">
+      <w:start w:val="1"/>
+      <w:numFmt w:val="lowerLetter"/>
+      <w:lvlText w:val="%2."/>
+      <w:lvlJc w:val="left"/>
+      <w:pPr>
+        <w:ind w:left="1440" w:hanging="360"/>
+      </w:pPr>
+    </w:lvl>
+    <w:lvl w:ilvl="2" w:tplc="281A001B" w:tentative="1">
+      <w:start w:val="1"/>
+      <w:numFmt w:val="lowerRoman"/>
+      <w:lvlText w:val="%3."/>
+      <w:lvlJc w:val="right"/>
+      <w:pPr>
+        <w:ind w:left="2160" w:hanging="180"/>
+      </w:pPr>
+    </w:lvl>
+    <w:lvl w:ilvl="3" w:tplc="281A000F" w:tentative="1">
+      <w:start w:val="1"/>
+      <w:numFmt w:val="decimal"/>
+      <w:lvlText w:val="%4."/>
+      <w:lvlJc w:val="left"/>
+      <w:pPr>
+        <w:ind w:left="2880" w:hanging="360"/>
+      </w:pPr>
+    </w:lvl>
+    <w:lvl w:ilvl="4" w:tplc="281A0019" w:tentative="1">
+      <w:start w:val="1"/>
+      <w:numFmt w:val="lowerLetter"/>
+      <w:lvlText w:val="%5."/>
+      <w:lvlJc w:val="left"/>
+      <w:pPr>
+        <w:ind w:left="3600" w:hanging="360"/>
+      </w:pPr>
+    </w:lvl>
+    <w:lvl w:ilvl="5" w:tplc="281A001B" w:tentative="1">
+      <w:start w:val="1"/>
+      <w:numFmt w:val="lowerRoman"/>
+      <w:lvlText w:val="%6."/>
+      <w:lvlJc w:val="right"/>
+      <w:pPr>
+        <w:ind w:left="4320" w:hanging="180"/>
+      </w:pPr>
+    </w:lvl>
+    <w:lvl w:ilvl="6" w:tplc="281A000F" w:tentative="1">
+      <w:start w:val="1"/>
+      <w:numFmt w:val="decimal"/>
+      <w:lvlText w:val="%7."/>
+      <w:lvlJc w:val="left"/>
+      <w:pPr>
+        <w:ind w:left="5040" w:hanging="360"/>
+      </w:pPr>
+    </w:lvl>
+    <w:lvl w:ilvl="7" w:tplc="281A0019" w:tentative="1">
+      <w:start w:val="1"/>
+      <w:numFmt w:val="lowerLetter"/>
+      <w:lvlText w:val="%8."/>
+      <w:lvlJc w:val="left"/>
+      <w:pPr>
+        <w:ind w:left="5760" w:hanging="360"/>
+      </w:pPr>
+    </w:lvl>
+    <w:lvl w:ilvl="8" w:tplc="281A001B" w:tentative="1">
       <w:start w:val="1"/>
       <w:numFmt w:val="lowerRoman"/>
       <w:lvlText w:val="%9."/>
@@ -3580,13 +5037,13 @@
     <w:abstractNumId w:val="2"/>
   </w:num>
   <w:num w:numId="2" w16cid:durableId="405499514">
-    <w:abstractNumId w:val="6"/>
+    <w:abstractNumId w:val="8"/>
   </w:num>
   <w:num w:numId="3" w16cid:durableId="769551155">
-    <w:abstractNumId w:val="5"/>
+    <w:abstractNumId w:val="7"/>
   </w:num>
   <w:num w:numId="4" w16cid:durableId="801925351">
-    <w:abstractNumId w:val="4"/>
+    <w:abstractNumId w:val="6"/>
   </w:num>
   <w:num w:numId="5" w16cid:durableId="1038775068">
     <w:abstractNumId w:val="0"/>
@@ -3597,19 +5054,20 @@
   <w:num w:numId="7" w16cid:durableId="1602764928">
     <w:abstractNumId w:val="3"/>
   </w:num>
+  <w:num w:numId="8" w16cid:durableId="2025013703">
+    <w:abstractNumId w:val="4"/>
+  </w:num>
+  <w:num w:numId="9" w16cid:durableId="1962150130">
+    <w:abstractNumId w:val="5"/>
+  </w:num>
+  <w:num w:numId="10" w16cid:durableId="1299721635">
+    <w:abstractNumId w:val="9"/>
+  </w:num>
 </w:numbering>
 </file>
 
-<file path=word/people.xml><?xml version="1.0" encoding="utf-8"?>
-<w15:people xmlns:wpc="http://schemas.microsoft.com/office/word/2010/wordprocessingCanvas" xmlns:cx="http://schemas.microsoft.com/office/drawing/2014/chartex" xmlns:cx1="http://schemas.microsoft.com/office/drawing/2015/9/8/chartex" xmlns:cx2="http://schemas.microsoft.com/office/drawing/2015/10/21/chartex" xmlns:cx3="http://schemas.microsoft.com/office/drawing/2016/5/9/chartex" xmlns:cx4="http://schemas.microsoft.com/office/drawing/2016/5/10/chartex" xmlns:cx5="http://schemas.microsoft.com/office/drawing/2016/5/11/chartex" xmlns:cx6="http://schemas.microsoft.com/office/drawing/2016/5/12/chartex" xmlns:cx7="http://schemas.microsoft.com/office/drawing/2016/5/13/chartex" xmlns:cx8="http://schemas.microsoft.com/office/drawing/2016/5/14/chartex" xmlns:mc="http://schemas.openxmlformats.org/markup-compatibility/2006" xmlns:aink="http://schemas.microsoft.com/office/drawing/2016/ink" xmlns:am3d="http://schemas.microsoft.com/office/drawing/2017/model3d" xmlns:o="urn:schemas-microsoft-com:office:office" xmlns:oel="http://schemas.microsoft.com/office/2019/extlst" xmlns:r="http://schemas.openxmlformats.org/officeDocument/2006/relationships" xmlns:m="http://schemas.openxmlformats.org/officeDocument/2006/math" xmlns:v="urn:schemas-microsoft-com:vml" xmlns:wp14="http://schemas.microsoft.com/office/word/2010/wordprocessingDrawing" xmlns:wp="http://schemas.openxmlformats.org/drawingml/2006/wordprocessingDrawing" xmlns:w10="urn:schemas-microsoft-com:office:word" xmlns:w="http://schemas.openxmlformats.org/wordprocessingml/2006/main" xmlns:w14="http://schemas.microsoft.com/office/word/2010/wordml" xmlns:w15="http://schemas.microsoft.com/office/word/2012/wordml" xmlns:w16cex="http://schemas.microsoft.com/office/word/2018/wordml/cex" xmlns:w16cid="http://schemas.microsoft.com/office/word/2016/wordml/cid" xmlns:w16="http://schemas.microsoft.com/office/word/2018/wordml" xmlns:w16du="http://schemas.microsoft.com/office/word/2023/wordml/word16du" xmlns:w16sdtdh="http://schemas.microsoft.com/office/word/2020/wordml/sdtdatahash" xmlns:w16se="http://schemas.microsoft.com/office/word/2015/wordml/symex" xmlns:wpg="http://schemas.microsoft.com/office/word/2010/wordprocessingGroup" xmlns:wpi="http://schemas.microsoft.com/office/word/2010/wordprocessingInk" xmlns:wne="http://schemas.microsoft.com/office/word/2006/wordml" xmlns:wps="http://schemas.microsoft.com/office/word/2010/wordprocessingShape" mc:Ignorable="w14 w15 w16se w16cid w16 w16cex w16sdtdh w16du wp14">
-  <w15:person w15:author="Marko Vekic">
-    <w15:presenceInfo w15:providerId="None" w15:userId="Marko Vekic"/>
-  </w15:person>
-</w15:people>
-</file>
-
 <file path=word/styles.xml><?xml version="1.0" encoding="utf-8"?>
-<w:styles xmlns:mc="http://schemas.openxmlformats.org/markup-compatibility/2006" xmlns:r="http://schemas.openxmlformats.org/officeDocument/2006/relationships" xmlns:w="http://schemas.openxmlformats.org/wordprocessingml/2006/main" xmlns:w14="http://schemas.microsoft.com/office/word/2010/wordml" xmlns:w15="http://schemas.microsoft.com/office/word/2012/wordml" xmlns:w16cex="http://schemas.microsoft.com/office/word/2018/wordml/cex" xmlns:w16cid="http://schemas.microsoft.com/office/word/2016/wordml/cid" xmlns:w16="http://schemas.microsoft.com/office/word/2018/wordml" xmlns:w16du="http://schemas.microsoft.com/office/word/2023/wordml/word16du" xmlns:w16sdtdh="http://schemas.microsoft.com/office/word/2020/wordml/sdtdatahash" xmlns:w16se="http://schemas.microsoft.com/office/word/2015/wordml/symex" mc:Ignorable="w14 w15 w16se w16cid w16 w16cex w16sdtdh w16du">
+<w:styles xmlns:mc="http://schemas.openxmlformats.org/markup-compatibility/2006" xmlns:r="http://schemas.openxmlformats.org/officeDocument/2006/relationships" xmlns:w="http://schemas.openxmlformats.org/wordprocessingml/2006/main" xmlns:w14="http://schemas.microsoft.com/office/word/2010/wordml" xmlns:w15="http://schemas.microsoft.com/office/word/2012/wordml" xmlns:w16cex="http://schemas.microsoft.com/office/word/2018/wordml/cex" xmlns:w16cid="http://schemas.microsoft.com/office/word/2016/wordml/cid" xmlns:w16="http://schemas.microsoft.com/office/word/2018/wordml" xmlns:w16du="http://schemas.microsoft.com/office/word/2023/wordml/word16du" xmlns:w16sdtdh="http://schemas.microsoft.com/office/word/2020/wordml/sdtdatahash" xmlns:w16sdtfl="http://schemas.microsoft.com/office/word/2024/wordml/sdtformatlock" xmlns:w16se="http://schemas.microsoft.com/office/word/2015/wordml/symex" mc:Ignorable="w14 w15 w16se w16cid w16 w16cex w16sdtdh w16sdtfl w16du">
   <w:docDefaults>
     <w:rPrDefault>
       <w:rPr>
@@ -4002,7 +5460,7 @@
   <w:style w:type="paragraph" w:default="1" w:styleId="Normal">
     <w:name w:val="Normal"/>
     <w:aliases w:val="Tekst"/>
-    <w:rsid w:val="00297302"/>
+    <w:rsid w:val="001830CB"/>
     <w:pPr>
       <w:spacing w:before="120"/>
       <w:ind w:firstLine="360"/>
@@ -5270,6 +6728,16 @@
     <w:rsid w:val="004D52F7"/>
     <w:rPr>
       <w:sz w:val="20"/>
+    </w:rPr>
+  </w:style>
+  <w:style w:type="character" w:styleId="PlaceholderText">
+    <w:name w:val="Placeholder Text"/>
+    <w:basedOn w:val="DefaultParagraphFont"/>
+    <w:uiPriority w:val="99"/>
+    <w:semiHidden/>
+    <w:rsid w:val="00B95867"/>
+    <w:rPr>
+      <w:color w:val="666666"/>
     </w:rPr>
   </w:style>
 </w:styles>

--- a/rad/zbornik/Алгоритми_за_визуелну_одометрију_са_применом_у_мобилној_роботици_Зборник_ФТН.docx
+++ b/rad/zbornik/Алгоритми_за_визуелну_одометрију_са_применом_у_мобилној_роботици_Зборник_ФТН.docx
@@ -108,7 +108,20 @@
               <w:rPr>
                 <w:szCs w:val="26"/>
               </w:rPr>
-              <w:t>Зборник радова Факултета техничких наука, НовиСад</w:t>
+              <w:t>Зборник радова Факултета техничких наука, Нови</w:t>
+            </w:r>
+            <w:r>
+              <w:rPr>
+                <w:szCs w:val="26"/>
+                <w:lang w:val="sr-Cyrl-RS"/>
+              </w:rPr>
+              <w:t xml:space="preserve"> </w:t>
+            </w:r>
+            <w:r>
+              <w:rPr>
+                <w:szCs w:val="26"/>
+              </w:rPr>
+              <w:t>Сад</w:t>
             </w:r>
           </w:p>
         </w:tc>
@@ -213,12 +226,16 @@
     <w:p>
       <w:pPr>
         <w:pStyle w:val="6-"/>
-      </w:pPr>
-      <w:r>
-        <w:rPr>
-          <w:lang w:val="sr-Cyrl-RS"/>
-        </w:rPr>
-        <w:t>Алгоритми за визуелну одометрију са применом у мобилној роботици</w:t>
+        <w:rPr>
+          <w:sz w:val="24"/>
+        </w:rPr>
+      </w:pPr>
+      <w:r>
+        <w:rPr>
+          <w:sz w:val="24"/>
+          <w:lang w:val="sr-Cyrl-RS"/>
+        </w:rPr>
+        <w:t xml:space="preserve">АЛГОРИТМИ ЗА ВИЗУЕЛНУ ОДОМЕТРИЈУ СА ПРИМЕНОМ У МОБИЛНОЈ РОБОТИЦИ </w:t>
       </w:r>
     </w:p>
     <w:p>
@@ -239,15 +256,62 @@
         <w:rPr>
           <w:i/>
           <w:iCs w:val="0"/>
+          <w:sz w:val="24"/>
         </w:rPr>
       </w:pPr>
       <w:r>
         <w:rPr>
           <w:i/>
           <w:iCs w:val="0"/>
+          <w:sz w:val="24"/>
           <w:lang w:val="en-GB"/>
         </w:rPr>
-        <w:t>Visual odometry algorithms with application in mobile robotics</w:t>
+        <w:t>V</w:t>
+      </w:r>
+      <w:r>
+        <w:rPr>
+          <w:i/>
+          <w:iCs w:val="0"/>
+          <w:sz w:val="24"/>
+          <w:lang w:val="en-GB"/>
+        </w:rPr>
+        <w:t>ISUAL</w:t>
+      </w:r>
+      <w:r>
+        <w:rPr>
+          <w:i/>
+          <w:iCs w:val="0"/>
+          <w:sz w:val="24"/>
+          <w:lang w:val="en-GB"/>
+        </w:rPr>
+        <w:t xml:space="preserve"> </w:t>
+      </w:r>
+      <w:r>
+        <w:rPr>
+          <w:i/>
+          <w:iCs w:val="0"/>
+          <w:sz w:val="24"/>
+          <w:lang w:val="en-GB"/>
+        </w:rPr>
+        <w:t>ODOMETRY</w:t>
+      </w:r>
+      <w:r>
+        <w:rPr>
+          <w:i/>
+          <w:iCs w:val="0"/>
+          <w:sz w:val="24"/>
+          <w:lang w:val="en-GB"/>
+        </w:rPr>
+        <w:t xml:space="preserve"> </w:t>
+      </w:r>
+      <w:r>
+        <w:rPr>
+          <w:i/>
+          <w:iCs w:val="0"/>
+          <w:sz w:val="24"/>
+          <w:lang w:val="en-GB"/>
+        </w:rPr>
+        <w:t>ALGORITHMS WITH APPLICATION IN MOBILE ROBOTICS</w:t>
       </w:r>
     </w:p>
     <w:p>
@@ -309,7 +373,7 @@
           <w:iCs/>
           <w:sz w:val="12"/>
           <w:szCs w:val="12"/>
-          <w:lang w:val="sr-Latn-CS"/>
+          <w:lang w:val="en-US"/>
         </w:rPr>
         <w:sectPr>
           <w:pgSz w:w="11906" w:h="16838"/>
@@ -373,7 +437,7 @@
           <w:rFonts w:eastAsiaTheme="minorEastAsia"/>
           <w:lang w:val="sr-Cyrl-RS"/>
         </w:rPr>
-        <w:t>У раду је представљена експериментална анализа и поређење различитих приступа монокуларној визуелној одометрији у мобилној роботици. Визуелна одометрија процењује кретање камере на основу низа узастопних слик</w:t>
+        <w:t xml:space="preserve">У раду је представљена експериментална анализа и поређење различитих приступа монокуларној визуелној одометрији у мобилној роботици. </w:t>
       </w:r>
       <w:r>
         <w:rPr>
@@ -381,6 +445,22 @@
           <w:rFonts w:eastAsiaTheme="minorEastAsia"/>
           <w:lang w:val="sr-Cyrl-RS"/>
         </w:rPr>
+        <w:t>Монокуларна в</w:t>
+      </w:r>
+      <w:r>
+        <w:rPr>
+          <w:rStyle w:val="7-SadrajapstraktaikljunihreiChar"/>
+          <w:rFonts w:eastAsiaTheme="minorEastAsia"/>
+          <w:lang w:val="sr-Cyrl-RS"/>
+        </w:rPr>
+        <w:t>изуелна одометрија процењује кретање камере на основу низа узастопних слик</w:t>
+      </w:r>
+      <w:r>
+        <w:rPr>
+          <w:rStyle w:val="7-SadrajapstraktaikljunihreiChar"/>
+          <w:rFonts w:eastAsiaTheme="minorEastAsia"/>
+          <w:lang w:val="sr-Cyrl-RS"/>
+        </w:rPr>
         <w:t>а</w:t>
       </w:r>
       <w:r>
@@ -389,12 +469,52 @@
           <w:rFonts w:eastAsiaTheme="minorEastAsia"/>
           <w:lang w:val="sr-Cyrl-RS"/>
         </w:rPr>
-        <w:t xml:space="preserve">. Монокуларна визуелна одометрија користи само једну камеру, што отежава процену кретања због недостатка информације о дубини и неодређености апсолутне скале. Анализирана су три алгоритма: </w:t>
+        <w:t>, прикупљених са</w:t>
       </w:r>
       <w:r>
         <w:rPr>
           <w:rStyle w:val="7-SadrajapstraktaikljunihreiChar"/>
           <w:rFonts w:eastAsiaTheme="minorEastAsia"/>
+          <w:lang w:val="sr-Cyrl-RS"/>
+        </w:rPr>
+        <w:t xml:space="preserve"> једн</w:t>
+      </w:r>
+      <w:r>
+        <w:rPr>
+          <w:rStyle w:val="7-SadrajapstraktaikljunihreiChar"/>
+          <w:rFonts w:eastAsiaTheme="minorEastAsia"/>
+          <w:lang w:val="sr-Cyrl-RS"/>
+        </w:rPr>
+        <w:t>е</w:t>
+      </w:r>
+      <w:r>
+        <w:rPr>
+          <w:rStyle w:val="7-SadrajapstraktaikljunihreiChar"/>
+          <w:rFonts w:eastAsiaTheme="minorEastAsia"/>
+          <w:lang w:val="en-US"/>
+        </w:rPr>
+        <w:t xml:space="preserve"> </w:t>
+      </w:r>
+      <w:r>
+        <w:rPr>
+          <w:rStyle w:val="7-SadrajapstraktaikljunihreiChar"/>
+          <w:rFonts w:eastAsiaTheme="minorEastAsia"/>
+          <w:lang w:val="sr-Cyrl-RS"/>
+        </w:rPr>
+        <w:t>камере</w:t>
+      </w:r>
+      <w:r>
+        <w:rPr>
+          <w:rStyle w:val="7-SadrajapstraktaikljunihreiChar"/>
+          <w:rFonts w:eastAsiaTheme="minorEastAsia"/>
+          <w:lang w:val="sr-Cyrl-RS"/>
+        </w:rPr>
+        <w:t xml:space="preserve">. Анализирана су три алгоритма: </w:t>
+      </w:r>
+      <w:r>
+        <w:rPr>
+          <w:rStyle w:val="7-SadrajapstraktaikljunihreiChar"/>
+          <w:rFonts w:eastAsiaTheme="minorEastAsia"/>
           <w:lang w:val="en-US"/>
         </w:rPr>
         <w:t xml:space="preserve">SVO, ORB-SLAM3 </w:t>
@@ -429,15 +549,15 @@
           <w:rFonts w:eastAsiaTheme="minorEastAsia"/>
           <w:lang w:val="sr-Cyrl-RS"/>
         </w:rPr>
-        <w:t>У сврху процене рада алгоритама, представљен је целокупан процес прикупљања података са мобилног робота док пролази кроз секвенце кретања. Снимљене су слике са камере и одометрија, која је заједно са референтним тачкама у радном окружењу робота обрађена ради добијања референтних путања (</w:t>
+        <w:t>У сврху процене рада алгоритама, представљен је процес прикупљања података са мобилног робота док пролази кроз секвенце кретања. Резултати</w:t>
       </w:r>
       <w:r>
         <w:rPr>
           <w:rStyle w:val="7-SadrajapstraktaikljunihreiChar"/>
           <w:rFonts w:eastAsiaTheme="minorEastAsia"/>
-          <w:lang w:val="en-US"/>
-        </w:rPr>
-        <w:t>ground truth</w:t>
+          <w:lang w:val="sr-Cyrl-RS"/>
+        </w:rPr>
+        <w:t xml:space="preserve"> алгоритама </w:t>
       </w:r>
       <w:r>
         <w:rPr>
@@ -445,7 +565,7 @@
           <w:rFonts w:eastAsiaTheme="minorEastAsia"/>
           <w:lang w:val="sr-Cyrl-RS"/>
         </w:rPr>
-        <w:t>)</w:t>
+        <w:t xml:space="preserve">показују да је </w:t>
       </w:r>
       <w:r>
         <w:rPr>
@@ -453,7 +573,7 @@
           <w:rFonts w:eastAsiaTheme="minorEastAsia"/>
           <w:lang w:val="en-US"/>
         </w:rPr>
-        <w:t>.</w:t>
+        <w:t>SVO</w:t>
       </w:r>
       <w:r>
         <w:rPr>
@@ -461,7 +581,7 @@
           <w:rFonts w:eastAsiaTheme="minorEastAsia"/>
           <w:lang w:val="sr-Cyrl-RS"/>
         </w:rPr>
-        <w:t xml:space="preserve"> </w:t>
+        <w:t xml:space="preserve"> остварио задовољавајућу процену ротације и на локалном и на глобалном нивоу, </w:t>
       </w:r>
       <w:r>
         <w:rPr>
@@ -469,15 +589,15 @@
           <w:rFonts w:eastAsiaTheme="minorEastAsia"/>
           <w:lang w:val="sr-Cyrl-RS"/>
         </w:rPr>
-        <w:t xml:space="preserve">Резултати показују да је </w:t>
+        <w:t xml:space="preserve">али </w:t>
       </w:r>
       <w:r>
         <w:rPr>
           <w:rStyle w:val="7-SadrajapstraktaikljunihreiChar"/>
           <w:rFonts w:eastAsiaTheme="minorEastAsia"/>
-          <w:lang w:val="en-US"/>
-        </w:rPr>
-        <w:t>SVO</w:t>
+          <w:lang w:val="sr-Cyrl-RS"/>
+        </w:rPr>
+        <w:t>није у стању да поуздано одреди апсолутну скалу</w:t>
       </w:r>
       <w:r>
         <w:rPr>
@@ -485,7 +605,7 @@
           <w:rFonts w:eastAsiaTheme="minorEastAsia"/>
           <w:lang w:val="sr-Cyrl-RS"/>
         </w:rPr>
-        <w:t xml:space="preserve"> остварио задовољавајућу процену ротације и на локалном и на глобалном нивоу, док је процена транслације веома зависна од визуелног окружења</w:t>
+        <w:t xml:space="preserve"> за транслацију</w:t>
       </w:r>
       <w:r>
         <w:rPr>
@@ -493,23 +613,23 @@
           <w:rFonts w:eastAsiaTheme="minorEastAsia"/>
           <w:lang w:val="sr-Cyrl-RS"/>
         </w:rPr>
-        <w:t>,</w:t>
+        <w:t xml:space="preserve">. </w:t>
       </w:r>
       <w:r>
         <w:rPr>
           <w:rStyle w:val="7-SadrajapstraktaikljunihreiChar"/>
           <w:rFonts w:eastAsiaTheme="minorEastAsia"/>
-          <w:lang w:val="sr-Cyrl-RS"/>
-        </w:rPr>
-        <w:t xml:space="preserve"> због чега </w:t>
+          <w:lang w:val="en-US"/>
+        </w:rPr>
+        <w:t>ORB-SLAM3</w:t>
       </w:r>
       <w:r>
         <w:rPr>
           <w:rStyle w:val="7-SadrajapstraktaikljunihreiChar"/>
           <w:rFonts w:eastAsiaTheme="minorEastAsia"/>
-          <w:lang w:val="en-US"/>
-        </w:rPr>
-        <w:t>SVO</w:t>
+          <w:lang w:val="sr-Cyrl-RS"/>
+        </w:rPr>
+        <w:t xml:space="preserve"> показује ограничења у локалној процени кретања, поготово у ротацијама, али добро </w:t>
       </w:r>
       <w:r>
         <w:rPr>
@@ -517,15 +637,15 @@
           <w:rFonts w:eastAsiaTheme="minorEastAsia"/>
           <w:lang w:val="sr-Cyrl-RS"/>
         </w:rPr>
-        <w:t xml:space="preserve"> није у стању да поуздано одреди апсолутну скалу. </w:t>
+        <w:t xml:space="preserve">поклапање </w:t>
       </w:r>
       <w:r>
         <w:rPr>
           <w:rStyle w:val="7-SadrajapstraktaikljunihreiChar"/>
           <w:rFonts w:eastAsiaTheme="minorEastAsia"/>
-          <w:lang w:val="en-US"/>
-        </w:rPr>
-        <w:t>ORB-SLAM3</w:t>
+          <w:lang w:val="sr-Cyrl-RS"/>
+        </w:rPr>
+        <w:t>са референтном путањом указује</w:t>
       </w:r>
       <w:r>
         <w:rPr>
@@ -533,7 +653,7 @@
           <w:rFonts w:eastAsiaTheme="minorEastAsia"/>
           <w:lang w:val="sr-Cyrl-RS"/>
         </w:rPr>
-        <w:t xml:space="preserve"> показује ограничења у локалној процени кретања, поготово у ротацијама, али добро слагање са референтном путањом указује</w:t>
+        <w:t xml:space="preserve"> на</w:t>
       </w:r>
       <w:r>
         <w:rPr>
@@ -541,7 +661,7 @@
           <w:rFonts w:eastAsiaTheme="minorEastAsia"/>
           <w:lang w:val="sr-Cyrl-RS"/>
         </w:rPr>
-        <w:t xml:space="preserve"> на</w:t>
+        <w:t xml:space="preserve"> потенцијал </w:t>
       </w:r>
       <w:r>
         <w:rPr>
@@ -549,12 +669,20 @@
           <w:rFonts w:eastAsiaTheme="minorEastAsia"/>
           <w:lang w:val="sr-Cyrl-RS"/>
         </w:rPr>
-        <w:t xml:space="preserve"> потенцијал визуелне одометрије за локализацију кроз </w:t>
+        <w:t>ВО</w:t>
       </w:r>
       <w:r>
         <w:rPr>
           <w:rStyle w:val="7-SadrajapstraktaikljunihreiChar"/>
           <w:rFonts w:eastAsiaTheme="minorEastAsia"/>
+          <w:lang w:val="sr-Cyrl-RS"/>
+        </w:rPr>
+        <w:t xml:space="preserve"> за локализацију кроз </w:t>
+      </w:r>
+      <w:r>
+        <w:rPr>
+          <w:rStyle w:val="7-SadrajapstraktaikljunihreiChar"/>
+          <w:rFonts w:eastAsiaTheme="minorEastAsia"/>
           <w:lang w:val="en-US"/>
         </w:rPr>
         <w:t>SLAM</w:t>
@@ -587,7 +715,7 @@
     <w:p>
       <w:pPr>
         <w:pStyle w:val="a"/>
-        <w:spacing w:before="240"/>
+        <w:spacing w:before="120" w:after="0"/>
         <w:rPr>
           <w:rStyle w:val="7-SadrajapstraktaikljunihreiChar"/>
           <w:b w:val="0"/>
@@ -616,7 +744,7 @@
           <w:i/>
           <w:iCs/>
           <w:szCs w:val="20"/>
-          <w:lang w:val="sr-Latn-CS"/>
+          <w:lang w:val="en-US"/>
         </w:rPr>
       </w:pPr>
       <w:r>
@@ -649,40 +777,16 @@
           <w:iCs/>
           <w:szCs w:val="20"/>
         </w:rPr>
-        <w:t>TODO</w:t>
-      </w:r>
-    </w:p>
-    <w:p>
-      <w:pPr>
-        <w:ind w:firstLine="0"/>
+        <w:t>This paper presents an experimental analysis and comparison of different approaches to monocular visual odometry in mobile robotics. Monocular visual odometry estimates</w:t>
+      </w:r>
+      <w:r>
         <w:rPr>
           <w:rFonts w:ascii="Times New Roman" w:eastAsia="Times New Roman" w:hAnsi="Times New Roman" w:cs="Times New Roman"/>
           <w:i/>
           <w:iCs/>
           <w:szCs w:val="20"/>
-          <w:lang w:val="sr-Cyrl-RS"/>
-        </w:rPr>
-      </w:pPr>
-      <w:r>
-        <w:rPr>
-          <w:rStyle w:val="Char"/>
-          <w:rFonts w:eastAsiaTheme="minorEastAsia"/>
-        </w:rPr>
-        <w:t>Keywords</w:t>
-      </w:r>
-      <w:r>
-        <w:rPr>
-          <w:rStyle w:val="Char"/>
-          <w:rFonts w:eastAsiaTheme="minorEastAsia"/>
-        </w:rPr>
-        <w:t>:</w:t>
-      </w:r>
-      <w:r>
-        <w:rPr>
-          <w:rStyle w:val="Char"/>
-          <w:rFonts w:eastAsiaTheme="minorEastAsia"/>
-        </w:rPr>
-        <w:t xml:space="preserve"> </w:t>
+        </w:rPr>
+        <w:t xml:space="preserve"> the</w:t>
       </w:r>
       <w:r>
         <w:rPr>
@@ -691,6 +795,241 @@
           <w:iCs/>
           <w:szCs w:val="20"/>
         </w:rPr>
+        <w:t xml:space="preserve"> motion of a camera</w:t>
+      </w:r>
+      <w:r>
+        <w:rPr>
+          <w:rFonts w:ascii="Times New Roman" w:eastAsia="Times New Roman" w:hAnsi="Times New Roman" w:cs="Times New Roman"/>
+          <w:i/>
+          <w:iCs/>
+          <w:szCs w:val="20"/>
+        </w:rPr>
+        <w:t xml:space="preserve"> based on a sequence of images acquired from a singular camera. Three algorithms were analysed: </w:t>
+      </w:r>
+      <w:r>
+        <w:rPr>
+          <w:rStyle w:val="7-SadrajapstraktaikljunihreiChar"/>
+          <w:rFonts w:eastAsiaTheme="minorEastAsia"/>
+          <w:lang w:val="en-US"/>
+        </w:rPr>
+        <w:t xml:space="preserve">SVO, ORB-SLAM3 </w:t>
+      </w:r>
+      <w:r>
+        <w:rPr>
+          <w:rStyle w:val="7-SadrajapstraktaikljunihreiChar"/>
+          <w:rFonts w:eastAsiaTheme="minorEastAsia"/>
+          <w:lang w:val="en-US"/>
+        </w:rPr>
+        <w:t>and</w:t>
+      </w:r>
+      <w:r>
+        <w:rPr>
+          <w:rStyle w:val="7-SadrajapstraktaikljunihreiChar"/>
+          <w:rFonts w:eastAsiaTheme="minorEastAsia"/>
+          <w:lang w:val="sr-Cyrl-RS"/>
+        </w:rPr>
+        <w:t xml:space="preserve"> </w:t>
+      </w:r>
+      <w:r>
+        <w:rPr>
+          <w:rStyle w:val="7-SadrajapstraktaikljunihreiChar"/>
+          <w:rFonts w:eastAsiaTheme="minorEastAsia"/>
+          <w:lang w:val="en-US"/>
+        </w:rPr>
+        <w:t>TSformer-VO</w:t>
+      </w:r>
+      <w:r>
+        <w:rPr>
+          <w:rStyle w:val="7-SadrajapstraktaikljunihreiChar"/>
+          <w:rFonts w:eastAsiaTheme="minorEastAsia"/>
+          <w:lang w:val="en-US"/>
+        </w:rPr>
+        <w:t xml:space="preserve">. For the purpose of evaluating the performance of the algorithms, the process of data acquisition from a mobile robot while it moves through sequences of motion is presented. The results show </w:t>
+      </w:r>
+      <w:r>
+        <w:rPr>
+          <w:rStyle w:val="7-SadrajapstraktaikljunihreiChar"/>
+          <w:rFonts w:eastAsiaTheme="minorEastAsia"/>
+          <w:lang w:val="en-US"/>
+        </w:rPr>
+        <w:t xml:space="preserve">that </w:t>
+      </w:r>
+      <w:r>
+        <w:rPr>
+          <w:rStyle w:val="7-SadrajapstraktaikljunihreiChar"/>
+          <w:rFonts w:eastAsiaTheme="minorEastAsia"/>
+          <w:lang w:val="en-US"/>
+        </w:rPr>
+        <w:t>SVO achieved satisfactory rotation estimation, both at the local and global level</w:t>
+      </w:r>
+      <w:r>
+        <w:rPr>
+          <w:rStyle w:val="7-SadrajapstraktaikljunihreiChar"/>
+          <w:rFonts w:eastAsiaTheme="minorEastAsia"/>
+          <w:lang w:val="en-US"/>
+        </w:rPr>
+        <w:t>s</w:t>
+      </w:r>
+      <w:r>
+        <w:rPr>
+          <w:rStyle w:val="7-SadrajapstraktaikljunihreiChar"/>
+          <w:rFonts w:eastAsiaTheme="minorEastAsia"/>
+          <w:lang w:val="en-US"/>
+        </w:rPr>
+        <w:t>, while it is unable to reliably estimate a</w:t>
+      </w:r>
+      <w:r>
+        <w:rPr>
+          <w:rStyle w:val="7-SadrajapstraktaikljunihreiChar"/>
+          <w:rFonts w:eastAsiaTheme="minorEastAsia"/>
+          <w:lang w:val="en-US"/>
+        </w:rPr>
+        <w:t>b</w:t>
+      </w:r>
+      <w:r>
+        <w:rPr>
+          <w:rStyle w:val="7-SadrajapstraktaikljunihreiChar"/>
+          <w:rFonts w:eastAsiaTheme="minorEastAsia"/>
+          <w:lang w:val="en-US"/>
+        </w:rPr>
+        <w:t xml:space="preserve">solute scale for translation. </w:t>
+      </w:r>
+      <w:r>
+        <w:rPr>
+          <w:rStyle w:val="7-SadrajapstraktaikljunihreiChar"/>
+          <w:rFonts w:eastAsiaTheme="minorEastAsia"/>
+          <w:lang w:val="en-US"/>
+        </w:rPr>
+        <w:t>ORB-SLAM3</w:t>
+      </w:r>
+      <w:r>
+        <w:rPr>
+          <w:rStyle w:val="7-SadrajapstraktaikljunihreiChar"/>
+          <w:rFonts w:eastAsiaTheme="minorEastAsia"/>
+          <w:lang w:val="en-US"/>
+        </w:rPr>
+        <w:t xml:space="preserve"> shows limitations in local motion estimation, espe</w:t>
+      </w:r>
+      <w:r>
+        <w:rPr>
+          <w:rStyle w:val="7-SadrajapstraktaikljunihreiChar"/>
+          <w:rFonts w:eastAsiaTheme="minorEastAsia"/>
+          <w:lang w:val="en-US"/>
+        </w:rPr>
+        <w:t>c</w:t>
+      </w:r>
+      <w:r>
+        <w:rPr>
+          <w:rStyle w:val="7-SadrajapstraktaikljunihreiChar"/>
+          <w:rFonts w:eastAsiaTheme="minorEastAsia"/>
+          <w:lang w:val="en-US"/>
+        </w:rPr>
+        <w:t>ially in rotations, but good correspondence with the referen</w:t>
+      </w:r>
+      <w:r>
+        <w:rPr>
+          <w:rStyle w:val="7-SadrajapstraktaikljunihreiChar"/>
+          <w:rFonts w:eastAsiaTheme="minorEastAsia"/>
+          <w:lang w:val="en-US"/>
+        </w:rPr>
+        <w:t>ce</w:t>
+      </w:r>
+      <w:r>
+        <w:rPr>
+          <w:rStyle w:val="7-SadrajapstraktaikljunihreiChar"/>
+          <w:rFonts w:eastAsiaTheme="minorEastAsia"/>
+          <w:lang w:val="en-US"/>
+        </w:rPr>
+        <w:t xml:space="preserve"> trajectory shows the potential of VO for localization through SLAM. </w:t>
+      </w:r>
+      <w:r>
+        <w:rPr>
+          <w:rStyle w:val="7-SadrajapstraktaikljunihreiChar"/>
+          <w:rFonts w:eastAsiaTheme="minorEastAsia"/>
+          <w:lang w:val="en-US"/>
+        </w:rPr>
+        <w:t>TSformer-VO</w:t>
+      </w:r>
+      <w:r>
+        <w:rPr>
+          <w:rStyle w:val="7-SadrajapstraktaikljunihreiChar"/>
+          <w:rFonts w:eastAsiaTheme="minorEastAsia"/>
+          <w:lang w:val="en-US"/>
+        </w:rPr>
+        <w:t xml:space="preserve"> </w:t>
+      </w:r>
+      <w:r>
+        <w:rPr>
+          <w:rStyle w:val="7-SadrajapstraktaikljunihreiChar"/>
+          <w:rFonts w:eastAsiaTheme="minorEastAsia"/>
+          <w:lang w:val="en-US"/>
+        </w:rPr>
+        <w:t>did</w:t>
+      </w:r>
+      <w:r>
+        <w:rPr>
+          <w:rStyle w:val="7-SadrajapstraktaikljunihreiChar"/>
+          <w:rFonts w:eastAsiaTheme="minorEastAsia"/>
+          <w:lang w:val="en-US"/>
+        </w:rPr>
+        <w:t xml:space="preserve"> not successfully estimate the motion </w:t>
+      </w:r>
+      <w:r>
+        <w:rPr>
+          <w:rStyle w:val="7-SadrajapstraktaikljunihreiChar"/>
+          <w:rFonts w:eastAsiaTheme="minorEastAsia"/>
+          <w:lang w:val="en-US"/>
+        </w:rPr>
+        <w:t>o</w:t>
+      </w:r>
+      <w:r>
+        <w:rPr>
+          <w:rStyle w:val="7-SadrajapstraktaikljunihreiChar"/>
+          <w:rFonts w:eastAsiaTheme="minorEastAsia"/>
+          <w:lang w:val="en-US"/>
+        </w:rPr>
+        <w:t>n the acquired dataset.</w:t>
+      </w:r>
+    </w:p>
+    <w:p>
+      <w:pPr>
+        <w:ind w:firstLine="0"/>
+        <w:rPr>
+          <w:rFonts w:ascii="Times New Roman" w:eastAsia="Times New Roman" w:hAnsi="Times New Roman" w:cs="Times New Roman"/>
+          <w:i/>
+          <w:iCs/>
+          <w:szCs w:val="20"/>
+          <w:lang w:val="sr-Cyrl-RS"/>
+        </w:rPr>
+      </w:pPr>
+      <w:r>
+        <w:rPr>
+          <w:rStyle w:val="Char"/>
+          <w:rFonts w:eastAsiaTheme="minorEastAsia"/>
+        </w:rPr>
+        <w:t>Keywords</w:t>
+      </w:r>
+      <w:r>
+        <w:rPr>
+          <w:rStyle w:val="Char"/>
+          <w:rFonts w:eastAsiaTheme="minorEastAsia"/>
+        </w:rPr>
+        <w:t>:</w:t>
+      </w:r>
+      <w:r>
+        <w:rPr>
+          <w:rStyle w:val="Char"/>
+          <w:rFonts w:eastAsiaTheme="minorEastAsia"/>
+        </w:rPr>
+        <w:t xml:space="preserve"> </w:t>
+      </w:r>
+      <w:r>
+        <w:rPr>
+          <w:rFonts w:ascii="Times New Roman" w:eastAsia="Times New Roman" w:hAnsi="Times New Roman" w:cs="Times New Roman"/>
+          <w:i/>
+          <w:iCs/>
+          <w:szCs w:val="20"/>
+        </w:rPr>
         <w:t>monocular visual odometry, mobile robotics, motion estimation</w:t>
       </w:r>
     </w:p>
@@ -793,13 +1132,7 @@
         <w:rPr>
           <w:lang w:val="sr-Cyrl-RS"/>
         </w:rPr>
-        <w:t xml:space="preserve">Праћење сопственог положаја у времену је један од најважнијих проблема у мобилној роботици. Недовољно брза и стабилна процена негативно утиче на управљање кретањем робота, док се константне грешке нагомилавају и полако се губи прецизна позиција робота у простору. Одометрија је основни </w:t>
-      </w:r>
-      <w:r>
-        <w:rPr>
-          <w:lang w:val="sr-Cyrl-RS"/>
-        </w:rPr>
-        <w:t>приступ процени кретања и њен задатак је да процени промену положаја у времену на основу мерења неког сензора. Локализација има за циљ да одреди положај у познатом окружењу, чиме компензује нагомилану грешку одометрије (дрифт). Што је грешка одометрије мања, то је задатак локализације једноставнији.</w:t>
+        <w:t>Праћење сопственог положаја у времену је један од најважнијих проблема у мобилној роботици. Недовољно брза и стабилна процена негативно утиче на управљање кретањем робота, док се константне грешке нагомилавају и полако се губи прецизна позиција робота у простору. Одометрија је основни приступ процени кретања и њен задатак је да процени промену положаја у времену на основу мерења неког сензора. Локализација има за циљ да одреди положај у познатом окружењу, чиме компензује нагомилану грешку одометрије (дрифт). Што је грешка одометрије мања, то је задатак локализације једноставнији.</w:t>
       </w:r>
     </w:p>
     <w:p>
@@ -918,7 +1251,7 @@
         <w:rPr>
           <w:lang w:val="sr-Cyrl-RS"/>
         </w:rPr>
-        <w:t>Визуелна одометрија</w:t>
+        <w:t>ВИЗУЕЛНА ОДОМЕТРИЈА</w:t>
       </w:r>
     </w:p>
     <w:p>
@@ -936,7 +1269,16 @@
           <w:rFonts w:eastAsiaTheme="minorEastAsia"/>
           <w:lang w:val="sr-Cyrl-RS"/>
         </w:rPr>
-        <w:t>Визуелна одометрија инкрементално естимира позу камере која се креће тако што прати промене у сликама које тај покрет индукује. Окружење у којем се налази камера значајно утиче на успешност ВО. Да би ВО могла да одреди кретање, потребно је да окружење буде довољно осветљено и да сцена буде статична и са довољно текстуре. Битно је да постоји довољно преклапање сцене изме</w:t>
+        <w:t xml:space="preserve">Визуелна одометрија инкрементално естимира позу камере која се креће тако што прати промене у сликама које тај покрет индукује. Окружење у којем се налази камера значајно утиче на успешност ВО. Да би ВО могла да одреди кретање, потребно је да окружење буде довољно осветљено и да сцена буде статична и са довољно текстуре. Битно је да постоји довољно </w:t>
+      </w:r>
+      <w:r>
+        <w:rPr>
+          <w:rStyle w:val="0-Char"/>
+          <w:rFonts w:eastAsiaTheme="minorEastAsia"/>
+          <w:lang w:val="sr-Cyrl-RS"/>
+        </w:rPr>
+        <w:lastRenderedPageBreak/>
+        <w:t>преклапање сцене изме</w:t>
       </w:r>
       <w:r>
         <w:rPr>
@@ -1063,16 +1405,12 @@
                       <w:rPr>
                         <w:rStyle w:val="0-Char"/>
                         <w:rFonts w:eastAsiaTheme="minorEastAsia"/>
-                        <w:i w:val="0"/>
                         <w:lang w:val="sr-Cyrl-RS"/>
                       </w:rPr>
                     </m:ctrlPr>
                   </m:dPr>
                   <m:e>
                     <m:r>
-                      <m:rPr>
-                        <m:sty m:val="p"/>
-                      </m:rPr>
                       <w:rPr>
                         <w:rStyle w:val="0-Char"/>
                         <w:rFonts w:eastAsiaTheme="minorEastAsia"/>
@@ -1081,9 +1419,6 @@
                       <m:t>x</m:t>
                     </m:r>
                     <m:r>
-                      <m:rPr>
-                        <m:sty m:val="p"/>
-                      </m:rPr>
                       <w:rPr>
                         <w:rStyle w:val="0-Char"/>
                         <w:rFonts w:eastAsiaTheme="minorEastAsia"/>
@@ -1095,16 +1430,12 @@
                       <w:rPr>
                         <w:rStyle w:val="0-Char"/>
                         <w:rFonts w:eastAsiaTheme="minorEastAsia"/>
-                        <w:i w:val="0"/>
                         <w:lang w:val="en-US"/>
                       </w:rPr>
                     </m:ctrlPr>
                   </m:e>
                 </m:d>
                 <m:r>
-                  <m:rPr>
-                    <m:sty m:val="p"/>
-                  </m:rPr>
                   <w:rPr>
                     <w:rStyle w:val="0-Char"/>
                     <w:rFonts w:eastAsiaTheme="minorEastAsia"/>
@@ -1118,7 +1449,6 @@
                       <w:rPr>
                         <w:rStyle w:val="0-Char"/>
                         <w:rFonts w:eastAsiaTheme="minorEastAsia" w:cstheme="minorBidi"/>
-                        <w:iCs w:val="0"/>
                         <w:szCs w:val="22"/>
                         <w:lang w:val="en-US"/>
                       </w:rPr>
@@ -1131,7 +1461,6 @@
                           <w:rPr>
                             <w:rStyle w:val="0-Char"/>
                             <w:rFonts w:eastAsiaTheme="minorEastAsia" w:cstheme="minorBidi"/>
-                            <w:iCs w:val="0"/>
                             <w:szCs w:val="22"/>
                             <w:lang w:val="en-US"/>
                           </w:rPr>
@@ -1139,9 +1468,6 @@
                       </m:sSubPr>
                       <m:e>
                         <m:r>
-                          <m:rPr>
-                            <m:sty m:val="p"/>
-                          </m:rPr>
                           <w:rPr>
                             <w:rStyle w:val="0-Char"/>
                             <w:rFonts w:eastAsiaTheme="minorEastAsia"/>
@@ -1152,9 +1478,6 @@
                       </m:e>
                       <m:sub>
                         <m:r>
-                          <m:rPr>
-                            <m:sty m:val="p"/>
-                          </m:rPr>
                           <w:rPr>
                             <w:rStyle w:val="0-Char"/>
                             <w:rFonts w:eastAsiaTheme="minorEastAsia"/>
@@ -1165,9 +1488,6 @@
                       </m:sub>
                     </m:sSub>
                     <m:r>
-                      <m:rPr>
-                        <m:sty m:val="p"/>
-                      </m:rPr>
                       <w:rPr>
                         <w:rStyle w:val="0-Char"/>
                         <w:rFonts w:eastAsiaTheme="minorEastAsia"/>
@@ -1178,9 +1498,6 @@
                   </m:num>
                   <m:den>
                     <m:r>
-                      <m:rPr>
-                        <m:sty m:val="p"/>
-                      </m:rPr>
                       <w:rPr>
                         <w:rStyle w:val="0-Char"/>
                         <w:rFonts w:eastAsiaTheme="minorEastAsia"/>
@@ -1191,9 +1508,6 @@
                   </m:den>
                 </m:f>
                 <m:r>
-                  <m:rPr>
-                    <m:sty m:val="p"/>
-                  </m:rPr>
                   <w:rPr>
                     <w:rStyle w:val="0-Char"/>
                     <w:rFonts w:eastAsiaTheme="minorEastAsia"/>
@@ -1207,7 +1521,6 @@
                       <w:rPr>
                         <w:rStyle w:val="0-Char"/>
                         <w:rFonts w:eastAsiaTheme="minorEastAsia" w:cstheme="minorBidi"/>
-                        <w:iCs w:val="0"/>
                         <w:szCs w:val="22"/>
                         <w:lang w:val="en-US"/>
                       </w:rPr>
@@ -1220,7 +1533,6 @@
                           <w:rPr>
                             <w:rStyle w:val="0-Char"/>
                             <w:rFonts w:eastAsiaTheme="minorEastAsia" w:cstheme="minorBidi"/>
-                            <w:iCs w:val="0"/>
                             <w:szCs w:val="22"/>
                             <w:lang w:val="en-US"/>
                           </w:rPr>
@@ -1228,9 +1540,6 @@
                       </m:sSubPr>
                       <m:e>
                         <m:r>
-                          <m:rPr>
-                            <m:sty m:val="p"/>
-                          </m:rPr>
                           <w:rPr>
                             <w:rStyle w:val="0-Char"/>
                             <w:rFonts w:eastAsiaTheme="minorEastAsia"/>
@@ -1241,9 +1550,6 @@
                       </m:e>
                       <m:sub>
                         <m:r>
-                          <m:rPr>
-                            <m:sty m:val="p"/>
-                          </m:rPr>
                           <w:rPr>
                             <w:rStyle w:val="0-Char"/>
                             <w:rFonts w:eastAsiaTheme="minorEastAsia"/>
@@ -1254,9 +1560,6 @@
                       </m:sub>
                     </m:sSub>
                     <m:r>
-                      <m:rPr>
-                        <m:sty m:val="p"/>
-                      </m:rPr>
                       <w:rPr>
                         <w:rStyle w:val="0-Char"/>
                         <w:rFonts w:eastAsiaTheme="minorEastAsia"/>
@@ -1267,9 +1570,6 @@
                   </m:num>
                   <m:den>
                     <m:r>
-                      <m:rPr>
-                        <m:sty m:val="p"/>
-                      </m:rPr>
                       <w:rPr>
                         <w:rStyle w:val="0-Char"/>
                         <w:rFonts w:eastAsiaTheme="minorEastAsia"/>
@@ -1280,9 +1580,6 @@
                   </m:den>
                 </m:f>
                 <m:r>
-                  <m:rPr>
-                    <m:sty m:val="p"/>
-                  </m:rPr>
                   <w:rPr>
                     <w:rStyle w:val="0-Char"/>
                     <w:rFonts w:eastAsiaTheme="minorEastAsia"/>
@@ -1296,7 +1593,6 @@
                       <w:rPr>
                         <w:rStyle w:val="0-Char"/>
                         <w:rFonts w:eastAsiaTheme="minorEastAsia" w:cstheme="minorBidi"/>
-                        <w:iCs w:val="0"/>
                         <w:szCs w:val="22"/>
                         <w:lang w:val="en-US"/>
                       </w:rPr>
@@ -1304,9 +1600,6 @@
                   </m:fPr>
                   <m:num>
                     <m:r>
-                      <m:rPr>
-                        <m:sty m:val="p"/>
-                      </m:rPr>
                       <w:rPr>
                         <w:rStyle w:val="0-Char"/>
                         <w:rFonts w:eastAsiaTheme="minorEastAsia"/>
@@ -1317,9 +1610,6 @@
                   </m:num>
                   <m:den>
                     <m:r>
-                      <m:rPr>
-                        <m:sty m:val="p"/>
-                      </m:rPr>
                       <w:rPr>
                         <w:rStyle w:val="0-Char"/>
                         <w:rFonts w:eastAsiaTheme="minorEastAsia"/>
@@ -1330,9 +1620,6 @@
                   </m:den>
                 </m:f>
                 <m:r>
-                  <m:rPr>
-                    <m:sty m:val="p"/>
-                  </m:rPr>
                   <w:rPr>
                     <w:rStyle w:val="0-Char"/>
                     <w:rFonts w:eastAsiaTheme="minorEastAsia"/>
@@ -1407,14 +1694,24 @@
         <w:rPr>
           <w:rStyle w:val="0-Char"/>
           <w:rFonts w:eastAsiaTheme="minorEastAsia"/>
-          <w:lang w:val="en-US"/>
-        </w:rPr>
-        <w:t>x,</w:t>
+          <w:i/>
+          <w:iCs/>
+          <w:lang w:val="en-US"/>
+        </w:rPr>
+        <w:t>x</w:t>
       </w:r>
       <w:r>
         <w:rPr>
           <w:rStyle w:val="0-Char"/>
           <w:rFonts w:eastAsiaTheme="minorEastAsia"/>
+          <w:lang w:val="en-US"/>
+        </w:rPr>
+        <w:t>,</w:t>
+      </w:r>
+      <w:r>
+        <w:rPr>
+          <w:rStyle w:val="0-Char"/>
+          <w:rFonts w:eastAsiaTheme="minorEastAsia"/>
           <w:lang w:val="sr-Cyrl-RS"/>
         </w:rPr>
         <w:t xml:space="preserve"> </w:t>
@@ -1423,14 +1720,24 @@
         <w:rPr>
           <w:rStyle w:val="0-Char"/>
           <w:rFonts w:eastAsiaTheme="minorEastAsia"/>
-          <w:lang w:val="en-US"/>
-        </w:rPr>
-        <w:t>y,</w:t>
+          <w:i/>
+          <w:iCs/>
+          <w:lang w:val="en-US"/>
+        </w:rPr>
+        <w:t>y</w:t>
       </w:r>
       <w:r>
         <w:rPr>
           <w:rStyle w:val="0-Char"/>
           <w:rFonts w:eastAsiaTheme="minorEastAsia"/>
+          <w:lang w:val="en-US"/>
+        </w:rPr>
+        <w:t>,</w:t>
+      </w:r>
+      <w:r>
+        <w:rPr>
+          <w:rStyle w:val="0-Char"/>
+          <w:rFonts w:eastAsiaTheme="minorEastAsia"/>
           <w:lang w:val="sr-Cyrl-RS"/>
         </w:rPr>
         <w:t xml:space="preserve"> </w:t>
@@ -1439,14 +1746,24 @@
         <w:rPr>
           <w:rStyle w:val="0-Char"/>
           <w:rFonts w:eastAsiaTheme="minorEastAsia"/>
-          <w:lang w:val="en-US"/>
-        </w:rPr>
-        <w:t xml:space="preserve">z </w:t>
+          <w:i/>
+          <w:iCs/>
+          <w:lang w:val="en-US"/>
+        </w:rPr>
+        <w:t>z</w:t>
       </w:r>
       <w:r>
         <w:rPr>
           <w:rStyle w:val="0-Char"/>
           <w:rFonts w:eastAsiaTheme="minorEastAsia"/>
+          <w:lang w:val="en-US"/>
+        </w:rPr>
+        <w:t xml:space="preserve"> </w:t>
+      </w:r>
+      <w:r>
+        <w:rPr>
+          <w:rStyle w:val="0-Char"/>
+          <w:rFonts w:eastAsiaTheme="minorEastAsia"/>
           <w:lang w:val="sr-Cyrl-RS"/>
         </w:rPr>
         <w:t xml:space="preserve">означен 3Д положај тачке, </w:t>
@@ -1455,6 +1772,8 @@
         <w:rPr>
           <w:rStyle w:val="0-Char"/>
           <w:rFonts w:eastAsiaTheme="minorEastAsia"/>
+          <w:i/>
+          <w:iCs/>
           <w:lang w:val="en-US"/>
         </w:rPr>
         <w:t>x</w:t>
@@ -1463,6 +1782,8 @@
         <w:rPr>
           <w:rStyle w:val="0-Char"/>
           <w:rFonts w:eastAsiaTheme="minorEastAsia"/>
+          <w:i/>
+          <w:iCs/>
           <w:vertAlign w:val="subscript"/>
           <w:lang w:val="en-US"/>
         </w:rPr>
@@ -1480,6 +1801,8 @@
         <w:rPr>
           <w:rStyle w:val="0-Char"/>
           <w:rFonts w:eastAsiaTheme="minorEastAsia"/>
+          <w:i/>
+          <w:iCs/>
           <w:lang w:val="en-US"/>
         </w:rPr>
         <w:t>y</w:t>
@@ -1488,6 +1811,8 @@
         <w:rPr>
           <w:rStyle w:val="0-Char"/>
           <w:rFonts w:eastAsiaTheme="minorEastAsia"/>
+          <w:i/>
+          <w:iCs/>
           <w:vertAlign w:val="subscript"/>
           <w:lang w:val="en-US"/>
         </w:rPr>
@@ -1505,6 +1830,8 @@
         <w:rPr>
           <w:rStyle w:val="0-Char"/>
           <w:rFonts w:eastAsiaTheme="minorEastAsia"/>
+          <w:i/>
+          <w:iCs/>
           <w:lang w:val="en-US"/>
         </w:rPr>
         <w:t>b</w:t>
@@ -1521,6 +1848,8 @@
         <w:rPr>
           <w:rStyle w:val="0-Char"/>
           <w:rFonts w:eastAsiaTheme="minorEastAsia"/>
+          <w:i/>
+          <w:iCs/>
           <w:lang w:val="en-US"/>
         </w:rPr>
         <w:t>d</w:t>
@@ -1537,6 +1866,8 @@
         <w:rPr>
           <w:rStyle w:val="0-Char"/>
           <w:rFonts w:eastAsiaTheme="minorEastAsia"/>
+          <w:i/>
+          <w:iCs/>
           <w:lang w:val="en-US"/>
         </w:rPr>
         <w:t>f</w:t>
@@ -1908,7 +2239,15 @@
           <w:rFonts w:eastAsiaTheme="minorEastAsia"/>
           <w:lang w:val="sr-Cyrl-RS"/>
         </w:rPr>
-        <w:t>сваког издвојеног дела слике појединачно. Овим кораком се врши нарушавање епиполарних ограничења, како би се добила већа корелација између делова слика. Последњим кораком се оптимизују поза камере и положај</w:t>
+        <w:t xml:space="preserve">сваког издвојеног дела слике појединачно. </w:t>
+      </w:r>
+      <w:r>
+        <w:rPr>
+          <w:rStyle w:val="0-Char"/>
+          <w:rFonts w:eastAsiaTheme="minorEastAsia"/>
+          <w:lang w:val="sr-Cyrl-RS"/>
+        </w:rPr>
+        <w:t>Овим кораком се врши нарушавање епиполарних ограничења, како би се добила већа корелација између делова слика. Последњим кораком се оптимизују поза камере и положај</w:t>
       </w:r>
       <w:r>
         <w:rPr>
@@ -2184,39 +2523,45 @@
         <w:rPr>
           <w:lang w:val="sr-Cyrl-RS"/>
         </w:rPr>
+        <w:t xml:space="preserve"> N</w:t>
+      </w:r>
+      <w:r>
+        <w:rPr>
+          <w:vertAlign w:val="subscript"/>
+          <w:lang w:val="en-US"/>
+        </w:rPr>
+        <w:t>f</w:t>
+      </w:r>
+      <w:r>
+        <w:rPr>
+          <w:lang w:val="sr-Cyrl-RS"/>
+        </w:rPr>
+        <w:t xml:space="preserve"> слика, добијамо </w:t>
+      </w:r>
+      <w:r>
+        <w:rPr>
+          <w:lang w:val="sr-Cyrl-RS"/>
+        </w:rPr>
+        <w:t>N</w:t>
+      </w:r>
+      <w:r>
+        <w:rPr>
+          <w:vertAlign w:val="subscript"/>
+          <w:lang w:val="en-US"/>
+        </w:rPr>
+        <w:t>f</w:t>
+      </w:r>
+      <w:r>
+        <w:rPr>
+          <w:lang w:val="en-US"/>
+        </w:rPr>
         <w:t xml:space="preserve"> </w:t>
       </w:r>
       <w:r>
         <w:rPr>
           <w:lang w:val="sr-Cyrl-RS"/>
         </w:rPr>
-        <w:t>N</w:t>
-      </w:r>
-      <w:r>
-        <w:rPr>
-          <w:vertAlign w:val="subscript"/>
-          <w:lang w:val="en-US"/>
-        </w:rPr>
-        <w:t>f</w:t>
-      </w:r>
-      <w:r>
-        <w:rPr>
-          <w:lang w:val="sr-Cyrl-RS"/>
-        </w:rPr>
-        <w:t xml:space="preserve"> слика, добијамо </w:t>
-      </w:r>
-      <w:r>
-        <w:rPr>
-          <w:lang w:val="sr-Cyrl-RS"/>
-        </w:rPr>
-        <w:t>N</w:t>
-      </w:r>
-      <w:r>
-        <w:rPr>
-          <w:vertAlign w:val="subscript"/>
-          <w:lang w:val="en-US"/>
-        </w:rPr>
-        <w:t>f</w:t>
+        <w:t>-</w:t>
       </w:r>
       <w:r>
         <w:rPr>
@@ -2228,11 +2573,11 @@
         <w:rPr>
           <w:lang w:val="sr-Cyrl-RS"/>
         </w:rPr>
-        <w:t>-</w:t>
-      </w:r>
-      <w:r>
-        <w:rPr>
-          <w:lang w:val="en-US"/>
+        <w:t>1 поза камере</w:t>
+      </w:r>
+      <w:r>
+        <w:rPr>
+          <w:lang w:val="sr-Latn-RS"/>
         </w:rPr>
         <w:t xml:space="preserve"> </w:t>
       </w:r>
@@ -2240,39 +2585,103 @@
         <w:rPr>
           <w:lang w:val="sr-Cyrl-RS"/>
         </w:rPr>
-        <w:t>1 поза камере</w:t>
+        <w:t>[6]</w:t>
+      </w:r>
+      <w:r>
+        <w:rPr>
+          <w:lang w:val="sr-Cyrl-RS"/>
+        </w:rPr>
+        <w:t xml:space="preserve">. </w:t>
+      </w:r>
+    </w:p>
+    <w:p>
+      <w:pPr>
+        <w:pStyle w:val="1-"/>
+        <w:rPr>
+          <w:lang w:val="sr-Cyrl-RS"/>
+        </w:rPr>
+      </w:pPr>
+      <w:r>
+        <w:rPr>
+          <w:lang w:val="sr-Cyrl-RS"/>
+        </w:rPr>
+        <w:t>ПРИКУПЉАЊЕ ПОДАТАКА</w:t>
+      </w:r>
+    </w:p>
+    <w:p>
+      <w:pPr>
+        <w:pStyle w:val="0-"/>
+        <w:rPr>
+          <w:lang w:val="sr-Cyrl-RS"/>
+        </w:rPr>
+      </w:pPr>
+      <w:r>
+        <w:rPr>
+          <w:lang w:val="sr-Cyrl-RS"/>
+        </w:rPr>
+        <w:t xml:space="preserve">Како би се испитала примена ВО у мобилној роботици прикупљен је експериментални скуп података. Експерименталну поставку чине робот са диференцијалним погоном и круто постављеном камером, док се креће кроз различите </w:t>
+      </w:r>
+      <w:r>
+        <w:rPr>
+          <w:lang w:val="sr-Cyrl-RS"/>
+        </w:rPr>
+        <w:t>секвенце кретања у дефинисаном простору.</w:t>
+      </w:r>
+    </w:p>
+    <w:p>
+      <w:pPr>
+        <w:pStyle w:val="2-"/>
+      </w:pPr>
+      <w:r>
+        <w:rPr>
+          <w:lang w:val="sr-Cyrl-RS"/>
+        </w:rPr>
+        <w:t>Робот</w:t>
+      </w:r>
+    </w:p>
+    <w:p>
+      <w:pPr>
+        <w:pStyle w:val="0-"/>
+        <w:rPr>
+          <w:lang w:val="sr-Cyrl-RS"/>
+        </w:rPr>
+      </w:pPr>
+      <w:r>
+        <w:rPr>
+          <w:lang w:val="sr-Cyrl-RS"/>
+        </w:rPr>
+        <w:lastRenderedPageBreak/>
+        <w:t xml:space="preserve">За прикупљање података коришћен је мобилни робот развијен у оквиру тима </w:t>
+      </w:r>
+      <w:r>
+        <w:rPr>
+          <w:lang w:val="en-US"/>
+        </w:rPr>
+        <w:t>+</w:t>
       </w:r>
       <w:r>
         <w:rPr>
           <w:lang w:val="sr-Latn-RS"/>
         </w:rPr>
-        <w:t xml:space="preserve"> </w:t>
-      </w:r>
-      <w:r>
-        <w:rPr>
-          <w:lang w:val="sr-Cyrl-RS"/>
-        </w:rPr>
-        <w:t>[6]</w:t>
-      </w:r>
-      <w:r>
-        <w:rPr>
-          <w:lang w:val="sr-Cyrl-RS"/>
-        </w:rPr>
-        <w:t xml:space="preserve">. </w:t>
-      </w:r>
-    </w:p>
-    <w:p>
-      <w:pPr>
-        <w:pStyle w:val="1-"/>
-        <w:rPr>
-          <w:lang w:val="sr-Cyrl-RS"/>
-        </w:rPr>
-      </w:pPr>
-      <w:r>
-        <w:rPr>
-          <w:lang w:val="sr-Cyrl-RS"/>
-        </w:rPr>
-        <w:t>Процес прикупљања података</w:t>
+        <w:t>381 Robotics</w:t>
+      </w:r>
+      <w:r>
+        <w:rPr>
+          <w:lang w:val="sr-Cyrl-RS"/>
+        </w:rPr>
+        <w:t xml:space="preserve"> за такмичење </w:t>
+      </w:r>
+      <w:r>
+        <w:rPr>
+          <w:lang w:val="sr-Cyrl-RS"/>
+        </w:rPr>
+        <w:t>Eurobot Srbija 2026</w:t>
+      </w:r>
+      <w:r>
+        <w:rPr>
+          <w:lang w:val="sr-Cyrl-RS"/>
+        </w:rPr>
+        <w:t>. У наставку су описане ка које су релевантне за процес прикупљања података.</w:t>
       </w:r>
     </w:p>
     <w:p>
@@ -2286,89 +2695,7 @@
         <w:rPr>
           <w:lang w:val="sr-Cyrl-RS"/>
         </w:rPr>
-        <w:t xml:space="preserve">Како би се испитала примена ВО у мобилној роботици прикупљен је експериментални скуп података. Експерименталну поставку чине робот са диференцијалним погоном и круто постављеном камером, док се креће кроз различите </w:t>
-      </w:r>
-      <w:r>
-        <w:rPr>
-          <w:lang w:val="sr-Cyrl-RS"/>
-        </w:rPr>
-        <w:t>секвенце кретања у дефинисаном простору.</w:t>
-      </w:r>
-    </w:p>
-    <w:p>
-      <w:pPr>
-        <w:pStyle w:val="2-"/>
-      </w:pPr>
-      <w:r>
-        <w:rPr>
-          <w:lang w:val="sr-Cyrl-RS"/>
-        </w:rPr>
-        <w:t>Робот</w:t>
-      </w:r>
-    </w:p>
-    <w:p>
-      <w:pPr>
-        <w:pStyle w:val="0-"/>
-        <w:rPr>
-          <w:lang w:val="sr-Cyrl-RS"/>
-        </w:rPr>
-      </w:pPr>
-      <w:r>
-        <w:rPr>
-          <w:lang w:val="sr-Cyrl-RS"/>
-        </w:rPr>
-        <w:t xml:space="preserve">За прикупљање података коришћен је мобилни робот развијен у оквиру тима </w:t>
-      </w:r>
-      <w:r>
-        <w:rPr>
-          <w:lang w:val="en-US"/>
-        </w:rPr>
-        <w:t>+</w:t>
-      </w:r>
-      <w:r>
-        <w:rPr>
-          <w:lang w:val="sr-Latn-RS"/>
-        </w:rPr>
-        <w:t>381 Robotics</w:t>
-      </w:r>
-      <w:r>
-        <w:rPr>
-          <w:lang w:val="sr-Cyrl-RS"/>
-        </w:rPr>
-        <w:t xml:space="preserve"> за такмичење </w:t>
-      </w:r>
-      <w:r>
-        <w:rPr>
-          <w:lang w:val="sr-Cyrl-RS"/>
-        </w:rPr>
-        <w:t>Eurobot Srbija 2026</w:t>
-      </w:r>
-      <w:r>
-        <w:rPr>
-          <w:lang w:val="sr-Cyrl-RS"/>
-        </w:rPr>
-        <w:t>. У наставку су описане карактеристике робота које су релевантне за процес прикупљања података.</w:t>
-      </w:r>
-    </w:p>
-    <w:p>
-      <w:pPr>
-        <w:pStyle w:val="0-"/>
-        <w:rPr>
-          <w:lang w:val="sr-Cyrl-RS"/>
-        </w:rPr>
-      </w:pPr>
-      <w:r>
-        <w:rPr>
-          <w:lang w:val="sr-Cyrl-RS"/>
-        </w:rPr>
-        <w:t xml:space="preserve">Диференцијални погон се састоји од два независно актуисана саосна точка. Овакав тип погона има два степена слободе и уводи нехолономно ограничење: брзина базе у бочном правцу је увек 0. Три основна </w:t>
-      </w:r>
-      <w:r>
-        <w:rPr>
-          <w:lang w:val="sr-Cyrl-RS"/>
-        </w:rPr>
-        <w:lastRenderedPageBreak/>
-        <w:t>типа кретања за оваквог робота су: праволинијск</w:t>
+        <w:t>Диференцијални погон се састоји од два независно актуисана саосна точка. Овакав тип погона има два степена слободе и уводи нехолономно ограничење: брзина базе у бочном правцу је увек 0. Три основна типа кретања за оваквог робота су: праволинијск</w:t>
       </w:r>
       <w:r>
         <w:rPr>
@@ -2532,23 +2859,83 @@
     <w:p>
       <w:pPr>
         <w:pStyle w:val="0-"/>
-        <w:rPr>
-          <w:lang w:val="en-US"/>
-        </w:rPr>
-      </w:pPr>
+        <w:jc w:val="center"/>
+        <w:rPr>
+          <w:lang w:val="en-US"/>
+        </w:rPr>
+      </w:pPr>
+      <w:r>
+        <w:rPr>
+          <w:noProof/>
+          <w:lang w:val="en-US"/>
+        </w:rPr>
+        <w:drawing>
+          <wp:inline distT="0" distB="0" distL="0" distR="0" wp14:anchorId="0F941353" wp14:editId="3DA57F1C">
+            <wp:extent cx="2160000" cy="2160000"/>
+            <wp:effectExtent l="0" t="0" r="0" b="0"/>
+            <wp:docPr id="241109004" name="Picture 1"/>
+            <wp:cNvGraphicFramePr>
+              <a:graphicFrameLocks xmlns:a="http://schemas.openxmlformats.org/drawingml/2006/main" noChangeAspect="1"/>
+            </wp:cNvGraphicFramePr>
+            <a:graphic xmlns:a="http://schemas.openxmlformats.org/drawingml/2006/main">
+              <a:graphicData uri="http://schemas.openxmlformats.org/drawingml/2006/picture">
+                <pic:pic xmlns:pic="http://schemas.openxmlformats.org/drawingml/2006/picture">
+                  <pic:nvPicPr>
+                    <pic:cNvPr id="0" name="Picture 1"/>
+                    <pic:cNvPicPr>
+                      <a:picLocks noChangeAspect="1" noChangeArrowheads="1"/>
+                    </pic:cNvPicPr>
+                  </pic:nvPicPr>
+                  <pic:blipFill>
+                    <a:blip r:embed="rId9" cstate="print">
+                      <a:extLst>
+                        <a:ext uri="{28A0092B-C50C-407E-A947-70E740481C1C}">
+                          <a14:useLocalDpi xmlns:a14="http://schemas.microsoft.com/office/drawing/2010/main" val="0"/>
+                        </a:ext>
+                      </a:extLst>
+                    </a:blip>
+                    <a:srcRect/>
+                    <a:stretch>
+                      <a:fillRect/>
+                    </a:stretch>
+                  </pic:blipFill>
+                  <pic:spPr bwMode="auto">
+                    <a:xfrm>
+                      <a:off x="0" y="0"/>
+                      <a:ext cx="2160000" cy="2160000"/>
+                    </a:xfrm>
+                    <a:prstGeom prst="rect">
+                      <a:avLst/>
+                    </a:prstGeom>
+                    <a:noFill/>
+                    <a:ln>
+                      <a:noFill/>
+                    </a:ln>
+                  </pic:spPr>
+                </pic:pic>
+              </a:graphicData>
+            </a:graphic>
+          </wp:inline>
+        </w:drawing>
+      </w:r>
     </w:p>
     <w:p>
       <w:pPr>
         <w:pStyle w:val="0-"/>
-        <w:rPr>
-          <w:lang w:val="en-US"/>
-        </w:rPr>
-      </w:pPr>
-      <w:r>
-        <w:rPr>
-          <w:lang w:val="en-US"/>
-        </w:rPr>
-        <w:t>TODO: slika 1</w:t>
+        <w:jc w:val="center"/>
+        <w:rPr>
+          <w:sz w:val="18"/>
+          <w:szCs w:val="18"/>
+          <w:lang w:val="sr-Cyrl-RS"/>
+        </w:rPr>
+      </w:pPr>
+      <w:r>
+        <w:rPr>
+          <w:sz w:val="18"/>
+          <w:szCs w:val="18"/>
+          <w:lang w:val="sr-Cyrl-RS"/>
+        </w:rPr>
+        <w:t>Слика 1. Робот са означеним системима</w:t>
       </w:r>
     </w:p>
     <w:p>
@@ -2566,7 +2953,7 @@
       <w:pPr>
         <w:pStyle w:val="0-"/>
         <w:rPr>
-          <w:lang w:val="en-US"/>
+          <w:lang w:val="sr-Cyrl-RS"/>
         </w:rPr>
       </w:pPr>
       <w:r>
@@ -2657,14 +3044,6 @@
         </w:rPr>
         <w:t xml:space="preserve"> пиксела и брзином снимања од 120 слика по секунди. Калибрацијом камере су одређени унутрашњи параметри камере и коефицијенти дисторзије, који су дати у (2) и (3), респективно.</w:t>
       </w:r>
-    </w:p>
-    <w:p>
-      <w:pPr>
-        <w:pStyle w:val="0-"/>
-        <w:rPr>
-          <w:lang w:val="en-US"/>
-        </w:rPr>
-      </w:pPr>
     </w:p>
     <w:tbl>
       <w:tblPr>
@@ -2739,16 +3118,7 @@
                       <m:mr>
                         <m:e>
                           <m:r>
-                            <m:rPr>
-                              <m:sty m:val="p"/>
-                            </m:rPr>
-                            <m:t>1032.9</m:t>
-                          </m:r>
-                          <m:r>
-                            <m:rPr>
-                              <m:sty m:val="p"/>
-                            </m:rPr>
-                            <m:t>0</m:t>
+                            <m:t>1032.90</m:t>
                           </m:r>
                           <m:r>
                             <w:rPr>
@@ -2759,9 +3129,6 @@
                         </m:e>
                         <m:e>
                           <m:r>
-                            <m:rPr>
-                              <m:sty m:val="p"/>
-                            </m:rPr>
                             <m:t>0</m:t>
                           </m:r>
                           <m:ctrlPr>
@@ -2774,9 +3141,6 @@
                         </m:e>
                         <m:e>
                           <m:r>
-                            <m:rPr>
-                              <m:sty m:val="p"/>
-                            </m:rPr>
                             <w:rPr>
                               <w:rFonts w:eastAsia="Cambria Math" w:cs="Cambria Math"/>
                             </w:rPr>
@@ -2787,24 +3151,12 @@
                       <m:mr>
                         <m:e>
                           <m:r>
-                            <m:rPr>
-                              <m:sty m:val="p"/>
-                            </m:rPr>
                             <m:t>0</m:t>
                           </m:r>
                         </m:e>
                         <m:e>
                           <m:r>
-                            <m:rPr>
-                              <m:sty m:val="p"/>
-                            </m:rPr>
-                            <m:t>1032.44</m:t>
-                          </m:r>
-                          <m:r>
-                            <m:rPr>
-                              <m:sty m:val="p"/>
-                            </m:rPr>
-                            <m:t>1</m:t>
+                            <m:t>1032.441</m:t>
                           </m:r>
                           <m:r>
                             <w:rPr>
@@ -2822,9 +3174,6 @@
                         </m:e>
                         <m:e>
                           <m:r>
-                            <m:rPr>
-                              <m:sty m:val="p"/>
-                            </m:rPr>
                             <w:rPr>
                               <w:rFonts w:eastAsia="Cambria Math" w:cs="Cambria Math"/>
                             </w:rPr>
@@ -2842,16 +3191,7 @@
                       <m:mr>
                         <m:e>
                           <m:r>
-                            <m:rPr>
-                              <m:sty m:val="p"/>
-                            </m:rPr>
-                            <m:t>681.51</m:t>
-                          </m:r>
-                          <m:r>
-                            <m:rPr>
-                              <m:sty m:val="p"/>
-                            </m:rPr>
-                            <m:t>3</m:t>
+                            <m:t>681.513</m:t>
                           </m:r>
                           <m:r>
                             <w:rPr>
@@ -2869,16 +3209,7 @@
                         </m:e>
                         <m:e>
                           <m:r>
-                            <m:rPr>
-                              <m:sty m:val="p"/>
-                            </m:rPr>
-                            <m:t>317.8</m:t>
-                          </m:r>
-                          <m:r>
-                            <m:rPr>
-                              <m:sty m:val="p"/>
-                            </m:rPr>
-                            <m:t>5</m:t>
+                            <m:t>317.85</m:t>
                           </m:r>
                           <m:r>
                             <w:rPr>
@@ -2896,9 +3227,6 @@
                         </m:e>
                         <m:e>
                           <m:r>
-                            <m:rPr>
-                              <m:sty m:val="p"/>
-                            </m:rPr>
                             <w:rPr>
                               <w:rFonts w:eastAsia="Cambria Math" w:cs="Cambria Math"/>
                             </w:rPr>
@@ -3149,7 +3477,7 @@
       <w:pPr>
         <w:pStyle w:val="0-"/>
         <w:rPr>
-          <w:lang w:val="sr-Cyrl-RS"/>
+          <w:lang w:val="en-US"/>
         </w:rPr>
       </w:pPr>
       <w:r>
@@ -3197,54 +3525,46 @@
     </w:p>
     <w:p>
       <w:pPr>
+        <w:pStyle w:val="2-"/>
+      </w:pPr>
+      <w:r>
+        <w:rPr>
+          <w:lang w:val="sr-Cyrl-RS"/>
+        </w:rPr>
+        <w:t>Секвенце</w:t>
+      </w:r>
+    </w:p>
+    <w:p>
+      <w:pPr>
         <w:pStyle w:val="0-"/>
         <w:rPr>
           <w:lang w:val="sr-Cyrl-RS"/>
         </w:rPr>
       </w:pPr>
-    </w:p>
-    <w:p>
-      <w:pPr>
-        <w:pStyle w:val="2-"/>
-      </w:pPr>
-      <w:r>
-        <w:rPr>
-          <w:lang w:val="sr-Cyrl-RS"/>
-        </w:rPr>
-        <w:t>Секвенце</w:t>
+      <w:r>
+        <w:rPr>
+          <w:lang w:val="sr-Cyrl-RS"/>
+        </w:rPr>
+        <w:t>Робот се креће по столу за такмичење</w:t>
+      </w:r>
+      <w:r>
+        <w:rPr>
+          <w:lang w:val="sr-Cyrl-RS"/>
+        </w:rPr>
+        <w:t xml:space="preserve"> Eurobot 2026</w:t>
+      </w:r>
+      <w:r>
+        <w:rPr>
+          <w:lang w:val="sr-Cyrl-RS"/>
+        </w:rPr>
+        <w:t>. Димензије стола су тачно дефинисане и коришћене су за компензацију грешке одометрије са пасивних точкова. Тако коригована одометрија са точкова је коришћена као референтна путања.</w:t>
       </w:r>
     </w:p>
     <w:p>
       <w:pPr>
         <w:pStyle w:val="0-"/>
         <w:rPr>
-          <w:lang w:val="sr-Cyrl-RS"/>
-        </w:rPr>
-      </w:pPr>
-      <w:r>
-        <w:rPr>
-          <w:lang w:val="sr-Cyrl-RS"/>
-        </w:rPr>
-        <w:t>Робот се креће по столу за такмичење</w:t>
-      </w:r>
-      <w:r>
-        <w:rPr>
-          <w:lang w:val="sr-Cyrl-RS"/>
-        </w:rPr>
-        <w:t xml:space="preserve"> Eurobot 2026</w:t>
-      </w:r>
-      <w:r>
-        <w:rPr>
-          <w:lang w:val="sr-Cyrl-RS"/>
-        </w:rPr>
-        <w:t>. Димензије стола су тачно дефинисане и коришћене су за компензацију грешке одометрије са пасивних точкова. Тако коригована одометрија са точкова је коришћена као референтна путања.</w:t>
-      </w:r>
-    </w:p>
-    <w:p>
-      <w:pPr>
-        <w:pStyle w:val="0-"/>
-        <w:rPr>
-          <w:lang w:val="sr-Cyrl-RS"/>
+          <w:lang w:val="en-US"/>
         </w:rPr>
       </w:pPr>
       <w:r>
@@ -3295,13 +3615,7 @@
         <w:rPr>
           <w:lang w:val="sr-Cyrl-RS"/>
         </w:rPr>
-        <w:t xml:space="preserve">и </w:t>
-      </w:r>
-      <w:r>
-        <w:rPr>
-          <w:lang w:val="sr-Cyrl-RS"/>
-        </w:rPr>
-        <w:t xml:space="preserve"> </w:t>
+        <w:t xml:space="preserve">и  </w:t>
       </w:r>
       <m:oMath>
         <m:f>
@@ -3379,13 +3693,7 @@
         <w:rPr>
           <w:lang w:val="sr-Cyrl-RS"/>
         </w:rPr>
-        <w:t>, док су при бржим 1</w:t>
-      </w:r>
-      <w:r>
-        <w:rPr>
-          <w:lang w:val="sr-Cyrl-RS"/>
-        </w:rPr>
-        <w:t xml:space="preserve"> </w:t>
+        <w:t xml:space="preserve">, док су при бржим 1 </w:t>
       </w:r>
       <m:oMath>
         <m:f>
@@ -3491,20 +3799,115 @@
       <w:pPr>
         <w:pStyle w:val="0-"/>
         <w:rPr>
-          <w:lang w:val="sr-Cyrl-RS"/>
-        </w:rPr>
-      </w:pPr>
-      <w:r>
-        <w:rPr>
-          <w:lang w:val="en-US"/>
-        </w:rPr>
-        <w:t xml:space="preserve">TODO: slika </w:t>
-      </w:r>
-      <w:r>
-        <w:rPr>
-          <w:lang w:val="sr-Cyrl-RS"/>
-        </w:rPr>
-        <w:t>2</w:t>
+          <w:lang w:val="en-US"/>
+        </w:rPr>
+      </w:pPr>
+    </w:p>
+    <w:p>
+      <w:pPr>
+        <w:pStyle w:val="0-"/>
+        <w:rPr>
+          <w:lang w:val="en-US"/>
+        </w:rPr>
+      </w:pPr>
+      <w:r>
+        <w:rPr>
+          <w:noProof/>
+          <w:sz w:val="18"/>
+          <w:szCs w:val="18"/>
+          <w:lang w:val="sr-Cyrl-RS"/>
+        </w:rPr>
+        <w:drawing>
+          <wp:inline distT="0" distB="0" distL="0" distR="0" wp14:anchorId="3C728CFB" wp14:editId="332444F8">
+            <wp:extent cx="2959100" cy="1181735"/>
+            <wp:effectExtent l="0" t="0" r="0" b="0"/>
+            <wp:docPr id="1294768142" name="Picture 5"/>
+            <wp:cNvGraphicFramePr>
+              <a:graphicFrameLocks xmlns:a="http://schemas.openxmlformats.org/drawingml/2006/main" noChangeAspect="1"/>
+            </wp:cNvGraphicFramePr>
+            <a:graphic xmlns:a="http://schemas.openxmlformats.org/drawingml/2006/main">
+              <a:graphicData uri="http://schemas.openxmlformats.org/drawingml/2006/picture">
+                <pic:pic xmlns:pic="http://schemas.openxmlformats.org/drawingml/2006/picture">
+                  <pic:nvPicPr>
+                    <pic:cNvPr id="0" name="Picture 5"/>
+                    <pic:cNvPicPr>
+                      <a:picLocks noChangeAspect="1" noChangeArrowheads="1"/>
+                    </pic:cNvPicPr>
+                  </pic:nvPicPr>
+                  <pic:blipFill>
+                    <a:blip r:embed="rId10" cstate="print">
+                      <a:extLst>
+                        <a:ext uri="{28A0092B-C50C-407E-A947-70E740481C1C}">
+                          <a14:useLocalDpi xmlns:a14="http://schemas.microsoft.com/office/drawing/2010/main" val="0"/>
+                        </a:ext>
+                      </a:extLst>
+                    </a:blip>
+                    <a:srcRect/>
+                    <a:stretch>
+                      <a:fillRect/>
+                    </a:stretch>
+                  </pic:blipFill>
+                  <pic:spPr bwMode="auto">
+                    <a:xfrm>
+                      <a:off x="0" y="0"/>
+                      <a:ext cx="2959100" cy="1181735"/>
+                    </a:xfrm>
+                    <a:prstGeom prst="rect">
+                      <a:avLst/>
+                    </a:prstGeom>
+                    <a:noFill/>
+                    <a:ln>
+                      <a:noFill/>
+                    </a:ln>
+                  </pic:spPr>
+                </pic:pic>
+              </a:graphicData>
+            </a:graphic>
+          </wp:inline>
+        </w:drawing>
+      </w:r>
+    </w:p>
+    <w:p>
+      <w:pPr>
+        <w:pStyle w:val="0-"/>
+        <w:jc w:val="center"/>
+        <w:rPr>
+          <w:sz w:val="18"/>
+          <w:szCs w:val="18"/>
+          <w:lang w:val="sr-Cyrl-RS"/>
+        </w:rPr>
+      </w:pPr>
+      <w:r>
+        <w:rPr>
+          <w:sz w:val="18"/>
+          <w:szCs w:val="18"/>
+          <w:lang w:val="sr-Cyrl-RS"/>
+        </w:rPr>
+        <w:t>Слика</w:t>
+      </w:r>
+      <w:r>
+        <w:rPr>
+          <w:sz w:val="18"/>
+          <w:szCs w:val="18"/>
+          <w:lang w:val="sr-Cyrl-RS"/>
+        </w:rPr>
+        <w:t xml:space="preserve"> 2</w:t>
+      </w:r>
+      <w:r>
+        <w:rPr>
+          <w:sz w:val="18"/>
+          <w:szCs w:val="18"/>
+          <w:lang w:val="sr-Cyrl-RS"/>
+        </w:rPr>
+        <w:t xml:space="preserve">. </w:t>
+      </w:r>
+      <w:r>
+        <w:rPr>
+          <w:sz w:val="18"/>
+          <w:szCs w:val="18"/>
+          <w:lang w:val="sr-Cyrl-RS"/>
+        </w:rPr>
+        <w:t>Референтне путање у секвенци 1 (лево) и у секвенци 2 (десно)</w:t>
       </w:r>
     </w:p>
     <w:p>
@@ -3515,7 +3918,7 @@
         <w:rPr>
           <w:lang w:val="sr-Cyrl-RS"/>
         </w:rPr>
-        <w:t>Резултати</w:t>
+        <w:t>РЕЗУЛТАТИ</w:t>
       </w:r>
     </w:p>
     <w:p>
@@ -3645,7 +4048,38 @@
         <w:rPr>
           <w:lang w:val="sr-Cyrl-RS"/>
         </w:rPr>
-        <w:t xml:space="preserve">Резултати су приказани у табели 1. На слици 3 су приказане процењене и референтне путање за све секвенце кретања. Код </w:t>
+        <w:t xml:space="preserve">Резултати су приказани </w:t>
+      </w:r>
+      <w:r>
+        <w:rPr>
+          <w:lang w:val="sr-Cyrl-RS"/>
+        </w:rPr>
+        <w:t>на слици 3</w:t>
+      </w:r>
+      <w:r>
+        <w:rPr>
+          <w:lang w:val="sr-Cyrl-RS"/>
+        </w:rPr>
+        <w:t xml:space="preserve">. На слици </w:t>
+      </w:r>
+      <w:r>
+        <w:rPr>
+          <w:lang w:val="en-US"/>
+        </w:rPr>
+        <w:t>4</w:t>
+      </w:r>
+      <w:r>
+        <w:rPr>
+          <w:lang w:val="sr-Cyrl-RS"/>
+        </w:rPr>
+        <w:t xml:space="preserve"> су приказане процењене и референтне путање за све </w:t>
+      </w:r>
+      <w:r>
+        <w:rPr>
+          <w:lang w:val="sr-Cyrl-RS"/>
+        </w:rPr>
+        <w:lastRenderedPageBreak/>
+        <w:t xml:space="preserve">секвенце кретања. Код </w:t>
       </w:r>
       <w:r>
         <w:rPr>
@@ -3669,56 +4103,289 @@
         <w:rPr>
           <w:lang w:val="sr-Cyrl-RS"/>
         </w:rPr>
-        <w:t xml:space="preserve"> је долазило до губитка праћења на крају сваке ротације око центра робота, због чега су за поједине секвенце приказани само најдужи делови путање између два губитка праћења.</w:t>
+        <w:t xml:space="preserve"> је долазило до губитка праћења на крају сваке </w:t>
+      </w:r>
+      <w:r>
+        <w:rPr>
+          <w:lang w:val="sr-Cyrl-RS"/>
+        </w:rPr>
+        <w:t>ротације око центра робота, због чега су за поједине секвенце приказани само најдужи делови путање између два губитка праћења.</w:t>
       </w:r>
     </w:p>
     <w:p>
       <w:pPr>
         <w:pStyle w:val="0-"/>
         <w:rPr>
-          <w:lang w:val="sr-Cyrl-RS"/>
-        </w:rPr>
-      </w:pPr>
-      <w:r>
-        <w:rPr>
-          <w:lang w:val="en-US"/>
-        </w:rPr>
-        <w:t xml:space="preserve">TODO: </w:t>
-      </w:r>
-      <w:r>
-        <w:rPr>
-          <w:lang w:val="en-US"/>
-        </w:rPr>
-        <w:t>tabela 1</w:t>
-      </w:r>
+          <w:lang w:val="en-US"/>
+        </w:rPr>
+        <w:sectPr>
+          <w:type w:val="continuous"/>
+          <w:pgSz w:w="11906" w:h="16838"/>
+          <w:pgMar w:top="1134" w:right="1134" w:bottom="1134" w:left="1134" w:header="708" w:footer="708" w:gutter="0"/>
+          <w:cols w:num="2" w:space="284"/>
+          <w:docGrid w:linePitch="360"/>
+        </w:sectPr>
+      </w:pPr>
     </w:p>
     <w:p>
       <w:pPr>
         <w:pStyle w:val="0-"/>
         <w:rPr>
-          <w:lang w:val="en-US"/>
-        </w:rPr>
-      </w:pPr>
-      <w:r>
-        <w:rPr>
-          <w:lang w:val="en-US"/>
-        </w:rPr>
-        <w:t xml:space="preserve">TODO: slika </w:t>
-      </w:r>
-      <w:r>
-        <w:rPr>
+          <w:lang w:val="sr-Cyrl-RS"/>
+        </w:rPr>
+        <w:sectPr>
+          <w:type w:val="continuous"/>
+          <w:pgSz w:w="11906" w:h="16838"/>
+          <w:pgMar w:top="1134" w:right="1134" w:bottom="1134" w:left="1134" w:header="708" w:footer="708" w:gutter="0"/>
+          <w:cols w:num="2" w:space="284"/>
+          <w:docGrid w:linePitch="360"/>
+        </w:sectPr>
+      </w:pPr>
+    </w:p>
+    <w:p>
+      <w:pPr>
+        <w:pStyle w:val="0-"/>
+        <w:rPr>
+          <w:lang w:val="en-US"/>
+        </w:rPr>
+        <w:sectPr>
+          <w:type w:val="continuous"/>
+          <w:pgSz w:w="11906" w:h="16838"/>
+          <w:pgMar w:top="1134" w:right="1134" w:bottom="1134" w:left="1134" w:header="708" w:footer="708" w:gutter="0"/>
+          <w:cols w:space="284"/>
+          <w:docGrid w:linePitch="360"/>
+        </w:sectPr>
+      </w:pPr>
+    </w:p>
+    <w:p>
+      <w:pPr>
+        <w:pStyle w:val="0-"/>
+        <w:jc w:val="center"/>
+        <w:rPr>
+          <w:sz w:val="18"/>
+          <w:szCs w:val="18"/>
+          <w:lang w:val="en-US"/>
+        </w:rPr>
+      </w:pPr>
+      <w:r>
+        <w:rPr>
+          <w:noProof/>
+          <w:sz w:val="18"/>
+          <w:szCs w:val="18"/>
+          <w:lang w:val="en-US"/>
+        </w:rPr>
+        <w:drawing>
+          <wp:inline distT="0" distB="0" distL="0" distR="0" wp14:anchorId="791E2DB0" wp14:editId="360AA61B">
+            <wp:extent cx="4898003" cy="1890452"/>
+            <wp:effectExtent l="0" t="0" r="0" b="0"/>
+            <wp:docPr id="1141208381" name="Picture 10"/>
+            <wp:cNvGraphicFramePr>
+              <a:graphicFrameLocks xmlns:a="http://schemas.openxmlformats.org/drawingml/2006/main" noChangeAspect="1"/>
+            </wp:cNvGraphicFramePr>
+            <a:graphic xmlns:a="http://schemas.openxmlformats.org/drawingml/2006/main">
+              <a:graphicData uri="http://schemas.openxmlformats.org/drawingml/2006/picture">
+                <pic:pic xmlns:pic="http://schemas.openxmlformats.org/drawingml/2006/picture">
+                  <pic:nvPicPr>
+                    <pic:cNvPr id="0" name="Picture 10"/>
+                    <pic:cNvPicPr>
+                      <a:picLocks noChangeAspect="1" noChangeArrowheads="1"/>
+                    </pic:cNvPicPr>
+                  </pic:nvPicPr>
+                  <pic:blipFill>
+                    <a:blip r:embed="rId11" cstate="print">
+                      <a:extLst>
+                        <a:ext uri="{28A0092B-C50C-407E-A947-70E740481C1C}">
+                          <a14:useLocalDpi xmlns:a14="http://schemas.microsoft.com/office/drawing/2010/main" val="0"/>
+                        </a:ext>
+                      </a:extLst>
+                    </a:blip>
+                    <a:srcRect/>
+                    <a:stretch>
+                      <a:fillRect/>
+                    </a:stretch>
+                  </pic:blipFill>
+                  <pic:spPr bwMode="auto">
+                    <a:xfrm>
+                      <a:off x="0" y="0"/>
+                      <a:ext cx="4986445" cy="1924588"/>
+                    </a:xfrm>
+                    <a:prstGeom prst="rect">
+                      <a:avLst/>
+                    </a:prstGeom>
+                    <a:noFill/>
+                    <a:ln>
+                      <a:noFill/>
+                    </a:ln>
+                  </pic:spPr>
+                </pic:pic>
+              </a:graphicData>
+            </a:graphic>
+          </wp:inline>
+        </w:drawing>
+      </w:r>
+    </w:p>
+    <w:p>
+      <w:pPr>
+        <w:pStyle w:val="0-"/>
+        <w:jc w:val="center"/>
+        <w:rPr>
+          <w:sz w:val="18"/>
+          <w:szCs w:val="18"/>
+          <w:lang w:val="sr-Cyrl-RS"/>
+        </w:rPr>
+      </w:pPr>
+      <w:r>
+        <w:rPr>
+          <w:sz w:val="18"/>
+          <w:szCs w:val="18"/>
+          <w:lang w:val="sr-Cyrl-RS"/>
+        </w:rPr>
+        <w:t xml:space="preserve">Слика </w:t>
+      </w:r>
+      <w:r>
+        <w:rPr>
+          <w:sz w:val="18"/>
+          <w:szCs w:val="18"/>
           <w:lang w:val="sr-Cyrl-RS"/>
         </w:rPr>
         <w:t>3</w:t>
       </w:r>
+      <w:r>
+        <w:rPr>
+          <w:sz w:val="18"/>
+          <w:szCs w:val="18"/>
+          <w:lang w:val="sr-Cyrl-RS"/>
+        </w:rPr>
+        <w:t xml:space="preserve">. </w:t>
+      </w:r>
+      <w:r>
+        <w:rPr>
+          <w:sz w:val="18"/>
+          <w:szCs w:val="18"/>
+          <w:lang w:val="sr-Cyrl-RS"/>
+        </w:rPr>
+        <w:t>Резултати анализираних алгоритама ВО</w:t>
+      </w:r>
     </w:p>
     <w:p>
       <w:pPr>
         <w:pStyle w:val="0-"/>
-        <w:rPr>
-          <w:lang w:val="sr-Cyrl-RS"/>
-        </w:rPr>
-      </w:pPr>
+        <w:jc w:val="center"/>
+        <w:rPr>
+          <w:sz w:val="18"/>
+          <w:szCs w:val="18"/>
+          <w:lang w:val="sr-Cyrl-RS"/>
+        </w:rPr>
+      </w:pPr>
+    </w:p>
+    <w:p>
+      <w:pPr>
+        <w:pStyle w:val="0-"/>
+        <w:jc w:val="center"/>
+        <w:rPr>
+          <w:sz w:val="18"/>
+          <w:szCs w:val="18"/>
+          <w:lang w:val="en-US"/>
+        </w:rPr>
+      </w:pPr>
+      <w:r>
+        <w:rPr>
+          <w:noProof/>
+          <w:sz w:val="18"/>
+          <w:szCs w:val="18"/>
+          <w:lang w:val="en-US"/>
+        </w:rPr>
+        <w:drawing>
+          <wp:inline distT="0" distB="0" distL="0" distR="0" wp14:anchorId="0022FFD3" wp14:editId="0823B17C">
+            <wp:extent cx="4874149" cy="3414489"/>
+            <wp:effectExtent l="0" t="0" r="3175" b="0"/>
+            <wp:docPr id="70194680" name="Picture 11"/>
+            <wp:cNvGraphicFramePr>
+              <a:graphicFrameLocks xmlns:a="http://schemas.openxmlformats.org/drawingml/2006/main" noChangeAspect="1"/>
+            </wp:cNvGraphicFramePr>
+            <a:graphic xmlns:a="http://schemas.openxmlformats.org/drawingml/2006/main">
+              <a:graphicData uri="http://schemas.openxmlformats.org/drawingml/2006/picture">
+                <pic:pic xmlns:pic="http://schemas.openxmlformats.org/drawingml/2006/picture">
+                  <pic:nvPicPr>
+                    <pic:cNvPr id="0" name="Picture 11"/>
+                    <pic:cNvPicPr>
+                      <a:picLocks noChangeAspect="1" noChangeArrowheads="1"/>
+                    </pic:cNvPicPr>
+                  </pic:nvPicPr>
+                  <pic:blipFill>
+                    <a:blip r:embed="rId12" cstate="print">
+                      <a:extLst>
+                        <a:ext uri="{28A0092B-C50C-407E-A947-70E740481C1C}">
+                          <a14:useLocalDpi xmlns:a14="http://schemas.microsoft.com/office/drawing/2010/main" val="0"/>
+                        </a:ext>
+                      </a:extLst>
+                    </a:blip>
+                    <a:srcRect/>
+                    <a:stretch>
+                      <a:fillRect/>
+                    </a:stretch>
+                  </pic:blipFill>
+                  <pic:spPr bwMode="auto">
+                    <a:xfrm>
+                      <a:off x="0" y="0"/>
+                      <a:ext cx="4909891" cy="3439527"/>
+                    </a:xfrm>
+                    <a:prstGeom prst="rect">
+                      <a:avLst/>
+                    </a:prstGeom>
+                    <a:noFill/>
+                    <a:ln>
+                      <a:noFill/>
+                    </a:ln>
+                  </pic:spPr>
+                </pic:pic>
+              </a:graphicData>
+            </a:graphic>
+          </wp:inline>
+        </w:drawing>
+      </w:r>
+    </w:p>
+    <w:p>
+      <w:pPr>
+        <w:pStyle w:val="0-"/>
+        <w:jc w:val="center"/>
+        <w:rPr>
+          <w:sz w:val="18"/>
+          <w:szCs w:val="18"/>
+          <w:lang w:val="sr-Cyrl-RS"/>
+        </w:rPr>
+        <w:sectPr>
+          <w:type w:val="continuous"/>
+          <w:pgSz w:w="11906" w:h="16838"/>
+          <w:pgMar w:top="1134" w:right="1134" w:bottom="1134" w:left="1134" w:header="708" w:footer="708" w:gutter="0"/>
+          <w:cols w:space="284"/>
+          <w:docGrid w:linePitch="360"/>
+        </w:sectPr>
+      </w:pPr>
+      <w:r>
+        <w:rPr>
+          <w:sz w:val="18"/>
+          <w:szCs w:val="18"/>
+          <w:lang w:val="sr-Cyrl-RS"/>
+        </w:rPr>
+        <w:t xml:space="preserve">Слика </w:t>
+      </w:r>
+      <w:r>
+        <w:rPr>
+          <w:sz w:val="18"/>
+          <w:szCs w:val="18"/>
+          <w:lang w:val="en-US"/>
+        </w:rPr>
+        <w:t>4</w:t>
+      </w:r>
+      <w:r>
+        <w:rPr>
+          <w:sz w:val="18"/>
+          <w:szCs w:val="18"/>
+          <w:lang w:val="sr-Cyrl-RS"/>
+        </w:rPr>
+        <w:t>. Прорачунате и референтн путање у свим секвенцама</w:t>
+      </w:r>
     </w:p>
     <w:p>
       <w:pPr>
@@ -3771,7 +4438,7 @@
       <w:r>
         <w:t xml:space="preserve">[3] </w:t>
       </w:r>
-      <w:hyperlink r:id="rId9" w:history="1">
+      <w:hyperlink r:id="rId13" w:history="1">
         <w:r>
           <w:rPr>
             <w:rStyle w:val="Hyperlink"/>
@@ -3804,10 +4471,7 @@
         <w:t>[6]</w:t>
       </w:r>
       <w:r>
-        <w:t xml:space="preserve"> </w:t>
-      </w:r>
-      <w:r>
-        <w:t>TSformer-VO</w:t>
+        <w:t xml:space="preserve"> TSformer-VO</w:t>
       </w:r>
     </w:p>
     <w:p>
@@ -3818,11 +4482,7 @@
         <w:t xml:space="preserve">[7] </w:t>
       </w:r>
       <w:r>
-        <w:t>https://openaccess.thecvf.com/content_ECCV_2018/p</w:t>
-      </w:r>
-      <w:r>
-        <w:lastRenderedPageBreak/>
-        <w:t>apers/David_Schubert_Direct_Sparse_Odometry_ECCV_2018_paper.pdf</w:t>
+        <w:t>https://openaccess.thecvf.com/content_ECCV_2018/papers/David_Schubert_Direct_Sparse_Odometry_ECCV_2018_paper.pdf</w:t>
       </w:r>
     </w:p>
     <w:p>
@@ -4132,7 +4792,7 @@
             <w:r>
               <w:t xml:space="preserve"> </w:t>
             </w:r>
-            <w:hyperlink r:id="rId10" w:history="1">
+            <w:hyperlink r:id="rId14" w:history="1">
               <w:r>
                 <w:rPr>
                   <w:rStyle w:val="Hyperlink"/>
@@ -4178,7 +4838,7 @@
           <w:iCs/>
           <w:sz w:val="12"/>
           <w:szCs w:val="24"/>
-          <w:lang w:val="sr-Cyrl-RS"/>
+          <w:lang w:val="en-US"/>
         </w:rPr>
       </w:pPr>
     </w:p>

--- a/rad/zbornik/Алгоритми_за_визуелну_одометрију_са_применом_у_мобилној_роботици_Зборник_ФТН.docx
+++ b/rad/zbornik/Алгоритми_за_визуелну_одометрију_са_применом_у_мобилној_роботици_Зборник_ФТН.docx
@@ -812,23 +812,31 @@
           <w:rFonts w:eastAsiaTheme="minorEastAsia"/>
           <w:lang w:val="en-US"/>
         </w:rPr>
-        <w:t xml:space="preserve">SVO, ORB-SLAM3 </w:t>
+        <w:t>SVO, ORB-SLAM3 and</w:t>
       </w:r>
       <w:r>
         <w:rPr>
           <w:rStyle w:val="7-SadrajapstraktaikljunihreiChar"/>
           <w:rFonts w:eastAsiaTheme="minorEastAsia"/>
+          <w:lang w:val="sr-Cyrl-RS"/>
+        </w:rPr>
+        <w:t xml:space="preserve"> </w:t>
+      </w:r>
+      <w:r>
+        <w:rPr>
+          <w:rStyle w:val="7-SadrajapstraktaikljunihreiChar"/>
+          <w:rFonts w:eastAsiaTheme="minorEastAsia"/>
           <w:lang w:val="en-US"/>
         </w:rPr>
-        <w:t>and</w:t>
+        <w:t xml:space="preserve">TSformer-VO. For the purpose of evaluating the performance of the algorithms, the process of data acquisition from a mobile robot while it moves through sequences of motion is presented. The results show </w:t>
       </w:r>
       <w:r>
         <w:rPr>
           <w:rStyle w:val="7-SadrajapstraktaikljunihreiChar"/>
           <w:rFonts w:eastAsiaTheme="minorEastAsia"/>
-          <w:lang w:val="sr-Cyrl-RS"/>
-        </w:rPr>
-        <w:t xml:space="preserve"> </w:t>
+          <w:lang w:val="en-US"/>
+        </w:rPr>
+        <w:t xml:space="preserve">that </w:t>
       </w:r>
       <w:r>
         <w:rPr>
@@ -836,7 +844,7 @@
           <w:rFonts w:eastAsiaTheme="minorEastAsia"/>
           <w:lang w:val="en-US"/>
         </w:rPr>
-        <w:t>TSformer-VO</w:t>
+        <w:t>SVO achieved satisfactory rotation estimation, both at the local and global level</w:t>
       </w:r>
       <w:r>
         <w:rPr>
@@ -844,7 +852,7 @@
           <w:rFonts w:eastAsiaTheme="minorEastAsia"/>
           <w:lang w:val="en-US"/>
         </w:rPr>
-        <w:t xml:space="preserve">. For the purpose of evaluating the performance of the algorithms, the process of data acquisition from a mobile robot while it moves through sequences of motion is presented. The results show </w:t>
+        <w:t>s</w:t>
       </w:r>
       <w:r>
         <w:rPr>
@@ -852,7 +860,7 @@
           <w:rFonts w:eastAsiaTheme="minorEastAsia"/>
           <w:lang w:val="en-US"/>
         </w:rPr>
-        <w:t xml:space="preserve">that </w:t>
+        <w:t>, while it is unable to reliably estimate a</w:t>
       </w:r>
       <w:r>
         <w:rPr>
@@ -860,7 +868,7 @@
           <w:rFonts w:eastAsiaTheme="minorEastAsia"/>
           <w:lang w:val="en-US"/>
         </w:rPr>
-        <w:t>SVO achieved satisfactory rotation estimation, both at the local and global level</w:t>
+        <w:t>b</w:t>
       </w:r>
       <w:r>
         <w:rPr>
@@ -868,7 +876,7 @@
           <w:rFonts w:eastAsiaTheme="minorEastAsia"/>
           <w:lang w:val="en-US"/>
         </w:rPr>
-        <w:t>s</w:t>
+        <w:t>solute scale for translation. ORB-SLAM3 shows limitations in local motion estimation, espe</w:t>
       </w:r>
       <w:r>
         <w:rPr>
@@ -876,7 +884,7 @@
           <w:rFonts w:eastAsiaTheme="minorEastAsia"/>
           <w:lang w:val="en-US"/>
         </w:rPr>
-        <w:t>, while it is unable to reliably estimate a</w:t>
+        <w:t>c</w:t>
       </w:r>
       <w:r>
         <w:rPr>
@@ -884,7 +892,7 @@
           <w:rFonts w:eastAsiaTheme="minorEastAsia"/>
           <w:lang w:val="en-US"/>
         </w:rPr>
-        <w:t>b</w:t>
+        <w:t>ially in rotations, but good correspondence with the referen</w:t>
       </w:r>
       <w:r>
         <w:rPr>
@@ -892,7 +900,7 @@
           <w:rFonts w:eastAsiaTheme="minorEastAsia"/>
           <w:lang w:val="en-US"/>
         </w:rPr>
-        <w:t xml:space="preserve">solute scale for translation. </w:t>
+        <w:t>ce</w:t>
       </w:r>
       <w:r>
         <w:rPr>
@@ -900,63 +908,7 @@
           <w:rFonts w:eastAsiaTheme="minorEastAsia"/>
           <w:lang w:val="en-US"/>
         </w:rPr>
-        <w:t>ORB-SLAM3</w:t>
-      </w:r>
-      <w:r>
-        <w:rPr>
-          <w:rStyle w:val="7-SadrajapstraktaikljunihreiChar"/>
-          <w:rFonts w:eastAsiaTheme="minorEastAsia"/>
-          <w:lang w:val="en-US"/>
-        </w:rPr>
-        <w:t xml:space="preserve"> shows limitations in local motion estimation, espe</w:t>
-      </w:r>
-      <w:r>
-        <w:rPr>
-          <w:rStyle w:val="7-SadrajapstraktaikljunihreiChar"/>
-          <w:rFonts w:eastAsiaTheme="minorEastAsia"/>
-          <w:lang w:val="en-US"/>
-        </w:rPr>
-        <w:t>c</w:t>
-      </w:r>
-      <w:r>
-        <w:rPr>
-          <w:rStyle w:val="7-SadrajapstraktaikljunihreiChar"/>
-          <w:rFonts w:eastAsiaTheme="minorEastAsia"/>
-          <w:lang w:val="en-US"/>
-        </w:rPr>
-        <w:t>ially in rotations, but good correspondence with the referen</w:t>
-      </w:r>
-      <w:r>
-        <w:rPr>
-          <w:rStyle w:val="7-SadrajapstraktaikljunihreiChar"/>
-          <w:rFonts w:eastAsiaTheme="minorEastAsia"/>
-          <w:lang w:val="en-US"/>
-        </w:rPr>
-        <w:t>ce</w:t>
-      </w:r>
-      <w:r>
-        <w:rPr>
-          <w:rStyle w:val="7-SadrajapstraktaikljunihreiChar"/>
-          <w:rFonts w:eastAsiaTheme="minorEastAsia"/>
-          <w:lang w:val="en-US"/>
-        </w:rPr>
-        <w:t xml:space="preserve"> trajectory shows the potential of VO for localization through SLAM. </w:t>
-      </w:r>
-      <w:r>
-        <w:rPr>
-          <w:rStyle w:val="7-SadrajapstraktaikljunihreiChar"/>
-          <w:rFonts w:eastAsiaTheme="minorEastAsia"/>
-          <w:lang w:val="en-US"/>
-        </w:rPr>
-        <w:t>TSformer-VO</w:t>
-      </w:r>
-      <w:r>
-        <w:rPr>
-          <w:rStyle w:val="7-SadrajapstraktaikljunihreiChar"/>
-          <w:rFonts w:eastAsiaTheme="minorEastAsia"/>
-          <w:lang w:val="en-US"/>
-        </w:rPr>
-        <w:t xml:space="preserve"> </w:t>
+        <w:t xml:space="preserve"> trajectory shows the potential of VO for localization through SLAM. TSformer-VO </w:t>
       </w:r>
       <w:r>
         <w:rPr>
@@ -1132,7 +1084,7 @@
         <w:rPr>
           <w:lang w:val="sr-Cyrl-RS"/>
         </w:rPr>
-        <w:t>Праћење сопственог положаја у времену је један од најважнијих проблема у мобилној роботици. Недовољно брза и стабилна процена негативно утиче на управљање кретањем робота, док се константне грешке нагомилавају и полако се губи прецизна позиција робота у простору. Одометрија је основни приступ процени кретања и њен задатак је да процени промену положаја у времену на основу мерења неког сензора. Локализација има за циљ да одреди положај у познатом окружењу, чиме компензује нагомилану грешку одометрије (дрифт). Што је грешка одометрије мања, то је задатак локализације једноставнији.</w:t>
+        <w:t>Праћење сопственог положаја у времену је један од најважнијих проблема у мобилној роботици. Недовољно брза и стабилна процена негативно утиче на управљање кретањем робота, док се константне грешке нагомилавају и полако се губи прецизна позиција робота. Одометрија је основни приступ процени кретања и њен задатак је да процени промену положаја у времену на основу мерења неког сензора. Локализација има за циљ да одреди положај у познатом окружењу, чиме компензује нагомилану грешку одометрије (дрифт). Што је грешка одометрије мања, то је задатак локализације једноставнији.</w:t>
       </w:r>
     </w:p>
     <w:p>
@@ -1269,7 +1221,7 @@
           <w:rFonts w:eastAsiaTheme="minorEastAsia"/>
           <w:lang w:val="sr-Cyrl-RS"/>
         </w:rPr>
-        <w:t xml:space="preserve">Визуелна одометрија инкрементално естимира позу камере која се креће тако што прати промене у сликама које тај покрет индукује. Окружење у којем се налази камера значајно утиче на успешност ВО. Да би ВО могла да одреди кретање, потребно је да окружење буде довољно осветљено и да сцена буде статична и са довољно текстуре. Битно је да постоји довољно </w:t>
+        <w:t>Визуелна одометрија инкрементално естимира позу камере која се креће тако што прати промене у сликама које тај покрет индукује. Да би ВО могла да одреди кретање, потребно је да окружење буде довољно осветљено и да сцена буде статична и са довољно текстуре. Битно је да постоји довољно преклапање сцене изме</w:t>
       </w:r>
       <w:r>
         <w:rPr>
@@ -1277,48 +1229,48 @@
           <w:rFonts w:eastAsiaTheme="minorEastAsia"/>
           <w:lang w:val="sr-Cyrl-RS"/>
         </w:rPr>
+        <w:t>ђ</w:t>
+      </w:r>
+      <w:r>
+        <w:rPr>
+          <w:rStyle w:val="0-Char"/>
+          <w:rFonts w:eastAsiaTheme="minorEastAsia"/>
+          <w:lang w:val="sr-Cyrl-RS"/>
+        </w:rPr>
+        <w:t>у узастопних слика</w:t>
+      </w:r>
+      <w:r>
+        <w:rPr>
+          <w:rStyle w:val="0-Char"/>
+          <w:rFonts w:eastAsiaTheme="minorEastAsia"/>
+          <w:lang w:val="sr-Cyrl-RS"/>
+        </w:rPr>
+        <w:t xml:space="preserve"> </w:t>
+      </w:r>
+      <w:r>
+        <w:rPr>
+          <w:rStyle w:val="0-Char"/>
+          <w:rFonts w:eastAsiaTheme="minorEastAsia"/>
+          <w:lang w:val="en-US"/>
+        </w:rPr>
+        <w:t>[1]</w:t>
+      </w:r>
+      <w:r>
+        <w:rPr>
+          <w:rStyle w:val="0-Char"/>
+          <w:rFonts w:eastAsiaTheme="minorEastAsia"/>
+          <w:lang w:val="sr-Cyrl-RS"/>
+        </w:rPr>
+        <w:t xml:space="preserve">. Процена дубине </w:t>
+      </w:r>
+      <w:r>
+        <w:rPr>
+          <w:rStyle w:val="0-Char"/>
+          <w:rFonts w:eastAsiaTheme="minorEastAsia"/>
+          <w:lang w:val="sr-Cyrl-RS"/>
+        </w:rPr>
         <w:lastRenderedPageBreak/>
-        <w:t>преклапање сцене изме</w:t>
-      </w:r>
-      <w:r>
-        <w:rPr>
-          <w:rStyle w:val="0-Char"/>
-          <w:rFonts w:eastAsiaTheme="minorEastAsia"/>
-          <w:lang w:val="sr-Cyrl-RS"/>
-        </w:rPr>
-        <w:t>ђ</w:t>
-      </w:r>
-      <w:r>
-        <w:rPr>
-          <w:rStyle w:val="0-Char"/>
-          <w:rFonts w:eastAsiaTheme="minorEastAsia"/>
-          <w:lang w:val="sr-Cyrl-RS"/>
-        </w:rPr>
-        <w:t>у узастопних слика</w:t>
-      </w:r>
-      <w:r>
-        <w:rPr>
-          <w:rStyle w:val="0-Char"/>
-          <w:rFonts w:eastAsiaTheme="minorEastAsia"/>
-          <w:lang w:val="sr-Cyrl-RS"/>
-        </w:rPr>
-        <w:t xml:space="preserve"> </w:t>
-      </w:r>
-      <w:r>
-        <w:rPr>
-          <w:rStyle w:val="0-Char"/>
-          <w:rFonts w:eastAsiaTheme="minorEastAsia"/>
-          <w:lang w:val="en-US"/>
-        </w:rPr>
-        <w:t>[1]</w:t>
-      </w:r>
-      <w:r>
-        <w:rPr>
-          <w:rStyle w:val="0-Char"/>
-          <w:rFonts w:eastAsiaTheme="minorEastAsia"/>
-          <w:lang w:val="sr-Cyrl-RS"/>
-        </w:rPr>
-        <w:t xml:space="preserve">. Процена дубине представља основу алгоритама ВО. У случају стерео ВО, дубина сцене се рачуна на основу пиксела који се подударају у сликама леве и десне камере. На основу разлике њиховог положаја у обе слике, познатог растојања између камера (базна дистанца) и унутрашњих параметара камера, </w:t>
+        <w:t xml:space="preserve">представља основу алгоритама ВО. У случају стерео ВО, дубина сцене се рачуна на основу пиксела који се подударају у сликама леве и десне камере. На основу разлике њиховог положаја у обе слике, познатог растојања између камера (базна дистанца) и унутрашњих параметара камера, </w:t>
       </w:r>
       <w:r>
         <w:rPr>
@@ -2231,7 +2183,7 @@
           <w:rFonts w:eastAsiaTheme="minorEastAsia"/>
           <w:lang w:val="sr-Cyrl-RS"/>
         </w:rPr>
-        <w:t xml:space="preserve">Због нетачности у тој процени, фотометријска грешка може додатно да се минимизује оптимизацијом положаја </w:t>
+        <w:t>Ф</w:t>
       </w:r>
       <w:r>
         <w:rPr>
@@ -2239,7 +2191,7 @@
           <w:rFonts w:eastAsiaTheme="minorEastAsia"/>
           <w:lang w:val="sr-Cyrl-RS"/>
         </w:rPr>
-        <w:t xml:space="preserve">сваког издвојеног дела слике појединачно. </w:t>
+        <w:t xml:space="preserve">отометријска грешка може додатно да се минимизује оптимизацијом положаја </w:t>
       </w:r>
       <w:r>
         <w:rPr>
@@ -2247,7 +2199,7 @@
           <w:rFonts w:eastAsiaTheme="minorEastAsia"/>
           <w:lang w:val="sr-Cyrl-RS"/>
         </w:rPr>
-        <w:t>Овим кораком се врши нарушавање епиполарних ограничења, како би се добила већа корелација између делова слика. Последњим кораком се оптимизују поза камере и положај</w:t>
+        <w:t xml:space="preserve">сваког издвојеног дела слике појединачно. Овим кораком се врши нарушавање епиполарних ограничења, како би се добила већа </w:t>
       </w:r>
       <w:r>
         <w:rPr>
@@ -2255,6 +2207,14 @@
           <w:rFonts w:eastAsiaTheme="minorEastAsia"/>
           <w:lang w:val="sr-Cyrl-RS"/>
         </w:rPr>
+        <w:t>корелација између делова слика. Последњим кораком се оптимизују поза камере и положај</w:t>
+      </w:r>
+      <w:r>
+        <w:rPr>
+          <w:rStyle w:val="0-Char"/>
+          <w:rFonts w:eastAsiaTheme="minorEastAsia"/>
+          <w:lang w:val="sr-Cyrl-RS"/>
+        </w:rPr>
         <w:t>и</w:t>
       </w:r>
       <w:r>
@@ -2268,115 +2228,95 @@
     </w:p>
     <w:p>
       <w:pPr>
+        <w:pStyle w:val="2-"/>
+      </w:pPr>
+      <w:r>
+        <w:t>ORB-SLAM3</w:t>
+      </w:r>
+    </w:p>
+    <w:p>
+      <w:pPr>
         <w:pStyle w:val="0-"/>
-        <w:spacing w:before="120"/>
-        <w:rPr>
-          <w:rStyle w:val="0-Char"/>
-          <w:rFonts w:eastAsiaTheme="minorEastAsia"/>
-          <w:lang w:val="sr-Cyrl-RS"/>
-        </w:rPr>
-      </w:pPr>
+        <w:rPr>
+          <w:lang w:val="sr-Cyrl-RS"/>
+        </w:rPr>
+      </w:pPr>
+      <w:r>
+        <w:rPr>
+          <w:lang w:val="sr-Cyrl-RS"/>
+        </w:rPr>
+        <w:t>ORB-SLAM3</w:t>
+      </w:r>
+      <w:r>
+        <w:rPr>
+          <w:lang w:val="sr-Cyrl-RS"/>
+        </w:rPr>
+        <w:t xml:space="preserve"> је систем за визуелни </w:t>
+      </w:r>
+      <w:r>
+        <w:rPr>
+          <w:lang w:val="sr-Cyrl-RS"/>
+        </w:rPr>
+        <w:t>SLAM (Simultaneous</w:t>
+      </w:r>
+      <w:r>
+        <w:rPr>
+          <w:lang w:val="sr-Cyrl-RS"/>
+        </w:rPr>
+        <w:t xml:space="preserve"> </w:t>
+      </w:r>
+      <w:r>
+        <w:rPr>
+          <w:lang w:val="sr-Cyrl-RS"/>
+        </w:rPr>
+        <w:t>localization and mapping)</w:t>
+      </w:r>
+      <w:r>
+        <w:rPr>
+          <w:lang w:val="sr-Cyrl-RS"/>
+        </w:rPr>
+        <w:t xml:space="preserve"> заснован на карактеристичним тачкама. За разлику од многих алгоритама за ВО који се ослањају само на краткорочне информације, односно прате окружење само док се налази у погледу, </w:t>
+      </w:r>
+      <w:r>
+        <w:rPr>
+          <w:lang w:val="sr-Cyrl-RS"/>
+        </w:rPr>
+        <w:t>ORB-SLAM3</w:t>
+      </w:r>
+      <w:r>
+        <w:rPr>
+          <w:lang w:val="sr-Cyrl-RS"/>
+        </w:rPr>
+        <w:t xml:space="preserve"> користи и средњерочне информације, које се користе када се у погледу нађе претходно истражено окружење, као и дугорочне информације које омогућавају ресетовање дрифта и корекцију мапе </w:t>
+      </w:r>
+      <w:r>
+        <w:rPr>
+          <w:lang w:val="sr-Cyrl-RS"/>
+        </w:rPr>
+        <w:t>[5]</w:t>
+      </w:r>
+      <w:r>
+        <w:rPr>
+          <w:lang w:val="sr-Cyrl-RS"/>
+        </w:rPr>
+        <w:t xml:space="preserve">. </w:t>
+      </w:r>
+      <w:r>
+        <w:rPr>
+          <w:lang w:val="sr-Cyrl-RS"/>
+        </w:rPr>
+        <w:t>ORB-SLAM3</w:t>
+      </w:r>
+      <w:r>
+        <w:rPr>
+          <w:lang w:val="sr-Cyrl-RS"/>
+        </w:rPr>
+        <w:t xml:space="preserve"> је изабран не само зато што је представник метода заснованих на карактеристичним тачкама, већ и како би се обрадио утицај локализације на успешност ВО.</w:t>
+      </w:r>
     </w:p>
     <w:p>
       <w:pPr>
         <w:pStyle w:val="0-"/>
-        <w:spacing w:before="120"/>
-        <w:rPr>
-          <w:lang w:val="sr-Latn-RS"/>
-        </w:rPr>
-      </w:pPr>
-    </w:p>
-    <w:p>
-      <w:pPr>
-        <w:pStyle w:val="2-"/>
-      </w:pPr>
-      <w:r>
-        <w:t>ORB-SLAM3</w:t>
-      </w:r>
-    </w:p>
-    <w:p>
-      <w:pPr>
-        <w:pStyle w:val="0-"/>
-        <w:rPr>
-          <w:lang w:val="sr-Cyrl-RS"/>
-        </w:rPr>
-      </w:pPr>
-      <w:r>
-        <w:rPr>
-          <w:lang w:val="sr-Cyrl-RS"/>
-        </w:rPr>
-        <w:t>ORB-SLAM3</w:t>
-      </w:r>
-      <w:r>
-        <w:rPr>
-          <w:lang w:val="sr-Cyrl-RS"/>
-        </w:rPr>
-        <w:t xml:space="preserve"> је систем за визуелни </w:t>
-      </w:r>
-      <w:r>
-        <w:rPr>
-          <w:lang w:val="sr-Cyrl-RS"/>
-        </w:rPr>
-        <w:t>SLAM (Simultaneous</w:t>
-      </w:r>
-      <w:r>
-        <w:rPr>
-          <w:lang w:val="sr-Cyrl-RS"/>
-        </w:rPr>
-        <w:t xml:space="preserve"> </w:t>
-      </w:r>
-      <w:r>
-        <w:rPr>
-          <w:lang w:val="sr-Cyrl-RS"/>
-        </w:rPr>
-        <w:t>localization and mapping)</w:t>
-      </w:r>
-      <w:r>
-        <w:rPr>
-          <w:lang w:val="sr-Cyrl-RS"/>
-        </w:rPr>
-        <w:t xml:space="preserve"> заснован на карактеристичним тачкама. За разлику од многих алгоритама за ВО који се ослањају само на краткорочне информације, односно прате окружење само док се налази у погледу, </w:t>
-      </w:r>
-      <w:r>
-        <w:rPr>
-          <w:lang w:val="sr-Cyrl-RS"/>
-        </w:rPr>
-        <w:t>ORB-SLAM3</w:t>
-      </w:r>
-      <w:r>
-        <w:rPr>
-          <w:lang w:val="sr-Cyrl-RS"/>
-        </w:rPr>
-        <w:t xml:space="preserve"> користи и средњерочне информације, које се користе када се у погледу нађе претходно истражено окружење, као и дугорочне информације које омогућавају ресетовање дрифта и корекцију мапе </w:t>
-      </w:r>
-      <w:r>
-        <w:rPr>
-          <w:lang w:val="sr-Cyrl-RS"/>
-        </w:rPr>
-        <w:t>[5]</w:t>
-      </w:r>
-      <w:r>
-        <w:rPr>
-          <w:lang w:val="sr-Cyrl-RS"/>
-        </w:rPr>
-        <w:t xml:space="preserve">. </w:t>
-      </w:r>
-      <w:r>
-        <w:rPr>
-          <w:lang w:val="sr-Cyrl-RS"/>
-        </w:rPr>
-        <w:t>ORB-SLAM3</w:t>
-      </w:r>
-      <w:r>
-        <w:rPr>
-          <w:lang w:val="sr-Cyrl-RS"/>
-        </w:rPr>
-        <w:t xml:space="preserve"> је изабран не само зато што је представник метода заснованих на карактеристичним тачкама, већ и како би се обрадио утицај локализације на успешност ВО.</w:t>
-      </w:r>
-    </w:p>
-    <w:p>
-      <w:pPr>
-        <w:pStyle w:val="0-"/>
         <w:rPr>
           <w:lang w:val="sr-Cyrl-RS"/>
         </w:rPr>
@@ -2391,7 +2331,19 @@
         <w:rPr>
           <w:lang w:val="sr-Cyrl-RS"/>
         </w:rPr>
-        <w:t>, уклања редундантне и побољшава локалну мапу</w:t>
+        <w:t xml:space="preserve">, уклања редундантне </w:t>
+      </w:r>
+      <w:r>
+        <w:rPr>
+          <w:lang w:val="sr-Cyrl-RS"/>
+        </w:rPr>
+        <w:t xml:space="preserve">тачке </w:t>
+      </w:r>
+      <w:r>
+        <w:rPr>
+          <w:lang w:val="sr-Cyrl-RS"/>
+        </w:rPr>
+        <w:t>и побољшава локалну мапу</w:t>
       </w:r>
       <w:r>
         <w:rPr>
@@ -2650,52 +2602,58 @@
         <w:rPr>
           <w:lang w:val="sr-Cyrl-RS"/>
         </w:rPr>
+        <w:t xml:space="preserve">За прикупљање података коришћен је мобилни робот развијен у оквиру тима </w:t>
+      </w:r>
+      <w:r>
+        <w:rPr>
+          <w:lang w:val="en-US"/>
+        </w:rPr>
+        <w:t>+</w:t>
+      </w:r>
+      <w:r>
+        <w:rPr>
+          <w:lang w:val="sr-Latn-RS"/>
+        </w:rPr>
+        <w:t>381 Robotics</w:t>
+      </w:r>
+      <w:r>
+        <w:rPr>
+          <w:lang w:val="sr-Cyrl-RS"/>
+        </w:rPr>
+        <w:t xml:space="preserve"> за такмичење </w:t>
+      </w:r>
+      <w:r>
+        <w:rPr>
+          <w:lang w:val="sr-Cyrl-RS"/>
+        </w:rPr>
+        <w:t>Eurobot Srbija 2026</w:t>
+      </w:r>
+      <w:r>
+        <w:rPr>
+          <w:lang w:val="sr-Cyrl-RS"/>
+        </w:rPr>
+        <w:t>. У наставку су описане ка које су релевантне за процес прикупљања података.</w:t>
+      </w:r>
+    </w:p>
+    <w:p>
+      <w:pPr>
+        <w:pStyle w:val="0-"/>
+        <w:rPr>
+          <w:lang w:val="sr-Cyrl-RS"/>
+        </w:rPr>
+      </w:pPr>
+      <w:r>
+        <w:rPr>
+          <w:lang w:val="sr-Cyrl-RS"/>
+        </w:rPr>
+        <w:t xml:space="preserve">Диференцијални погон се састоји од два независно актуисана саосна точка. Овакав тип погона има два </w:t>
+      </w:r>
+      <w:r>
+        <w:rPr>
+          <w:lang w:val="sr-Cyrl-RS"/>
+        </w:rPr>
         <w:lastRenderedPageBreak/>
-        <w:t xml:space="preserve">За прикупљање података коришћен је мобилни робот развијен у оквиру тима </w:t>
-      </w:r>
-      <w:r>
-        <w:rPr>
-          <w:lang w:val="en-US"/>
-        </w:rPr>
-        <w:t>+</w:t>
-      </w:r>
-      <w:r>
-        <w:rPr>
-          <w:lang w:val="sr-Latn-RS"/>
-        </w:rPr>
-        <w:t>381 Robotics</w:t>
-      </w:r>
-      <w:r>
-        <w:rPr>
-          <w:lang w:val="sr-Cyrl-RS"/>
-        </w:rPr>
-        <w:t xml:space="preserve"> за такмичење </w:t>
-      </w:r>
-      <w:r>
-        <w:rPr>
-          <w:lang w:val="sr-Cyrl-RS"/>
-        </w:rPr>
-        <w:t>Eurobot Srbija 2026</w:t>
-      </w:r>
-      <w:r>
-        <w:rPr>
-          <w:lang w:val="sr-Cyrl-RS"/>
-        </w:rPr>
-        <w:t>. У наставку су описане ка које су релевантне за процес прикупљања података.</w:t>
-      </w:r>
-    </w:p>
-    <w:p>
-      <w:pPr>
-        <w:pStyle w:val="0-"/>
-        <w:rPr>
-          <w:lang w:val="sr-Cyrl-RS"/>
-        </w:rPr>
-      </w:pPr>
-      <w:r>
-        <w:rPr>
-          <w:lang w:val="sr-Cyrl-RS"/>
-        </w:rPr>
-        <w:t>Диференцијални погон се састоји од два независно актуисана саосна точка. Овакав тип погона има два степена слободе и уводи нехолономно ограничење: брзина базе у бочном правцу је увек 0. Три основна типа кретања за оваквог робота су: праволинијск</w:t>
+        <w:t>степена слободе и уводи нехолономно ограничење: брзина базе у бочном правцу је увек 0. Три основна типа кретања за оваквог робота су: праволинијск</w:t>
       </w:r>
       <w:r>
         <w:rPr>
@@ -3883,31 +3841,7 @@
           <w:szCs w:val="18"/>
           <w:lang w:val="sr-Cyrl-RS"/>
         </w:rPr>
-        <w:t>Слика</w:t>
-      </w:r>
-      <w:r>
-        <w:rPr>
-          <w:sz w:val="18"/>
-          <w:szCs w:val="18"/>
-          <w:lang w:val="sr-Cyrl-RS"/>
-        </w:rPr>
-        <w:t xml:space="preserve"> 2</w:t>
-      </w:r>
-      <w:r>
-        <w:rPr>
-          <w:sz w:val="18"/>
-          <w:szCs w:val="18"/>
-          <w:lang w:val="sr-Cyrl-RS"/>
-        </w:rPr>
-        <w:t xml:space="preserve">. </w:t>
-      </w:r>
-      <w:r>
-        <w:rPr>
-          <w:sz w:val="18"/>
-          <w:szCs w:val="18"/>
-          <w:lang w:val="sr-Cyrl-RS"/>
-        </w:rPr>
-        <w:t>Референтне путање у секвенци 1 (лево) и у секвенци 2 (десно)</w:t>
+        <w:t>Слика 2. Референтне путање у секвенци 1 (лево) и у секвенци 2 (десно)</w:t>
       </w:r>
     </w:p>
     <w:p>
@@ -4072,44 +4006,44 @@
         <w:rPr>
           <w:lang w:val="sr-Cyrl-RS"/>
         </w:rPr>
-        <w:t xml:space="preserve"> су приказане процењене и референтне путање за све </w:t>
+        <w:t xml:space="preserve"> су приказане процењене и референтне путање за све секвенце кретања. Код </w:t>
+      </w:r>
+      <w:r>
+        <w:rPr>
+          <w:lang w:val="sr-Cyrl-RS"/>
+        </w:rPr>
+        <w:t>SVO</w:t>
+      </w:r>
+      <w:r>
+        <w:rPr>
+          <w:lang w:val="sr-Cyrl-RS"/>
+        </w:rPr>
+        <w:t xml:space="preserve">, при секвенци 2 са већим максималним брзинама је дошло до једног губитка праћења при ротацији око центра робота. Код </w:t>
+      </w:r>
+      <w:r>
+        <w:rPr>
+          <w:lang w:val="sr-Cyrl-RS"/>
+        </w:rPr>
+        <w:t>ORB-</w:t>
       </w:r>
       <w:r>
         <w:rPr>
           <w:lang w:val="sr-Cyrl-RS"/>
         </w:rPr>
         <w:lastRenderedPageBreak/>
-        <w:t xml:space="preserve">секвенце кретања. Код </w:t>
-      </w:r>
-      <w:r>
-        <w:rPr>
-          <w:lang w:val="sr-Cyrl-RS"/>
-        </w:rPr>
-        <w:t>SVO</w:t>
-      </w:r>
-      <w:r>
-        <w:rPr>
-          <w:lang w:val="sr-Cyrl-RS"/>
-        </w:rPr>
-        <w:t xml:space="preserve">, при секвенци 2 са већим максималним брзинама је дошло до једног губитка праћења при ротацији око центра робота. Код </w:t>
-      </w:r>
-      <w:r>
-        <w:rPr>
-          <w:lang w:val="sr-Cyrl-RS"/>
-        </w:rPr>
-        <w:t>ORB-SLAM3</w:t>
-      </w:r>
-      <w:r>
-        <w:rPr>
-          <w:lang w:val="sr-Cyrl-RS"/>
-        </w:rPr>
-        <w:t xml:space="preserve"> је долазило до губитка праћења на крају сваке </w:t>
-      </w:r>
-      <w:r>
-        <w:rPr>
-          <w:lang w:val="sr-Cyrl-RS"/>
-        </w:rPr>
-        <w:t>ротације око центра робота, због чега су за поједине секвенце приказани само најдужи делови путање између два губитка праћења.</w:t>
+        <w:t>SLAM3</w:t>
+      </w:r>
+      <w:r>
+        <w:rPr>
+          <w:lang w:val="sr-Cyrl-RS"/>
+        </w:rPr>
+        <w:t xml:space="preserve"> је долазило до губитка праћења на крају сваке ротације око центра робота, због чега су за поједине </w:t>
+      </w:r>
+      <w:r>
+        <w:rPr>
+          <w:lang w:val="sr-Cyrl-RS"/>
+        </w:rPr>
+        <w:t>секвенце приказани само најдужи делови путање између два губитка праћења.</w:t>
       </w:r>
     </w:p>
     <w:p>
@@ -4240,23 +4174,7 @@
           <w:szCs w:val="18"/>
           <w:lang w:val="sr-Cyrl-RS"/>
         </w:rPr>
-        <w:t xml:space="preserve">Слика </w:t>
-      </w:r>
-      <w:r>
-        <w:rPr>
-          <w:sz w:val="18"/>
-          <w:szCs w:val="18"/>
-          <w:lang w:val="sr-Cyrl-RS"/>
-        </w:rPr>
-        <w:t>3</w:t>
-      </w:r>
-      <w:r>
-        <w:rPr>
-          <w:sz w:val="18"/>
-          <w:szCs w:val="18"/>
-          <w:lang w:val="sr-Cyrl-RS"/>
-        </w:rPr>
-        <w:t xml:space="preserve">. </w:t>
+        <w:t xml:space="preserve">Слика 3. </w:t>
       </w:r>
       <w:r>
         <w:rPr>
@@ -4400,7 +4318,41 @@
         <w:pStyle w:val="a0"/>
       </w:pPr>
       <w:r>
-        <w:t>TODO: zameni linkove i tekst</w:t>
+        <w:t>[1]</w:t>
+      </w:r>
+      <w:r>
+        <w:t xml:space="preserve"> </w:t>
+      </w:r>
+      <w:r>
+        <w:rPr>
+          <w:lang w:val="en-GB"/>
+        </w:rPr>
+        <w:t>D. Scaramuzza, F. Fraundorfer, “Visual Odometry: Part I</w:t>
+      </w:r>
+      <w:r>
+        <w:rPr>
+          <w:lang w:val="en-GB"/>
+        </w:rPr>
+        <w:t xml:space="preserve"> - </w:t>
+      </w:r>
+      <w:r>
+        <w:rPr>
+          <w:lang w:val="en-GB"/>
+        </w:rPr>
+        <w:t xml:space="preserve">The First 30 Years and Fundamentals”, </w:t>
+      </w:r>
+      <w:r>
+        <w:rPr>
+          <w:i/>
+          <w:lang w:val="en-GB"/>
+        </w:rPr>
+        <w:t>IEEE Robot. Autom. Mag.</w:t>
+      </w:r>
+      <w:r>
+        <w:rPr>
+          <w:lang w:val="en-GB"/>
+        </w:rPr>
+        <w:t>, Vol. 18, No. 4, pp. 80–92, December 2011.</w:t>
       </w:r>
     </w:p>
     <w:p>
@@ -4408,51 +4360,119 @@
         <w:pStyle w:val="a0"/>
       </w:pPr>
       <w:r>
-        <w:t>[1]</w:t>
+        <w:t>[2]</w:t>
       </w:r>
       <w:r>
         <w:t xml:space="preserve"> </w:t>
       </w:r>
       <w:r>
-        <w:t>https://www.alaakhamis.org/teaching/SPC418/reading/Visual%20odometry.pdf</w:t>
+        <w:rPr>
+          <w:lang w:val="en-GB"/>
+        </w:rPr>
+        <w:t xml:space="preserve">I. Kostavelis, E. Boukas, L. Nalpantidis, A. Gasteratos, “Stereo-Based Visual Odometry for Autonomous Robot Navigation”, </w:t>
+      </w:r>
+      <w:r>
+        <w:rPr>
+          <w:i/>
+          <w:lang w:val="en-GB"/>
+        </w:rPr>
+        <w:t>Int. J. Adv. Robot. Syst.</w:t>
+      </w:r>
+      <w:r>
+        <w:rPr>
+          <w:lang w:val="en-GB"/>
+        </w:rPr>
+        <w:t>, Vol. 13, No. 1, pp. 1–19, January 2016.</w:t>
       </w:r>
     </w:p>
     <w:p>
       <w:pPr>
         <w:pStyle w:val="a0"/>
-      </w:pPr>
-      <w:r>
-        <w:t>[2]</w:t>
-      </w:r>
-      <w:r>
+        <w:rPr>
+          <w:lang w:val="en-GB"/>
+        </w:rPr>
+      </w:pPr>
+      <w:r>
+        <w:t xml:space="preserve">[3] </w:t>
+      </w:r>
+      <w:r>
+        <w:rPr>
+          <w:lang w:val="en-GB"/>
+        </w:rPr>
+        <w:t xml:space="preserve">C. Duan, S. Junginger, J. Huang, K. Jin, K. Thurow, “Deep Learning for Visual SLAM in Transportation Robotics: A review”, </w:t>
+      </w:r>
+      <w:r>
+        <w:rPr>
+          <w:i/>
+          <w:lang w:val="en-GB"/>
+        </w:rPr>
+        <w:t>Transp. Saf. Environ.</w:t>
+      </w:r>
+      <w:r>
+        <w:rPr>
+          <w:lang w:val="en-GB"/>
+        </w:rPr>
+        <w:t>, Vol. 1, No. 3, pp. 177–184, December 2019.</w:t>
+      </w:r>
+      <w:r>
+        <w:rPr>
+          <w:lang w:val="en-GB"/>
+        </w:rPr>
         <w:t xml:space="preserve"> </w:t>
       </w:r>
-      <w:r>
-        <w:t>https://journals.sagepub.com/doi/10.5772/62099</w:t>
-      </w:r>
     </w:p>
     <w:p>
       <w:pPr>
         <w:pStyle w:val="a0"/>
       </w:pPr>
       <w:r>
-        <w:t xml:space="preserve">[3] </w:t>
-      </w:r>
-      <w:hyperlink r:id="rId13" w:history="1">
-        <w:r>
-          <w:rPr>
-            <w:rStyle w:val="Hyperlink"/>
-          </w:rPr>
-          <w:t>https://academic.oup.com/tse/article/1/3/177/5747766?login=false</w:t>
-        </w:r>
-      </w:hyperlink>
+        <w:t xml:space="preserve">[4] </w:t>
+      </w:r>
+      <w:r>
+        <w:rPr>
+          <w:lang w:val="en-GB"/>
+        </w:rPr>
+        <w:t xml:space="preserve">C. Forster, M. Pizzoli, D. Scaramuzza, “SVO: Fast Semi-Direct Monocular Visual Odometry”, </w:t>
+      </w:r>
+      <w:r>
+        <w:rPr>
+          <w:i/>
+          <w:lang w:val="en-GB"/>
+        </w:rPr>
+        <w:t>IEEE Int. Conf. Robot. Autom. (ICRA)</w:t>
+      </w:r>
+      <w:r>
+        <w:rPr>
+          <w:lang w:val="en-GB"/>
+        </w:rPr>
+        <w:t>, pp. 15–22, May 2014.</w:t>
+      </w:r>
     </w:p>
     <w:p>
       <w:pPr>
         <w:pStyle w:val="a0"/>
       </w:pPr>
       <w:r>
-        <w:t>[4] SVO</w:t>
+        <w:t xml:space="preserve">[5] </w:t>
+      </w:r>
+      <w:r>
+        <w:rPr>
+          <w:lang w:val="en-GB"/>
+        </w:rPr>
+        <w:t xml:space="preserve">C. Campos, R. Elvira, J. J. Gómez Rodríguez, J. M. M. Montiel, J. D. Tardós, “ORB-SLAM3: An Accurate Open-Source Library for Visual, Visual-Inertial and Multi-Map SLAM”, </w:t>
+      </w:r>
+      <w:r>
+        <w:rPr>
+          <w:i/>
+          <w:lang w:val="en-GB"/>
+        </w:rPr>
+        <w:t>IEEE Trans. Robot.</w:t>
+      </w:r>
+      <w:r>
+        <w:rPr>
+          <w:lang w:val="en-GB"/>
+        </w:rPr>
+        <w:t>, Vol. 37, No. 6, pp. 1874–1890, December 2021.</w:t>
       </w:r>
     </w:p>
     <w:p>
@@ -4460,7 +4480,29 @@
         <w:pStyle w:val="a0"/>
       </w:pPr>
       <w:r>
-        <w:t>[5] ORB-SLAM3</w:t>
+        <w:t>[6]</w:t>
+      </w:r>
+      <w:r>
+        <w:t xml:space="preserve"> </w:t>
+      </w:r>
+      <w:r>
+        <w:rPr>
+          <w:lang w:val="en-GB"/>
+        </w:rPr>
+        <w:t xml:space="preserve">A. O. Françani, M. R. O. A. Maximo, “Transformer-Based Model for Monocular Visual Odometry: A Video Understanding Approach”, </w:t>
+      </w:r>
+      <w:r>
+        <w:rPr>
+          <w:i/>
+          <w:lang w:val="en-GB"/>
+        </w:rPr>
+        <w:t>IEEE Access</w:t>
+      </w:r>
+      <w:r>
+        <w:rPr>
+          <w:lang w:val="en-GB"/>
+        </w:rPr>
+        <w:t>, Vol. 13, pp. 13959–13971, 2025.</w:t>
       </w:r>
     </w:p>
     <w:p>
@@ -4468,21 +4510,26 @@
         <w:pStyle w:val="a0"/>
       </w:pPr>
       <w:r>
-        <w:t>[6]</w:t>
-      </w:r>
-      <w:r>
-        <w:t xml:space="preserve"> TSformer-VO</w:t>
-      </w:r>
-    </w:p>
-    <w:p>
-      <w:pPr>
-        <w:pStyle w:val="a0"/>
-      </w:pPr>
-      <w:r>
         <w:t xml:space="preserve">[7] </w:t>
       </w:r>
       <w:r>
-        <w:t>https://openaccess.thecvf.com/content_ECCV_2018/papers/David_Schubert_Direct_Sparse_Odometry_ECCV_2018_paper.pdf</w:t>
+        <w:rPr>
+          <w:lang w:val="en-GB"/>
+        </w:rPr>
+        <w:t xml:space="preserve">D. Schubert, N. Demmel, V. Usenko, J. Stückler, D. Cremers, “Direct Sparse Odometry With Rolling Shutter”, </w:t>
+      </w:r>
+      <w:r>
+        <w:rPr>
+          <w:i/>
+          <w:lang w:val="en-GB"/>
+        </w:rPr>
+        <w:t>Eur. Conf. Comput. Vis. (ECCV)</w:t>
+      </w:r>
+      <w:r>
+        <w:rPr>
+          <w:lang w:val="en-GB"/>
+        </w:rPr>
+        <w:t>, pp. 699–714, September 2018.</w:t>
       </w:r>
     </w:p>
     <w:p>
@@ -4542,6 +4589,7 @@
                 <w:szCs w:val="18"/>
                 <w:lang w:val="sr-Cyrl-RS"/>
               </w:rPr>
+              <w:lastRenderedPageBreak/>
               <w:t>Фотографија аутора</w:t>
             </w:r>
             <w:r>
@@ -4792,7 +4840,7 @@
             <w:r>
               <w:t xml:space="preserve"> </w:t>
             </w:r>
-            <w:hyperlink r:id="rId14" w:history="1">
+            <w:hyperlink r:id="rId13" w:history="1">
               <w:r>
                 <w:rPr>
                   <w:rStyle w:val="Hyperlink"/>
